--- a/Docs/ОтчетИИ.docx
+++ b/Docs/ОтчетИИ.docx
@@ -1148,7 +1148,6 @@
           <w:rFonts w:ascii="Times New Roman" w:eastAsia="Times New Roman" w:hAnsi="Times New Roman" w:cs="Times New Roman"/>
           <w:sz w:val="28"/>
           <w:szCs w:val="28"/>
-          <w:lang w:val="ru-RU"/>
         </w:rPr>
       </w:pPr>
     </w:p>
@@ -1338,7 +1337,7 @@
           <w:r>
             <w:fldChar w:fldCharType="separate"/>
           </w:r>
-          <w:hyperlink w:anchor="_Toc228831154" w:history="1">
+          <w:hyperlink w:anchor="_Toc228856352" w:history="1">
             <w:r>
               <w:rPr>
                 <w:rStyle w:val="aff8"/>
@@ -1366,7 +1365,7 @@
                 <w:noProof/>
                 <w:webHidden/>
               </w:rPr>
-              <w:instrText xml:space="preserve"> PAGEREF _Toc228831154 \h </w:instrText>
+              <w:instrText xml:space="preserve"> PAGEREF _Toc228856352 \h </w:instrText>
             </w:r>
             <w:r>
               <w:rPr>
@@ -1413,7 +1412,7 @@
               <w14:ligatures w14:val="standardContextual"/>
             </w:rPr>
           </w:pPr>
-          <w:hyperlink w:anchor="_Toc228831155" w:history="1">
+          <w:hyperlink w:anchor="_Toc228856353" w:history="1">
             <w:r>
               <w:rPr>
                 <w:rStyle w:val="aff8"/>
@@ -1441,7 +1440,7 @@
                 <w:noProof/>
                 <w:webHidden/>
               </w:rPr>
-              <w:instrText xml:space="preserve"> PAGEREF _Toc228831155 \h </w:instrText>
+              <w:instrText xml:space="preserve"> PAGEREF _Toc228856353 \h </w:instrText>
             </w:r>
             <w:r>
               <w:rPr>
@@ -1488,7 +1487,7 @@
               <w14:ligatures w14:val="standardContextual"/>
             </w:rPr>
           </w:pPr>
-          <w:hyperlink w:anchor="_Toc228831156" w:history="1">
+          <w:hyperlink w:anchor="_Toc228856354" w:history="1">
             <w:r>
               <w:rPr>
                 <w:rStyle w:val="aff8"/>
@@ -1538,7 +1537,7 @@
                 <w:noProof/>
                 <w:webHidden/>
               </w:rPr>
-              <w:instrText xml:space="preserve"> PAGEREF _Toc228831156 \h </w:instrText>
+              <w:instrText xml:space="preserve"> PAGEREF _Toc228856354 \h </w:instrText>
             </w:r>
             <w:r>
               <w:rPr>
@@ -1585,7 +1584,7 @@
               <w14:ligatures w14:val="standardContextual"/>
             </w:rPr>
           </w:pPr>
-          <w:hyperlink w:anchor="_Toc228831157" w:history="1">
+          <w:hyperlink w:anchor="_Toc228856355" w:history="1">
             <w:r>
               <w:rPr>
                 <w:rStyle w:val="aff8"/>
@@ -1613,7 +1612,7 @@
                 <w:noProof/>
                 <w:webHidden/>
               </w:rPr>
-              <w:instrText xml:space="preserve"> PAGEREF _Toc228831157 \h </w:instrText>
+              <w:instrText xml:space="preserve"> PAGEREF _Toc228856355 \h </w:instrText>
             </w:r>
             <w:r>
               <w:rPr>
@@ -1660,7 +1659,7 @@
               <w14:ligatures w14:val="standardContextual"/>
             </w:rPr>
           </w:pPr>
-          <w:hyperlink w:anchor="_Toc228831158" w:history="1">
+          <w:hyperlink w:anchor="_Toc228856356" w:history="1">
             <w:r>
               <w:rPr>
                 <w:rStyle w:val="aff8"/>
@@ -1688,7 +1687,7 @@
                 <w:noProof/>
                 <w:webHidden/>
               </w:rPr>
-              <w:instrText xml:space="preserve"> PAGEREF _Toc228831158 \h </w:instrText>
+              <w:instrText xml:space="preserve"> PAGEREF _Toc228856356 \h </w:instrText>
             </w:r>
             <w:r>
               <w:rPr>
@@ -1735,7 +1734,7 @@
               <w14:ligatures w14:val="standardContextual"/>
             </w:rPr>
           </w:pPr>
-          <w:hyperlink w:anchor="_Toc228831159" w:history="1">
+          <w:hyperlink w:anchor="_Toc228856357" w:history="1">
             <w:r>
               <w:rPr>
                 <w:rStyle w:val="aff8"/>
@@ -1763,7 +1762,7 @@
                 <w:noProof/>
                 <w:webHidden/>
               </w:rPr>
-              <w:instrText xml:space="preserve"> PAGEREF _Toc228831159 \h </w:instrText>
+              <w:instrText xml:space="preserve"> PAGEREF _Toc228856357 \h </w:instrText>
             </w:r>
             <w:r>
               <w:rPr>
@@ -1810,7 +1809,7 @@
               <w14:ligatures w14:val="standardContextual"/>
             </w:rPr>
           </w:pPr>
-          <w:hyperlink w:anchor="_Toc228831160" w:history="1">
+          <w:hyperlink w:anchor="_Toc228856358" w:history="1">
             <w:r>
               <w:rPr>
                 <w:rStyle w:val="aff8"/>
@@ -1838,7 +1837,7 @@
                 <w:noProof/>
                 <w:webHidden/>
               </w:rPr>
-              <w:instrText xml:space="preserve"> PAGEREF _Toc228831160 \h </w:instrText>
+              <w:instrText xml:space="preserve"> PAGEREF _Toc228856358 \h </w:instrText>
             </w:r>
             <w:r>
               <w:rPr>
@@ -1885,7 +1884,7 @@
               <w14:ligatures w14:val="standardContextual"/>
             </w:rPr>
           </w:pPr>
-          <w:hyperlink w:anchor="_Toc228831161" w:history="1">
+          <w:hyperlink w:anchor="_Toc228856359" w:history="1">
             <w:r>
               <w:rPr>
                 <w:rStyle w:val="aff8"/>
@@ -1965,7 +1964,7 @@
                 <w:noProof/>
                 <w:webHidden/>
               </w:rPr>
-              <w:instrText xml:space="preserve"> PAGEREF _Toc228831161 \h </w:instrText>
+              <w:instrText xml:space="preserve"> PAGEREF _Toc228856359 \h </w:instrText>
             </w:r>
             <w:r>
               <w:rPr>
@@ -2012,7 +2011,7 @@
               <w14:ligatures w14:val="standardContextual"/>
             </w:rPr>
           </w:pPr>
-          <w:hyperlink w:anchor="_Toc228831162" w:history="1">
+          <w:hyperlink w:anchor="_Toc228856360" w:history="1">
             <w:r>
               <w:rPr>
                 <w:rStyle w:val="aff8"/>
@@ -2040,7 +2039,7 @@
                 <w:noProof/>
                 <w:webHidden/>
               </w:rPr>
-              <w:instrText xml:space="preserve"> PAGEREF _Toc228831162 \h </w:instrText>
+              <w:instrText xml:space="preserve"> PAGEREF _Toc228856360 \h </w:instrText>
             </w:r>
             <w:r>
               <w:rPr>
@@ -2087,7 +2086,7 @@
               <w14:ligatures w14:val="standardContextual"/>
             </w:rPr>
           </w:pPr>
-          <w:hyperlink w:anchor="_Toc228831163" w:history="1">
+          <w:hyperlink w:anchor="_Toc228856361" w:history="1">
             <w:r>
               <w:rPr>
                 <w:rStyle w:val="aff8"/>
@@ -2152,7 +2151,7 @@
                 <w:noProof/>
                 <w:webHidden/>
               </w:rPr>
-              <w:instrText xml:space="preserve"> PAGEREF _Toc228831163 \h </w:instrText>
+              <w:instrText xml:space="preserve"> PAGEREF _Toc228856361 \h </w:instrText>
             </w:r>
             <w:r>
               <w:rPr>
@@ -2199,7 +2198,7 @@
               <w14:ligatures w14:val="standardContextual"/>
             </w:rPr>
           </w:pPr>
-          <w:hyperlink w:anchor="_Toc228831164" w:history="1">
+          <w:hyperlink w:anchor="_Toc228856362" w:history="1">
             <w:r>
               <w:rPr>
                 <w:rStyle w:val="aff8"/>
@@ -2227,7 +2226,7 @@
                 <w:noProof/>
                 <w:webHidden/>
               </w:rPr>
-              <w:instrText xml:space="preserve"> PAGEREF _Toc228831164 \h </w:instrText>
+              <w:instrText xml:space="preserve"> PAGEREF _Toc228856362 \h </w:instrText>
             </w:r>
             <w:r>
               <w:rPr>
@@ -2274,7 +2273,7 @@
               <w14:ligatures w14:val="standardContextual"/>
             </w:rPr>
           </w:pPr>
-          <w:hyperlink w:anchor="_Toc228831165" w:history="1">
+          <w:hyperlink w:anchor="_Toc228856363" w:history="1">
             <w:r>
               <w:rPr>
                 <w:rStyle w:val="aff8"/>
@@ -2302,7 +2301,7 @@
                 <w:noProof/>
                 <w:webHidden/>
               </w:rPr>
-              <w:instrText xml:space="preserve"> PAGEREF _Toc228831165 \h </w:instrText>
+              <w:instrText xml:space="preserve"> PAGEREF _Toc228856363 \h </w:instrText>
             </w:r>
             <w:r>
               <w:rPr>
@@ -2349,7 +2348,7 @@
               <w14:ligatures w14:val="standardContextual"/>
             </w:rPr>
           </w:pPr>
-          <w:hyperlink w:anchor="_Toc228831166" w:history="1">
+          <w:hyperlink w:anchor="_Toc228856364" w:history="1">
             <w:r>
               <w:rPr>
                 <w:rStyle w:val="aff8"/>
@@ -2377,7 +2376,7 @@
                 <w:noProof/>
                 <w:webHidden/>
               </w:rPr>
-              <w:instrText xml:space="preserve"> PAGEREF _Toc228831166 \h </w:instrText>
+              <w:instrText xml:space="preserve"> PAGEREF _Toc228856364 \h </w:instrText>
             </w:r>
             <w:r>
               <w:rPr>
@@ -2424,7 +2423,7 @@
               <w14:ligatures w14:val="standardContextual"/>
             </w:rPr>
           </w:pPr>
-          <w:hyperlink w:anchor="_Toc228831167" w:history="1">
+          <w:hyperlink w:anchor="_Toc228856365" w:history="1">
             <w:r>
               <w:rPr>
                 <w:rStyle w:val="aff8"/>
@@ -2452,7 +2451,7 @@
                 <w:noProof/>
                 <w:webHidden/>
               </w:rPr>
-              <w:instrText xml:space="preserve"> PAGEREF _Toc228831167 \h </w:instrText>
+              <w:instrText xml:space="preserve"> PAGEREF _Toc228856365 \h </w:instrText>
             </w:r>
             <w:r>
               <w:rPr>
@@ -2499,7 +2498,7 @@
               <w14:ligatures w14:val="standardContextual"/>
             </w:rPr>
           </w:pPr>
-          <w:hyperlink w:anchor="_Toc228831168" w:history="1">
+          <w:hyperlink w:anchor="_Toc228856366" w:history="1">
             <w:r>
               <w:rPr>
                 <w:rStyle w:val="aff8"/>
@@ -2527,7 +2526,7 @@
                 <w:noProof/>
                 <w:webHidden/>
               </w:rPr>
-              <w:instrText xml:space="preserve"> PAGEREF _Toc228831168 \h </w:instrText>
+              <w:instrText xml:space="preserve"> PAGEREF _Toc228856366 \h </w:instrText>
             </w:r>
             <w:r>
               <w:rPr>
@@ -2574,7 +2573,7 @@
               <w14:ligatures w14:val="standardContextual"/>
             </w:rPr>
           </w:pPr>
-          <w:hyperlink w:anchor="_Toc228831169" w:history="1">
+          <w:hyperlink w:anchor="_Toc228856367" w:history="1">
             <w:r>
               <w:rPr>
                 <w:rStyle w:val="aff8"/>
@@ -2602,7 +2601,7 @@
                 <w:noProof/>
                 <w:webHidden/>
               </w:rPr>
-              <w:instrText xml:space="preserve"> PAGEREF _Toc228831169 \h </w:instrText>
+              <w:instrText xml:space="preserve"> PAGEREF _Toc228856367 \h </w:instrText>
             </w:r>
             <w:r>
               <w:rPr>
@@ -2649,7 +2648,7 @@
               <w14:ligatures w14:val="standardContextual"/>
             </w:rPr>
           </w:pPr>
-          <w:hyperlink w:anchor="_Toc228831170" w:history="1">
+          <w:hyperlink w:anchor="_Toc228856368" w:history="1">
             <w:r>
               <w:rPr>
                 <w:rStyle w:val="aff8"/>
@@ -2677,7 +2676,7 @@
                 <w:noProof/>
                 <w:webHidden/>
               </w:rPr>
-              <w:instrText xml:space="preserve"> PAGEREF _Toc228831170 \h </w:instrText>
+              <w:instrText xml:space="preserve"> PAGEREF _Toc228856368 \h </w:instrText>
             </w:r>
             <w:r>
               <w:rPr>
@@ -2697,7 +2696,7 @@
                 <w:noProof/>
                 <w:webHidden/>
               </w:rPr>
-              <w:t>24</w:t>
+              <w:t>25</w:t>
             </w:r>
             <w:r>
               <w:rPr>
@@ -2724,7 +2723,7 @@
               <w14:ligatures w14:val="standardContextual"/>
             </w:rPr>
           </w:pPr>
-          <w:hyperlink w:anchor="_Toc228831171" w:history="1">
+          <w:hyperlink w:anchor="_Toc228856369" w:history="1">
             <w:r>
               <w:rPr>
                 <w:rStyle w:val="aff8"/>
@@ -2752,7 +2751,7 @@
                 <w:noProof/>
                 <w:webHidden/>
               </w:rPr>
-              <w:instrText xml:space="preserve"> PAGEREF _Toc228831171 \h </w:instrText>
+              <w:instrText xml:space="preserve"> PAGEREF _Toc228856369 \h </w:instrText>
             </w:r>
             <w:r>
               <w:rPr>
@@ -2772,7 +2771,7 @@
                 <w:noProof/>
                 <w:webHidden/>
               </w:rPr>
-              <w:t>26</w:t>
+              <w:t>27</w:t>
             </w:r>
             <w:r>
               <w:rPr>
@@ -2799,7 +2798,7 @@
               <w14:ligatures w14:val="standardContextual"/>
             </w:rPr>
           </w:pPr>
-          <w:hyperlink w:anchor="_Toc228831172" w:history="1">
+          <w:hyperlink w:anchor="_Toc228856370" w:history="1">
             <w:r>
               <w:rPr>
                 <w:rStyle w:val="aff8"/>
@@ -2827,7 +2826,7 @@
                 <w:noProof/>
                 <w:webHidden/>
               </w:rPr>
-              <w:instrText xml:space="preserve"> PAGEREF _Toc228831172 \h </w:instrText>
+              <w:instrText xml:space="preserve"> PAGEREF _Toc228856370 \h </w:instrText>
             </w:r>
             <w:r>
               <w:rPr>
@@ -2847,7 +2846,7 @@
                 <w:noProof/>
                 <w:webHidden/>
               </w:rPr>
-              <w:t>27</w:t>
+              <w:t>28</w:t>
             </w:r>
             <w:r>
               <w:rPr>
@@ -2874,13 +2873,13 @@
               <w14:ligatures w14:val="standardContextual"/>
             </w:rPr>
           </w:pPr>
-          <w:hyperlink w:anchor="_Toc228831173" w:history="1">
+          <w:hyperlink w:anchor="_Toc228856371" w:history="1">
             <w:r>
               <w:rPr>
                 <w:rStyle w:val="aff8"/>
                 <w:noProof/>
               </w:rPr>
-              <w:t>ПРИЛОЖЕНИЕ Б</w:t>
+              <w:t>ПРИЛОЖЕНИЕ B</w:t>
             </w:r>
             <w:r>
               <w:rPr>
@@ -2901,7 +2900,7 @@
                 <w:noProof/>
                 <w:webHidden/>
               </w:rPr>
-              <w:instrText xml:space="preserve"> PAGEREF _Toc228831173 \h </w:instrText>
+              <w:instrText xml:space="preserve"> PAGEREF _Toc228856371 \h </w:instrText>
             </w:r>
             <w:r>
               <w:rPr>
@@ -2921,7 +2920,7 @@
                 <w:noProof/>
                 <w:webHidden/>
               </w:rPr>
-              <w:t>29</w:t>
+              <w:t>30</w:t>
             </w:r>
             <w:r>
               <w:rPr>
@@ -2948,14 +2947,21 @@
               <w14:ligatures w14:val="standardContextual"/>
             </w:rPr>
           </w:pPr>
-          <w:hyperlink w:anchor="_Toc228831174" w:history="1">
+          <w:hyperlink w:anchor="_Toc228856372" w:history="1">
             <w:r>
               <w:rPr>
                 <w:rStyle w:val="aff8"/>
                 <w:noProof/>
                 <w:lang w:val="ru-RU"/>
               </w:rPr>
-              <w:t>ПРИЛОЖЕНИЕ В</w:t>
+              <w:t xml:space="preserve">ПРИЛОЖЕНИЕ </w:t>
+            </w:r>
+            <w:r>
+              <w:rPr>
+                <w:rStyle w:val="aff8"/>
+                <w:noProof/>
+              </w:rPr>
+              <w:t>C</w:t>
             </w:r>
             <w:r>
               <w:rPr>
@@ -2976,7 +2982,7 @@
                 <w:noProof/>
                 <w:webHidden/>
               </w:rPr>
-              <w:instrText xml:space="preserve"> PAGEREF _Toc228831174 \h </w:instrText>
+              <w:instrText xml:space="preserve"> PAGEREF _Toc228856372 \h </w:instrText>
             </w:r>
             <w:r>
               <w:rPr>
@@ -2996,7 +3002,7 @@
                 <w:noProof/>
                 <w:webHidden/>
               </w:rPr>
-              <w:t>31</w:t>
+              <w:t>34</w:t>
             </w:r>
             <w:r>
               <w:rPr>
@@ -3038,7 +3044,7 @@
           <w:lang w:val="ru-RU"/>
         </w:rPr>
       </w:pPr>
-      <w:bookmarkStart w:id="0" w:name="_Toc228831154"/>
+      <w:bookmarkStart w:id="0" w:name="_Toc228856352"/>
       <w:r>
         <w:rPr>
           <w:lang w:val="ru-RU"/>
@@ -3667,7 +3673,7 @@
           <w:lang w:val="ru-RU"/>
         </w:rPr>
       </w:pPr>
-      <w:bookmarkStart w:id="1" w:name="_Toc228831155"/>
+      <w:bookmarkStart w:id="1" w:name="_Toc228856353"/>
       <w:r>
         <w:rPr>
           <w:lang w:val="ru-RU"/>
@@ -3684,7 +3690,7 @@
           <w:lang w:val="ru-RU"/>
         </w:rPr>
       </w:pPr>
-      <w:bookmarkStart w:id="2" w:name="_Toc228831156"/>
+      <w:bookmarkStart w:id="2" w:name="_Toc228856354"/>
       <w:r>
         <w:rPr>
           <w:lang w:val="ru-RU"/>
@@ -4570,7 +4576,7 @@
           <w:lang w:val="ru-RU"/>
         </w:rPr>
       </w:pPr>
-      <w:bookmarkStart w:id="3" w:name="_Toc228831157"/>
+      <w:bookmarkStart w:id="3" w:name="_Toc228856355"/>
       <w:r>
         <w:rPr>
           <w:lang w:val="ru-RU"/>
@@ -4587,7 +4593,7 @@
           <w:lang w:val="ru-RU"/>
         </w:rPr>
       </w:pPr>
-      <w:bookmarkStart w:id="4" w:name="_Toc228831158"/>
+      <w:bookmarkStart w:id="4" w:name="_Toc228856356"/>
       <w:r>
         <w:rPr>
           <w:lang w:val="ru-RU"/>
@@ -5076,7 +5082,7 @@
           <w:lang w:val="ru-RU"/>
         </w:rPr>
       </w:pPr>
-      <w:bookmarkStart w:id="5" w:name="_Toc228831159"/>
+      <w:bookmarkStart w:id="5" w:name="_Toc228856357"/>
       <w:r>
         <w:rPr>
           <w:lang w:val="ru-RU"/>
@@ -5945,7 +5951,7 @@
           <w:lang w:val="ru-RU"/>
         </w:rPr>
       </w:pPr>
-      <w:bookmarkStart w:id="6" w:name="_Toc228831160"/>
+      <w:bookmarkStart w:id="6" w:name="_Toc228856358"/>
       <w:r>
         <w:rPr>
           <w:lang w:val="ru-RU"/>
@@ -5962,7 +5968,7 @@
           <w:lang w:val="ru-RU"/>
         </w:rPr>
       </w:pPr>
-      <w:bookmarkStart w:id="7" w:name="_Toc228831161"/>
+      <w:bookmarkStart w:id="7" w:name="_Toc228856359"/>
       <w:r>
         <w:rPr>
           <w:lang w:val="ru-RU"/>
@@ -7398,7 +7404,7 @@
           <w:lang w:val="ru-RU"/>
         </w:rPr>
       </w:pPr>
-      <w:bookmarkStart w:id="8" w:name="_Toc228831162"/>
+      <w:bookmarkStart w:id="8" w:name="_Toc228856360"/>
       <w:r>
         <w:rPr>
           <w:lang w:val="ru-RU"/>
@@ -7969,7 +7975,7 @@
           <w:lang w:val="ru-RU"/>
         </w:rPr>
       </w:pPr>
-      <w:bookmarkStart w:id="9" w:name="_Toc228831163"/>
+      <w:bookmarkStart w:id="9" w:name="_Toc228856361"/>
       <w:r>
         <w:rPr>
           <w:lang w:val="ru-RU"/>
@@ -8903,7 +8909,7 @@
           <w:lang w:val="ru-RU"/>
         </w:rPr>
       </w:pPr>
-      <w:bookmarkStart w:id="10" w:name="_Toc228831164"/>
+      <w:bookmarkStart w:id="10" w:name="_Toc228856362"/>
       <w:r>
         <w:rPr>
           <w:lang w:val="ru-RU"/>
@@ -8920,7 +8926,7 @@
           <w:lang w:val="ru-RU"/>
         </w:rPr>
       </w:pPr>
-      <w:bookmarkStart w:id="11" w:name="_Toc228831165"/>
+      <w:bookmarkStart w:id="11" w:name="_Toc228856363"/>
       <w:r>
         <w:rPr>
           <w:lang w:val="ru-RU"/>
@@ -9270,251 +9276,55 @@
         </w:rPr>
         <w:t xml:space="preserve">-сервера в файле </w:t>
       </w:r>
-      <w:r>
-        <w:fldChar w:fldCharType="begin"/>
-      </w:r>
-      <w:r>
-        <w:instrText>HYPERLINK</w:instrText>
-      </w:r>
-      <w:r>
-        <w:rPr>
-          <w:lang w:val="ru-RU"/>
-        </w:rPr>
-        <w:instrText xml:space="preserve"> "</w:instrText>
-      </w:r>
-      <w:r>
-        <w:instrText>vscode</w:instrText>
-      </w:r>
-      <w:r>
-        <w:rPr>
-          <w:lang w:val="ru-RU"/>
-        </w:rPr>
-        <w:instrText>-</w:instrText>
-      </w:r>
-      <w:r>
-        <w:instrText>file</w:instrText>
-      </w:r>
-      <w:r>
-        <w:rPr>
-          <w:lang w:val="ru-RU"/>
-        </w:rPr>
-        <w:instrText>://</w:instrText>
-      </w:r>
-      <w:r>
-        <w:instrText>vscode</w:instrText>
-      </w:r>
-      <w:r>
-        <w:rPr>
-          <w:lang w:val="ru-RU"/>
-        </w:rPr>
-        <w:instrText>-</w:instrText>
-      </w:r>
-      <w:r>
-        <w:instrText>app</w:instrText>
-      </w:r>
-      <w:r>
-        <w:rPr>
-          <w:lang w:val="ru-RU"/>
-        </w:rPr>
-        <w:instrText>/</w:instrText>
-      </w:r>
-      <w:r>
-        <w:instrText>d</w:instrText>
-      </w:r>
-      <w:r>
-        <w:rPr>
-          <w:lang w:val="ru-RU"/>
-        </w:rPr>
-        <w:instrText>:/</w:instrText>
-      </w:r>
-      <w:r>
-        <w:instrText>Microsoft</w:instrText>
-      </w:r>
-      <w:r>
-        <w:rPr>
-          <w:lang w:val="ru-RU"/>
-        </w:rPr>
-        <w:instrText>%20</w:instrText>
-      </w:r>
-      <w:r>
-        <w:instrText>VS</w:instrText>
-      </w:r>
-      <w:r>
-        <w:rPr>
-          <w:lang w:val="ru-RU"/>
-        </w:rPr>
-        <w:instrText>%20</w:instrText>
-      </w:r>
-      <w:r>
-        <w:instrText>Code</w:instrText>
-      </w:r>
-      <w:r>
-        <w:rPr>
-          <w:lang w:val="ru-RU"/>
-        </w:rPr>
-        <w:instrText>/034</w:instrText>
-      </w:r>
-      <w:r>
-        <w:instrText>f</w:instrText>
-      </w:r>
-      <w:r>
-        <w:rPr>
-          <w:lang w:val="ru-RU"/>
-        </w:rPr>
-        <w:instrText>571</w:instrText>
-      </w:r>
-      <w:r>
-        <w:instrText>df</w:instrText>
-      </w:r>
-      <w:r>
-        <w:rPr>
-          <w:lang w:val="ru-RU"/>
-        </w:rPr>
-        <w:instrText>5/</w:instrText>
-      </w:r>
-      <w:r>
-        <w:instrText>resources</w:instrText>
-      </w:r>
-      <w:r>
-        <w:rPr>
-          <w:lang w:val="ru-RU"/>
-        </w:rPr>
-        <w:instrText>/</w:instrText>
-      </w:r>
-      <w:r>
-        <w:instrText>app</w:instrText>
-      </w:r>
-      <w:r>
-        <w:rPr>
-          <w:lang w:val="ru-RU"/>
-        </w:rPr>
-        <w:instrText>/</w:instrText>
-      </w:r>
-      <w:r>
-        <w:instrText>out</w:instrText>
-      </w:r>
-      <w:r>
-        <w:rPr>
-          <w:lang w:val="ru-RU"/>
-        </w:rPr>
-        <w:instrText>/</w:instrText>
-      </w:r>
-      <w:r>
-        <w:instrText>vs</w:instrText>
-      </w:r>
-      <w:r>
-        <w:rPr>
-          <w:lang w:val="ru-RU"/>
-        </w:rPr>
-        <w:instrText>/</w:instrText>
-      </w:r>
-      <w:r>
-        <w:instrText>code</w:instrText>
-      </w:r>
-      <w:r>
-        <w:rPr>
-          <w:lang w:val="ru-RU"/>
-        </w:rPr>
-        <w:instrText>/</w:instrText>
-      </w:r>
-      <w:r>
-        <w:instrText>electron</w:instrText>
-      </w:r>
-      <w:r>
-        <w:rPr>
-          <w:lang w:val="ru-RU"/>
-        </w:rPr>
-        <w:instrText>-</w:instrText>
-      </w:r>
-      <w:r>
-        <w:instrText>browser</w:instrText>
-      </w:r>
-      <w:r>
-        <w:rPr>
-          <w:lang w:val="ru-RU"/>
-        </w:rPr>
-        <w:instrText>/</w:instrText>
-      </w:r>
-      <w:r>
-        <w:instrText>workbench</w:instrText>
-      </w:r>
-      <w:r>
-        <w:rPr>
-          <w:lang w:val="ru-RU"/>
-        </w:rPr>
-        <w:instrText>/</w:instrText>
-      </w:r>
-      <w:r>
-        <w:instrText>workbench</w:instrText>
-      </w:r>
-      <w:r>
-        <w:rPr>
-          <w:lang w:val="ru-RU"/>
-        </w:rPr>
-        <w:instrText>.</w:instrText>
-      </w:r>
-      <w:r>
-        <w:instrText>html</w:instrText>
-      </w:r>
-      <w:r>
-        <w:rPr>
-          <w:lang w:val="ru-RU"/>
-        </w:rPr>
-        <w:instrText>"</w:instrText>
-      </w:r>
-      <w:r>
-        <w:fldChar w:fldCharType="separate"/>
-      </w:r>
-      <w:proofErr w:type="spellStart"/>
-      <w:r>
-        <w:rPr>
-          <w:rStyle w:val="aff8"/>
-          <w:rFonts w:cs="Times New Roman"/>
-        </w:rPr>
-        <w:t>api</w:t>
-      </w:r>
-      <w:proofErr w:type="spellEnd"/>
-      <w:r>
-        <w:rPr>
-          <w:rStyle w:val="aff8"/>
-          <w:rFonts w:cs="Times New Roman"/>
-          <w:lang w:val="ru-RU"/>
-        </w:rPr>
-        <w:t>_</w:t>
-      </w:r>
-      <w:r>
-        <w:rPr>
-          <w:rStyle w:val="aff8"/>
-          <w:rFonts w:cs="Times New Roman"/>
-        </w:rPr>
-        <w:t>endpoints</w:t>
-      </w:r>
-      <w:r>
-        <w:rPr>
-          <w:rStyle w:val="aff8"/>
-          <w:rFonts w:cs="Times New Roman"/>
-          <w:lang w:val="ru-RU"/>
-        </w:rPr>
-        <w:t>.</w:t>
-      </w:r>
-      <w:r>
-        <w:rPr>
-          <w:rStyle w:val="aff8"/>
-          <w:rFonts w:cs="Times New Roman"/>
-          <w:lang w:val="ru-RU"/>
-        </w:rPr>
-        <w:t xml:space="preserve"> </w:t>
-      </w:r>
-      <w:r>
-        <w:rPr>
-          <w:rStyle w:val="aff8"/>
-          <w:rFonts w:cs="Times New Roman"/>
-        </w:rPr>
-        <w:t>dart</w:t>
-      </w:r>
-      <w:r>
-        <w:fldChar w:fldCharType="end"/>
-      </w:r>
+      <w:hyperlink r:id="rId15" w:history="1">
+        <w:proofErr w:type="spellStart"/>
+        <w:r>
+          <w:rPr>
+            <w:rStyle w:val="aff8"/>
+            <w:rFonts w:cs="Times New Roman"/>
+          </w:rPr>
+          <w:t>api</w:t>
+        </w:r>
+        <w:proofErr w:type="spellEnd"/>
+        <w:r>
+          <w:rPr>
+            <w:rStyle w:val="aff8"/>
+            <w:rFonts w:cs="Times New Roman"/>
+            <w:lang w:val="ru-RU"/>
+          </w:rPr>
+          <w:t>_</w:t>
+        </w:r>
+        <w:r>
+          <w:rPr>
+            <w:rStyle w:val="aff8"/>
+            <w:rFonts w:cs="Times New Roman"/>
+          </w:rPr>
+          <w:t>endpoints</w:t>
+        </w:r>
+        <w:r>
+          <w:rPr>
+            <w:rStyle w:val="aff8"/>
+            <w:rFonts w:cs="Times New Roman"/>
+            <w:lang w:val="ru-RU"/>
+          </w:rPr>
+          <w:t>.</w:t>
+        </w:r>
+        <w:r>
+          <w:rPr>
+            <w:rStyle w:val="aff8"/>
+            <w:rFonts w:cs="Times New Roman"/>
+            <w:lang w:val="ru-RU"/>
+          </w:rPr>
+          <w:t xml:space="preserve"> </w:t>
+        </w:r>
+        <w:r>
+          <w:rPr>
+            <w:rStyle w:val="aff8"/>
+            <w:rFonts w:cs="Times New Roman"/>
+          </w:rPr>
+          <w:t>dart</w:t>
+        </w:r>
+      </w:hyperlink>
       <w:r>
         <w:rPr>
           <w:rFonts w:ascii="Times New Roman" w:hAnsi="Times New Roman" w:cs="Times New Roman"/>
@@ -9658,7 +9468,7 @@
           <w:lang w:val="ru-RU"/>
         </w:rPr>
       </w:pPr>
-      <w:bookmarkStart w:id="12" w:name="_Toc228831166"/>
+      <w:bookmarkStart w:id="12" w:name="_Toc228856364"/>
       <w:r>
         <w:rPr>
           <w:lang w:val="ru-RU"/>
@@ -9772,7 +9582,7 @@
                     <pic:cNvPicPr/>
                   </pic:nvPicPr>
                   <pic:blipFill>
-                    <a:blip r:embed="rId15"/>
+                    <a:blip r:embed="rId16"/>
                     <a:stretch>
                       <a:fillRect/>
                     </a:stretch>
@@ -9860,7 +9670,7 @@
                     <pic:cNvPicPr/>
                   </pic:nvPicPr>
                   <pic:blipFill>
-                    <a:blip r:embed="rId16"/>
+                    <a:blip r:embed="rId17"/>
                     <a:stretch>
                       <a:fillRect/>
                     </a:stretch>
@@ -9969,7 +9779,7 @@
                     <pic:cNvPicPr/>
                   </pic:nvPicPr>
                   <pic:blipFill>
-                    <a:blip r:embed="rId17"/>
+                    <a:blip r:embed="rId18"/>
                     <a:stretch>
                       <a:fillRect/>
                     </a:stretch>
@@ -10100,7 +9910,7 @@
                     <pic:cNvPicPr/>
                   </pic:nvPicPr>
                   <pic:blipFill>
-                    <a:blip r:embed="rId18"/>
+                    <a:blip r:embed="rId19"/>
                     <a:stretch>
                       <a:fillRect/>
                     </a:stretch>
@@ -10245,7 +10055,7 @@
                     <pic:cNvPicPr/>
                   </pic:nvPicPr>
                   <pic:blipFill>
-                    <a:blip r:embed="rId19"/>
+                    <a:blip r:embed="rId20"/>
                     <a:stretch>
                       <a:fillRect/>
                     </a:stretch>
@@ -10338,7 +10148,7 @@
                     <pic:cNvPicPr/>
                   </pic:nvPicPr>
                   <pic:blipFill>
-                    <a:blip r:embed="rId20"/>
+                    <a:blip r:embed="rId21"/>
                     <a:stretch>
                       <a:fillRect/>
                     </a:stretch>
@@ -10430,7 +10240,7 @@
                     <pic:cNvPicPr/>
                   </pic:nvPicPr>
                   <pic:blipFill>
-                    <a:blip r:embed="rId21"/>
+                    <a:blip r:embed="rId22"/>
                     <a:stretch>
                       <a:fillRect/>
                     </a:stretch>
@@ -10546,7 +10356,7 @@
                     <pic:cNvPicPr/>
                   </pic:nvPicPr>
                   <pic:blipFill>
-                    <a:blip r:embed="rId22"/>
+                    <a:blip r:embed="rId23"/>
                     <a:stretch>
                       <a:fillRect/>
                     </a:stretch>
@@ -10674,7 +10484,7 @@
                     <pic:cNvPicPr/>
                   </pic:nvPicPr>
                   <pic:blipFill>
-                    <a:blip r:embed="rId23"/>
+                    <a:blip r:embed="rId24"/>
                     <a:stretch>
                       <a:fillRect/>
                     </a:stretch>
@@ -10795,7 +10605,7 @@
                     <pic:cNvPicPr/>
                   </pic:nvPicPr>
                   <pic:blipFill>
-                    <a:blip r:embed="rId24"/>
+                    <a:blip r:embed="rId25"/>
                     <a:stretch>
                       <a:fillRect/>
                     </a:stretch>
@@ -10890,7 +10700,7 @@
           <w:lang w:val="ru-RU"/>
         </w:rPr>
       </w:pPr>
-      <w:bookmarkStart w:id="13" w:name="_Toc228831167"/>
+      <w:bookmarkStart w:id="13" w:name="_Toc228856365"/>
       <w:r>
         <w:rPr>
           <w:lang w:val="ru-RU"/>
@@ -10907,7 +10717,7 @@
           <w:lang w:val="ru-RU"/>
         </w:rPr>
       </w:pPr>
-      <w:bookmarkStart w:id="14" w:name="_Toc228831168"/>
+      <w:bookmarkStart w:id="14" w:name="_Toc228856366"/>
       <w:r>
         <w:rPr>
           <w:lang w:val="ru-RU"/>
@@ -13274,7 +13084,7 @@
           <w:lang w:val="ru-RU"/>
         </w:rPr>
       </w:pPr>
-      <w:bookmarkStart w:id="15" w:name="_Toc228831169"/>
+      <w:bookmarkStart w:id="15" w:name="_Toc228856367"/>
       <w:r>
         <w:rPr>
           <w:lang w:val="ru-RU"/>
@@ -14762,7 +14572,7 @@
           <w:lang w:val="ru-RU"/>
         </w:rPr>
       </w:pPr>
-      <w:bookmarkStart w:id="16" w:name="_Toc228831170"/>
+      <w:bookmarkStart w:id="16" w:name="_Toc228856368"/>
       <w:r>
         <w:rPr>
           <w:lang w:val="ru-RU"/>
@@ -15366,7 +15176,7 @@
           <w:lang w:val="ru-RU"/>
         </w:rPr>
       </w:pPr>
-      <w:bookmarkStart w:id="17" w:name="_Toc228831171"/>
+      <w:bookmarkStart w:id="17" w:name="_Toc228856369"/>
       <w:r>
         <w:rPr>
           <w:lang w:val="ru-RU"/>
@@ -16516,67 +16326,57 @@
         </w:rPr>
         <w:t xml:space="preserve">: </w:t>
       </w:r>
-      <w:r>
-        <w:fldChar w:fldCharType="begin"/>
-      </w:r>
-      <w:r>
-        <w:instrText>HYPERLINK "https://docs.flutter.dev"</w:instrText>
-      </w:r>
-      <w:r>
-        <w:fldChar w:fldCharType="separate"/>
-      </w:r>
-      <w:r>
-        <w:rPr>
-          <w:rStyle w:val="aff8"/>
-          <w:rFonts w:cs="Times New Roman"/>
-        </w:rPr>
-        <w:t>https</w:t>
-      </w:r>
-      <w:r>
-        <w:rPr>
-          <w:rStyle w:val="aff8"/>
-          <w:rFonts w:cs="Times New Roman"/>
-        </w:rPr>
-        <w:t>://</w:t>
-      </w:r>
-      <w:r>
-        <w:rPr>
-          <w:rStyle w:val="aff8"/>
-          <w:rFonts w:cs="Times New Roman"/>
-        </w:rPr>
-        <w:t>docs</w:t>
-      </w:r>
-      <w:r>
-        <w:rPr>
-          <w:rStyle w:val="aff8"/>
-          <w:rFonts w:cs="Times New Roman"/>
-        </w:rPr>
-        <w:t>.</w:t>
-      </w:r>
-      <w:r>
-        <w:rPr>
-          <w:rStyle w:val="aff8"/>
-          <w:rFonts w:cs="Times New Roman"/>
-        </w:rPr>
-        <w:t>flutter</w:t>
-      </w:r>
-      <w:r>
-        <w:rPr>
-          <w:rStyle w:val="aff8"/>
-          <w:rFonts w:cs="Times New Roman"/>
-        </w:rPr>
-        <w:t>.</w:t>
-      </w:r>
-      <w:r>
-        <w:rPr>
-          <w:rStyle w:val="aff8"/>
-          <w:rFonts w:cs="Times New Roman"/>
-        </w:rPr>
-        <w:t>dev</w:t>
-      </w:r>
-      <w:r>
-        <w:fldChar w:fldCharType="end"/>
-      </w:r>
+      <w:hyperlink r:id="rId26" w:history="1">
+        <w:r>
+          <w:rPr>
+            <w:rStyle w:val="aff8"/>
+            <w:rFonts w:cs="Times New Roman"/>
+          </w:rPr>
+          <w:t>https</w:t>
+        </w:r>
+        <w:r>
+          <w:rPr>
+            <w:rStyle w:val="aff8"/>
+            <w:rFonts w:cs="Times New Roman"/>
+          </w:rPr>
+          <w:t>://</w:t>
+        </w:r>
+        <w:r>
+          <w:rPr>
+            <w:rStyle w:val="aff8"/>
+            <w:rFonts w:cs="Times New Roman"/>
+          </w:rPr>
+          <w:t>docs</w:t>
+        </w:r>
+        <w:r>
+          <w:rPr>
+            <w:rStyle w:val="aff8"/>
+            <w:rFonts w:cs="Times New Roman"/>
+          </w:rPr>
+          <w:t>.</w:t>
+        </w:r>
+        <w:r>
+          <w:rPr>
+            <w:rStyle w:val="aff8"/>
+            <w:rFonts w:cs="Times New Roman"/>
+          </w:rPr>
+          <w:t>flutter</w:t>
+        </w:r>
+        <w:r>
+          <w:rPr>
+            <w:rStyle w:val="aff8"/>
+            <w:rFonts w:cs="Times New Roman"/>
+          </w:rPr>
+          <w:t>.</w:t>
+        </w:r>
+        <w:r>
+          <w:rPr>
+            <w:rStyle w:val="aff8"/>
+            <w:rFonts w:cs="Times New Roman"/>
+          </w:rPr>
+          <w:t>dev</w:t>
+        </w:r>
+      </w:hyperlink>
       <w:r>
         <w:rPr>
           <w:rFonts w:ascii="Times New Roman" w:hAnsi="Times New Roman" w:cs="Times New Roman"/>
@@ -16624,7 +16424,7 @@
           <w:lang w:val="ru-RU"/>
         </w:rPr>
       </w:pPr>
-      <w:bookmarkStart w:id="18" w:name="_Toc228831172"/>
+      <w:bookmarkStart w:id="18" w:name="_Toc228856370"/>
       <w:r>
         <w:rPr>
           <w:lang w:val="ru-RU"/>
@@ -18391,15 +18191,15 @@
       <w:pPr>
         <w:pStyle w:val="1"/>
       </w:pPr>
-      <w:bookmarkStart w:id="19" w:name="_Toc228831173"/>
+      <w:bookmarkStart w:id="19" w:name="_Toc228856371"/>
       <w:r>
         <w:lastRenderedPageBreak/>
         <w:t xml:space="preserve">ПРИЛОЖЕНИЕ </w:t>
       </w:r>
+      <w:r>
+        <w:t>B</w:t>
+      </w:r>
       <w:bookmarkEnd w:id="19"/>
-      <w:r>
-        <w:t>B</w:t>
-      </w:r>
     </w:p>
     <w:p>
       <w:pPr>
@@ -22909,7 +22709,7 @@
           <w:lang w:val="ru-RU"/>
         </w:rPr>
       </w:pPr>
-      <w:bookmarkStart w:id="20" w:name="_Toc228831174"/>
+      <w:bookmarkStart w:id="20" w:name="_Toc228856372"/>
       <w:r>
         <w:rPr>
           <w:lang w:val="ru-RU"/>
@@ -22917,10 +22717,10 @@
         <w:lastRenderedPageBreak/>
         <w:t xml:space="preserve">ПРИЛОЖЕНИЕ </w:t>
       </w:r>
+      <w:r>
+        <w:t>C</w:t>
+      </w:r>
       <w:bookmarkEnd w:id="20"/>
-      <w:r>
-        <w:t>C</w:t>
-      </w:r>
     </w:p>
     <w:p>
       <w:pPr>
@@ -24167,7 +23967,7 @@
       </w:r>
     </w:p>
     <w:sectPr>
-      <w:footerReference w:type="default" r:id="rId25"/>
+      <w:footerReference w:type="default" r:id="rId27"/>
       <w:pgSz w:w="11906" w:h="16838"/>
       <w:pgMar w:top="1134" w:right="850" w:bottom="1134" w:left="1701" w:header="720" w:footer="720" w:gutter="0"/>
       <w:cols w:space="720"/>

--- a/Docs/ОтчетИИ.docx
+++ b/Docs/ОтчетИИ.docx
@@ -1,6 +1,6 @@
 
 <file path=word/document.xml><?xml version="1.0" encoding="utf-8"?>
-<w:document xmlns:wpc="http://schemas.microsoft.com/office/word/2010/wordprocessingCanvas" xmlns:cx="http://schemas.microsoft.com/office/drawing/2014/chartex" xmlns:cx1="http://schemas.microsoft.com/office/drawing/2015/9/8/chartex" xmlns:cx2="http://schemas.microsoft.com/office/drawing/2015/10/21/chartex" xmlns:cx3="http://schemas.microsoft.com/office/drawing/2016/5/9/chartex" xmlns:cx4="http://schemas.microsoft.com/office/drawing/2016/5/10/chartex" xmlns:cx5="http://schemas.microsoft.com/office/drawing/2016/5/11/chartex" xmlns:cx6="http://schemas.microsoft.com/office/drawing/2016/5/12/chartex" xmlns:cx7="http://schemas.microsoft.com/office/drawing/2016/5/13/chartex" xmlns:cx8="http://schemas.microsoft.com/office/drawing/2016/5/14/chartex" xmlns:mc="http://schemas.openxmlformats.org/markup-compatibility/2006" xmlns:aink="http://schemas.microsoft.com/office/drawing/2016/ink" xmlns:am3d="http://schemas.microsoft.com/office/drawing/2017/model3d" xmlns:o="urn:schemas-microsoft-com:office:office" xmlns:oel="http://schemas.microsoft.com/office/2019/extlst" xmlns:r="http://schemas.openxmlformats.org/officeDocument/2006/relationships" xmlns:m="http://schemas.openxmlformats.org/officeDocument/2006/math" xmlns:v="urn:schemas-microsoft-com:vml" xmlns:wp14="http://schemas.microsoft.com/office/word/2010/wordprocessingDrawing" xmlns:wp="http://schemas.openxmlformats.org/drawingml/2006/wordprocessingDrawing" xmlns:w10="urn:schemas-microsoft-com:office:word" xmlns:w="http://schemas.openxmlformats.org/wordprocessingml/2006/main" xmlns:w14="http://schemas.microsoft.com/office/word/2010/wordml" xmlns:w15="http://schemas.microsoft.com/office/word/2012/wordml" xmlns:w16cex="http://schemas.microsoft.com/office/word/2018/wordml/cex" xmlns:w16cid="http://schemas.microsoft.com/office/word/2016/wordml/cid" xmlns:w16="http://schemas.microsoft.com/office/word/2018/wordml" xmlns:w16du="http://schemas.microsoft.com/office/word/2023/wordml/word16du" xmlns:w16sdtdh="http://schemas.microsoft.com/office/word/2020/wordml/sdtdatahash" xmlns:w16sdtfl="http://schemas.microsoft.com/office/word/2024/wordml/sdtformatlock" xmlns:w16se="http://schemas.microsoft.com/office/word/2015/wordml/symex" xmlns:wpg="http://schemas.microsoft.com/office/word/2010/wordprocessingGroup" xmlns:wpi="http://schemas.microsoft.com/office/word/2010/wordprocessingInk" xmlns:wne="http://schemas.microsoft.com/office/word/2006/wordml" xmlns:wps="http://schemas.microsoft.com/office/word/2010/wordprocessingShape" mc:Ignorable="w14 w15 w16se w16cid w16 w16cex w16sdtdh w16sdtfl w16du wp14">
+<w:document xmlns:wpc="http://schemas.microsoft.com/office/word/2010/wordprocessingCanvas" xmlns:cx="http://schemas.microsoft.com/office/drawing/2014/chartex" xmlns:cx1="http://schemas.microsoft.com/office/drawing/2015/9/8/chartex" xmlns:cx2="http://schemas.microsoft.com/office/drawing/2015/10/21/chartex" xmlns:cx3="http://schemas.microsoft.com/office/drawing/2016/5/9/chartex" xmlns:cx4="http://schemas.microsoft.com/office/drawing/2016/5/10/chartex" xmlns:cx5="http://schemas.microsoft.com/office/drawing/2016/5/11/chartex" xmlns:cx6="http://schemas.microsoft.com/office/drawing/2016/5/12/chartex" xmlns:cx7="http://schemas.microsoft.com/office/drawing/2016/5/13/chartex" xmlns:cx8="http://schemas.microsoft.com/office/drawing/2016/5/14/chartex" xmlns:mc="http://schemas.openxmlformats.org/markup-compatibility/2006" xmlns:aink="http://schemas.microsoft.com/office/drawing/2016/ink" xmlns:am3d="http://schemas.microsoft.com/office/drawing/2017/model3d" xmlns:o="urn:schemas-microsoft-com:office:office" xmlns:r="http://schemas.openxmlformats.org/officeDocument/2006/relationships" xmlns:m="http://schemas.openxmlformats.org/officeDocument/2006/math" xmlns:v="urn:schemas-microsoft-com:vml" xmlns:wp14="http://schemas.microsoft.com/office/word/2010/wordprocessingDrawing" xmlns:wp="http://schemas.openxmlformats.org/drawingml/2006/wordprocessingDrawing" xmlns:w10="urn:schemas-microsoft-com:office:word" xmlns:w="http://schemas.openxmlformats.org/wordprocessingml/2006/main" xmlns:w14="http://schemas.microsoft.com/office/word/2010/wordml" xmlns:w15="http://schemas.microsoft.com/office/word/2012/wordml" xmlns:w16cex="http://schemas.microsoft.com/office/word/2018/wordml/cex" xmlns:w16cid="http://schemas.microsoft.com/office/word/2016/wordml/cid" xmlns:w16="http://schemas.microsoft.com/office/word/2018/wordml" xmlns:w16sdtdh="http://schemas.microsoft.com/office/word/2020/wordml/sdtdatahash" xmlns:w16se="http://schemas.microsoft.com/office/word/2015/wordml/symex" xmlns:wpg="http://schemas.microsoft.com/office/word/2010/wordprocessingGroup" xmlns:wpi="http://schemas.microsoft.com/office/word/2010/wordprocessingInk" xmlns:wne="http://schemas.microsoft.com/office/word/2006/wordml" xmlns:wps="http://schemas.microsoft.com/office/word/2010/wordprocessingShape" mc:Ignorable="w14 w15 w16se w16cid w16 w16cex w16sdtdh wp14">
   <w:body>
     <w:p>
       <w:pPr>
@@ -1148,6 +1148,7 @@
           <w:rFonts w:ascii="Times New Roman" w:eastAsia="Times New Roman" w:hAnsi="Times New Roman" w:cs="Times New Roman"/>
           <w:sz w:val="28"/>
           <w:szCs w:val="28"/>
+          <w:lang w:val="ru-RU"/>
         </w:rPr>
       </w:pPr>
     </w:p>
@@ -3191,7 +3192,15 @@
           <w:sz w:val="28"/>
           <w:lang w:val="ru-RU"/>
         </w:rPr>
-        <w:t>1) провести анализ предметной области и обосновать выбор технологий;</w:t>
+        <w:t xml:space="preserve">1) провести анализ </w:t>
+      </w:r>
+      <w:r>
+        <w:rPr>
+          <w:rFonts w:ascii="Times New Roman" w:hAnsi="Times New Roman" w:cs="Times New Roman"/>
+          <w:sz w:val="28"/>
+          <w:lang w:val="ru-RU"/>
+        </w:rPr>
+        <w:t>предметной области и обосновать выбор технологий;</w:t>
       </w:r>
     </w:p>
     <w:p>
@@ -3361,7 +3370,15 @@
           <w:sz w:val="28"/>
           <w:lang w:val="ru-RU"/>
         </w:rPr>
-        <w:t xml:space="preserve">5) обеспечить аутентификацию пользователей с использованием </w:t>
+        <w:t>5) обесп</w:t>
+      </w:r>
+      <w:r>
+        <w:rPr>
+          <w:rFonts w:ascii="Times New Roman" w:hAnsi="Times New Roman" w:cs="Times New Roman"/>
+          <w:sz w:val="28"/>
+          <w:lang w:val="ru-RU"/>
+        </w:rPr>
+        <w:t xml:space="preserve">ечить аутентификацию пользователей с использованием </w:t>
       </w:r>
       <w:r>
         <w:rPr>
@@ -3649,7 +3666,15 @@
           <w:sz w:val="28"/>
           <w:lang w:val="ru-RU"/>
         </w:rPr>
-        <w:t>) — для аутентификации и авторизации.</w:t>
+        <w:t xml:space="preserve">) — для аутентификации и </w:t>
+      </w:r>
+      <w:r>
+        <w:rPr>
+          <w:rFonts w:ascii="Times New Roman" w:hAnsi="Times New Roman" w:cs="Times New Roman"/>
+          <w:sz w:val="28"/>
+          <w:lang w:val="ru-RU"/>
+        </w:rPr>
+        <w:t>авторизации.</w:t>
       </w:r>
     </w:p>
     <w:p>
@@ -3786,7 +3811,15 @@
           <w:sz w:val="28"/>
           <w:lang w:val="ru-RU"/>
         </w:rPr>
-        <w:t>-диаграмма, описывающая функциональные требования системы с точки зрения взаимодействия пользователей (акторов) с системой. Она позволяет наглядно представить, какие операции доступны каждому типу пользователей.</w:t>
+        <w:t>-диаграмма, описывающая функциональные требования системы с точки зрения взаимодействия пользователей (акторов) с сис</w:t>
+      </w:r>
+      <w:r>
+        <w:rPr>
+          <w:rFonts w:ascii="Times New Roman" w:hAnsi="Times New Roman" w:cs="Times New Roman"/>
+          <w:sz w:val="28"/>
+          <w:lang w:val="ru-RU"/>
+        </w:rPr>
+        <w:t>темой. Она позволяет наглядно представить, какие операции доступны каждому типу пользователей.</w:t>
       </w:r>
     </w:p>
     <w:p>
@@ -4321,7 +4354,15 @@
           <w:sz w:val="28"/>
           <w:lang w:val="ru-RU"/>
         </w:rPr>
-        <w:t>– отвечать на анонимные сообщения в отдельных диалогах</w:t>
+        <w:t xml:space="preserve">– отвечать на анонимные </w:t>
+      </w:r>
+      <w:r>
+        <w:rPr>
+          <w:rFonts w:ascii="Times New Roman" w:hAnsi="Times New Roman" w:cs="Times New Roman"/>
+          <w:sz w:val="28"/>
+          <w:lang w:val="ru-RU"/>
+        </w:rPr>
+        <w:t>сообщения в отдельных диалогах</w:t>
       </w:r>
       <w:r>
         <w:rPr>
@@ -4371,17 +4412,31 @@
           <w:lang w:val="ru-RU"/>
         </w:rPr>
       </w:pPr>
-      <w:r>
-        <w:rPr>
-          <w:noProof/>
+    </w:p>
+    <w:p>
+      <w:pPr>
+        <w:spacing w:after="0" w:line="360" w:lineRule="auto"/>
+        <w:jc w:val="center"/>
+        <w:rPr>
+          <w:rFonts w:ascii="Times New Roman" w:hAnsi="Times New Roman" w:cs="Times New Roman"/>
+          <w:sz w:val="28"/>
+          <w:szCs w:val="28"/>
+          <w:lang w:val="ru-RU"/>
+        </w:rPr>
+      </w:pPr>
+      <w:r>
+        <w:rPr>
+          <w:rFonts w:ascii="Times New Roman" w:hAnsi="Times New Roman" w:cs="Times New Roman"/>
+          <w:sz w:val="28"/>
+          <w:szCs w:val="28"/>
           <w:lang w:val="ru-RU"/>
         </w:rPr>
         <w:lastRenderedPageBreak/>
         <w:drawing>
-          <wp:inline distT="0" distB="0" distL="0" distR="0" wp14:anchorId="405FBD9A" wp14:editId="3D9E207A">
-            <wp:extent cx="5940425" cy="4253865"/>
-            <wp:effectExtent l="0" t="0" r="3175" b="0"/>
-            <wp:docPr id="1566621678" name="Рисунок 1"/>
+          <wp:inline distT="0" distB="0" distL="0" distR="0" wp14:anchorId="272D32D4" wp14:editId="6583ABA5">
+            <wp:extent cx="3583172" cy="4512897"/>
+            <wp:effectExtent l="0" t="0" r="0" b="2540"/>
+            <wp:docPr id="1" name="Рисунок 1"/>
             <wp:cNvGraphicFramePr>
               <a:graphicFrameLocks xmlns:a="http://schemas.openxmlformats.org/drawingml/2006/main" noChangeAspect="1"/>
             </wp:cNvGraphicFramePr>
@@ -4389,7 +4444,7 @@
               <a:graphicData uri="http://schemas.openxmlformats.org/drawingml/2006/picture">
                 <pic:pic xmlns:pic="http://schemas.openxmlformats.org/drawingml/2006/picture">
                   <pic:nvPicPr>
-                    <pic:cNvPr id="1566621678" name="Рисунок 1566621678"/>
+                    <pic:cNvPr id="1" name=""/>
                     <pic:cNvPicPr/>
                   </pic:nvPicPr>
                   <pic:blipFill>
@@ -4401,7 +4456,7 @@
                   <pic:spPr>
                     <a:xfrm>
                       <a:off x="0" y="0"/>
-                      <a:ext cx="5940425" cy="4253865"/>
+                      <a:ext cx="3596416" cy="4529577"/>
                     </a:xfrm>
                     <a:prstGeom prst="rect">
                       <a:avLst/>
@@ -4549,7 +4604,25 @@
           <w:sz w:val="28"/>
           <w:lang w:val="ru-RU"/>
         </w:rPr>
-        <w:t>, челленджи и другие совместные активности.</w:t>
+        <w:t xml:space="preserve">, </w:t>
+      </w:r>
+      <w:proofErr w:type="spellStart"/>
+      <w:r>
+        <w:rPr>
+          <w:rFonts w:ascii="Times New Roman" w:hAnsi="Times New Roman" w:cs="Times New Roman"/>
+          <w:sz w:val="28"/>
+          <w:lang w:val="ru-RU"/>
+        </w:rPr>
+        <w:t>челленджи</w:t>
+      </w:r>
+      <w:proofErr w:type="spellEnd"/>
+      <w:r>
+        <w:rPr>
+          <w:rFonts w:ascii="Times New Roman" w:hAnsi="Times New Roman" w:cs="Times New Roman"/>
+          <w:sz w:val="28"/>
+          <w:lang w:val="ru-RU"/>
+        </w:rPr>
+        <w:t xml:space="preserve"> и другие совместные активности.</w:t>
       </w:r>
     </w:p>
     <w:p>
@@ -4697,7 +4770,15 @@
           <w:sz w:val="28"/>
           <w:lang w:val="ru-RU"/>
         </w:rPr>
-        <w:t>По результатам сравнения для разработки приложения «</w:t>
+        <w:t>По результата</w:t>
+      </w:r>
+      <w:r>
+        <w:rPr>
+          <w:rFonts w:ascii="Times New Roman" w:hAnsi="Times New Roman" w:cs="Times New Roman"/>
+          <w:sz w:val="28"/>
+          <w:lang w:val="ru-RU"/>
+        </w:rPr>
+        <w:t>м сравнения для разработки приложения «</w:t>
       </w:r>
       <w:r>
         <w:rPr>
@@ -4760,7 +4841,15 @@
           <w:sz w:val="28"/>
           <w:lang w:val="ru-RU"/>
         </w:rPr>
-        <w:t>-транзакций, что критически важно при одновременном резервировании подарков несколькими пользователями — механизм блокировок и изоляции уровней транзакций позволяет избежать состояния гонки и двойного бронирования;</w:t>
+        <w:t xml:space="preserve">-транзакций, что критически важно при одновременном резервировании подарков несколькими пользователями — механизм </w:t>
+      </w:r>
+      <w:r>
+        <w:rPr>
+          <w:rFonts w:ascii="Times New Roman" w:hAnsi="Times New Roman" w:cs="Times New Roman"/>
+          <w:sz w:val="28"/>
+          <w:lang w:val="ru-RU"/>
+        </w:rPr>
+        <w:t>блокировок и изоляции уровней транзакций позволяет избежать состояния гонки и двойного бронирования;</w:t>
       </w:r>
     </w:p>
     <w:p>
@@ -4928,7 +5017,15 @@
           <w:sz w:val="28"/>
           <w:lang w:val="ru-RU"/>
         </w:rPr>
-        <w:t xml:space="preserve"> обеспечивает полноценную интеграцию и поддержку специфичных для </w:t>
+        <w:t xml:space="preserve"> обеспеч</w:t>
+      </w:r>
+      <w:r>
+        <w:rPr>
+          <w:rFonts w:ascii="Times New Roman" w:hAnsi="Times New Roman" w:cs="Times New Roman"/>
+          <w:sz w:val="28"/>
+          <w:lang w:val="ru-RU"/>
+        </w:rPr>
+        <w:t xml:space="preserve">ивает полноценную интеграцию и поддержку специфичных для </w:t>
       </w:r>
       <w:r>
         <w:rPr>
@@ -5006,7 +5103,15 @@
           <w:sz w:val="28"/>
           <w:lang w:val="ru-RU"/>
         </w:rPr>
-        <w:t>, что обеспечивает гибкость схемы при работе с динамически изменяемыми атрибутами объектов, такими как дополнительные характеристики подарков или пользовательские настройки;</w:t>
+        <w:t>, что обеспечивает гибкость схемы при работе с динамически изменяемыми атрибутами объек</w:t>
+      </w:r>
+      <w:r>
+        <w:rPr>
+          <w:rFonts w:ascii="Times New Roman" w:hAnsi="Times New Roman" w:cs="Times New Roman"/>
+          <w:sz w:val="28"/>
+          <w:lang w:val="ru-RU"/>
+        </w:rPr>
+        <w:t>тов, такими как дополнительные характеристики подарков или пользовательские настройки;</w:t>
       </w:r>
     </w:p>
     <w:p>
@@ -5054,7 +5159,15 @@
           <w:sz w:val="28"/>
           <w:lang w:val="ru-RU"/>
         </w:rPr>
-        <w:t>, которая является свободной и не накладывает ограничений на использование в коммерческих проектах любого масштаба;</w:t>
+        <w:t xml:space="preserve">, которая является свободной и не накладывает ограничений на использование в коммерческих проектах </w:t>
+      </w:r>
+      <w:r>
+        <w:rPr>
+          <w:rFonts w:ascii="Times New Roman" w:hAnsi="Times New Roman" w:cs="Times New Roman"/>
+          <w:sz w:val="28"/>
+          <w:lang w:val="ru-RU"/>
+        </w:rPr>
+        <w:t>любого масштаба;</w:t>
       </w:r>
     </w:p>
     <w:p>
@@ -5107,7 +5220,15 @@
           <w:sz w:val="28"/>
           <w:lang w:val="ru-RU"/>
         </w:rPr>
-        <w:t xml:space="preserve">Для разработки серверной части приложения был выбран язык </w:t>
+        <w:t>Для разработки серверной части приложен</w:t>
+      </w:r>
+      <w:r>
+        <w:rPr>
+          <w:rFonts w:ascii="Times New Roman" w:hAnsi="Times New Roman" w:cs="Times New Roman"/>
+          <w:sz w:val="28"/>
+          <w:lang w:val="ru-RU"/>
+        </w:rPr>
+        <w:t xml:space="preserve">ия был выбран язык </w:t>
       </w:r>
       <w:r>
         <w:rPr>
@@ -5248,7 +5369,15 @@
           <w:sz w:val="28"/>
           <w:lang w:val="ru-RU"/>
         </w:rPr>
-        <w:t xml:space="preserve"> 8 — кроссплатформенный высокопроизводительный фреймворк, поддерживающий операционные системы </w:t>
+        <w:t xml:space="preserve"> 8 — кроссплатфо</w:t>
+      </w:r>
+      <w:r>
+        <w:rPr>
+          <w:rFonts w:ascii="Times New Roman" w:hAnsi="Times New Roman" w:cs="Times New Roman"/>
+          <w:sz w:val="28"/>
+          <w:lang w:val="ru-RU"/>
+        </w:rPr>
+        <w:t xml:space="preserve">рменный высокопроизводительный фреймворк, поддерживающий операционные системы </w:t>
       </w:r>
       <w:r>
         <w:rPr>
@@ -6067,7 +6196,15 @@
           <w:sz w:val="28"/>
           <w:lang w:val="ru-RU"/>
         </w:rPr>
-        <w:t xml:space="preserve"> на платформе </w:t>
+        <w:t xml:space="preserve"> на п</w:t>
+      </w:r>
+      <w:r>
+        <w:rPr>
+          <w:rFonts w:ascii="Times New Roman" w:hAnsi="Times New Roman" w:cs="Times New Roman"/>
+          <w:sz w:val="28"/>
+          <w:lang w:val="ru-RU"/>
+        </w:rPr>
+        <w:t xml:space="preserve">латформе </w:t>
       </w:r>
       <w:r>
         <w:rPr>
@@ -6231,7 +6368,14 @@
           <w:rFonts w:ascii="Times New Roman" w:hAnsi="Times New Roman" w:cs="Times New Roman"/>
           <w:sz w:val="28"/>
         </w:rPr>
-        <w:t xml:space="preserve">Структура проекта </w:t>
+        <w:t>Структура п</w:t>
+      </w:r>
+      <w:r>
+        <w:rPr>
+          <w:rFonts w:ascii="Times New Roman" w:hAnsi="Times New Roman" w:cs="Times New Roman"/>
+          <w:sz w:val="28"/>
+        </w:rPr>
+        <w:t xml:space="preserve">роекта </w:t>
       </w:r>
       <w:r>
         <w:rPr>
@@ -6435,7 +6579,14 @@
           <w:rFonts w:ascii="Times New Roman" w:hAnsi="Times New Roman" w:cs="Times New Roman"/>
           <w:sz w:val="28"/>
         </w:rPr>
-        <w:t>– Interfaces/ — интерфейсы сервисов для Dependency Injection;</w:t>
+        <w:t xml:space="preserve">– Interfaces/ — интерфейсы </w:t>
+      </w:r>
+      <w:r>
+        <w:rPr>
+          <w:rFonts w:ascii="Times New Roman" w:hAnsi="Times New Roman" w:cs="Times New Roman"/>
+          <w:sz w:val="28"/>
+        </w:rPr>
+        <w:t>сервисов для Dependency Injection;</w:t>
       </w:r>
     </w:p>
     <w:p>
@@ -6736,7 +6887,14 @@
           <w:rFonts w:ascii="Times New Roman" w:hAnsi="Times New Roman" w:cs="Times New Roman"/>
           <w:sz w:val="28"/>
         </w:rPr>
-        <w:t xml:space="preserve"> Entity Framework Core (AppDbContext.cs);</w:t>
+        <w:t xml:space="preserve"> Entity Framework Co</w:t>
+      </w:r>
+      <w:r>
+        <w:rPr>
+          <w:rFonts w:ascii="Times New Roman" w:hAnsi="Times New Roman" w:cs="Times New Roman"/>
+          <w:sz w:val="28"/>
+        </w:rPr>
+        <w:t>re (AppDbContext.cs);</w:t>
       </w:r>
     </w:p>
     <w:p>
@@ -7319,7 +7477,15 @@
           <w:sz w:val="28"/>
           <w:lang w:val="ru-RU"/>
         </w:rPr>
-        <w:t>). При успешном входе сервер генерирует токен, подписанный секретным ключом, содержащий идентификатор пользователя (</w:t>
+        <w:t xml:space="preserve">). При успешном входе сервер генерирует токен, подписанный секретным ключом, </w:t>
+      </w:r>
+      <w:r>
+        <w:rPr>
+          <w:rFonts w:ascii="Times New Roman" w:hAnsi="Times New Roman" w:cs="Times New Roman"/>
+          <w:sz w:val="28"/>
+          <w:lang w:val="ru-RU"/>
+        </w:rPr>
+        <w:t>содержащий идентификатор пользователя (</w:t>
       </w:r>
       <w:r>
         <w:rPr>
@@ -7724,7 +7890,25 @@
           <w:sz w:val="28"/>
           <w:lang w:val="ru-RU"/>
         </w:rPr>
-        <w:t>), переиспользуемые виджеты (</w:t>
+        <w:t xml:space="preserve">), </w:t>
+      </w:r>
+      <w:proofErr w:type="spellStart"/>
+      <w:r>
+        <w:rPr>
+          <w:rFonts w:ascii="Times New Roman" w:hAnsi="Times New Roman" w:cs="Times New Roman"/>
+          <w:sz w:val="28"/>
+          <w:lang w:val="ru-RU"/>
+        </w:rPr>
+        <w:t>переиспользуемые</w:t>
+      </w:r>
+      <w:proofErr w:type="spellEnd"/>
+      <w:r>
+        <w:rPr>
+          <w:rFonts w:ascii="Times New Roman" w:hAnsi="Times New Roman" w:cs="Times New Roman"/>
+          <w:sz w:val="28"/>
+          <w:lang w:val="ru-RU"/>
+        </w:rPr>
+        <w:t xml:space="preserve"> виджеты (</w:t>
       </w:r>
       <w:proofErr w:type="spellStart"/>
       <w:r>
@@ -8279,7 +8463,15 @@
           <w:sz w:val="28"/>
           <w:lang w:val="ru-RU"/>
         </w:rPr>
-        <w:t xml:space="preserve"> обрабатывает следующие события:</w:t>
+        <w:t xml:space="preserve"> о</w:t>
+      </w:r>
+      <w:r>
+        <w:rPr>
+          <w:rFonts w:ascii="Times New Roman" w:hAnsi="Times New Roman" w:cs="Times New Roman"/>
+          <w:sz w:val="28"/>
+          <w:lang w:val="ru-RU"/>
+        </w:rPr>
+        <w:t>брабатывает следующие события:</w:t>
       </w:r>
     </w:p>
     <w:p>
@@ -8988,7 +9180,15 @@
           <w:sz w:val="28"/>
           <w:lang w:val="ru-RU"/>
         </w:rPr>
-        <w:t>В первую очередь требуется настроить подключение к базе данных. Для этого необходимо открыть файл De</w:t>
+        <w:t xml:space="preserve">В первую очередь требуется настроить подключение к базе данных. Для этого </w:t>
+      </w:r>
+      <w:r>
+        <w:rPr>
+          <w:rFonts w:ascii="Times New Roman" w:hAnsi="Times New Roman" w:cs="Times New Roman"/>
+          <w:sz w:val="28"/>
+          <w:lang w:val="ru-RU"/>
+        </w:rPr>
+        <w:t>необходимо открыть файл De</w:t>
       </w:r>
       <w:proofErr w:type="spellStart"/>
       <w:r>
@@ -9050,7 +9250,15 @@
           <w:sz w:val="28"/>
           <w:lang w:val="ru-RU"/>
         </w:rPr>
-        <w:t>JWT.Key</w:t>
+        <w:t>J</w:t>
+      </w:r>
+      <w:r>
+        <w:rPr>
+          <w:rFonts w:ascii="Times New Roman" w:hAnsi="Times New Roman" w:cs="Times New Roman"/>
+          <w:sz w:val="28"/>
+          <w:lang w:val="ru-RU"/>
+        </w:rPr>
+        <w:t>WT.Key</w:t>
       </w:r>
       <w:proofErr w:type="spellEnd"/>
       <w:r>
@@ -9077,7 +9285,15 @@
           <w:sz w:val="28"/>
           <w:lang w:val="ru-RU"/>
         </w:rPr>
-        <w:t>После настройки подключения необходимо выполнить создание базы данных и её структуры. Для этого используется механизм миграций Entity Framework Core. В терминале следует выполнить команду:</w:t>
+        <w:t>После настройки подключения необходимо выполнить создание базы данных и её структуры. Для этого используется механизм миграций Entity Framework Core. В терминале следу</w:t>
+      </w:r>
+      <w:r>
+        <w:rPr>
+          <w:rFonts w:ascii="Times New Roman" w:hAnsi="Times New Roman" w:cs="Times New Roman"/>
+          <w:sz w:val="28"/>
+          <w:lang w:val="ru-RU"/>
+        </w:rPr>
+        <w:t>ет выполнить команду:</w:t>
       </w:r>
     </w:p>
     <w:p>
@@ -9170,7 +9386,15 @@
           <w:sz w:val="28"/>
           <w:lang w:val="ru-RU"/>
         </w:rPr>
-        <w:t>Для запуска серверной части приложения необходимо выполнить команду в терминале:</w:t>
+        <w:t>Для запуска серверной части приложения необходимо выполнить коман</w:t>
+      </w:r>
+      <w:r>
+        <w:rPr>
+          <w:rFonts w:ascii="Times New Roman" w:hAnsi="Times New Roman" w:cs="Times New Roman"/>
+          <w:sz w:val="28"/>
+          <w:lang w:val="ru-RU"/>
+        </w:rPr>
+        <w:t>ду в терминале:</w:t>
       </w:r>
     </w:p>
     <w:p>
@@ -9383,7 +9607,15 @@
           <w:sz w:val="28"/>
           <w:lang w:val="ru-RU"/>
         </w:rPr>
-        <w:t xml:space="preserve">После выполнения указанных действий </w:t>
+        <w:t>После выполнения указанных дейс</w:t>
+      </w:r>
+      <w:r>
+        <w:rPr>
+          <w:rFonts w:ascii="Times New Roman" w:hAnsi="Times New Roman" w:cs="Times New Roman"/>
+          <w:sz w:val="28"/>
+          <w:lang w:val="ru-RU"/>
+        </w:rPr>
+        <w:t xml:space="preserve">твий </w:t>
       </w:r>
       <w:r>
         <w:rPr>
@@ -9638,7 +9870,15 @@
           <w:lang w:val="ru-RU"/>
         </w:rPr>
         <w:lastRenderedPageBreak/>
-        <w:t>После успешной регистрации выполняется переход на страницу авторизации. Для входа в систему необходимо ввести адрес электронной почты и пароль (Рисунок 4.3). После успешной авторизации пользователю становится доступен полный функционал приложения.</w:t>
+        <w:t>После успешной регистрации выполняется переход на страницу авторизации. Для входа в систему необходимо ввести адрес электронной почты и пароль (Рисунок 4.3). После успешной авториза</w:t>
+      </w:r>
+      <w:r>
+        <w:rPr>
+          <w:rFonts w:ascii="Times New Roman" w:hAnsi="Times New Roman" w:cs="Times New Roman"/>
+          <w:sz w:val="28"/>
+          <w:lang w:val="ru-RU"/>
+        </w:rPr>
+        <w:t>ции пользователю становится доступен полный функционал приложения.</w:t>
       </w:r>
     </w:p>
     <w:p>
@@ -10722,7 +10962,13 @@
         <w:rPr>
           <w:lang w:val="ru-RU"/>
         </w:rPr>
-        <w:t>5.1 Тестирование методом чёрного ящика</w:t>
+        <w:t>5.1 Тестирование методом чёр</w:t>
+      </w:r>
+      <w:r>
+        <w:rPr>
+          <w:lang w:val="ru-RU"/>
+        </w:rPr>
+        <w:t>ного ящика</w:t>
       </w:r>
       <w:bookmarkEnd w:id="14"/>
     </w:p>
@@ -10804,7 +11050,15 @@
           <w:sz w:val="28"/>
           <w:lang w:val="ru-RU"/>
         </w:rPr>
-        <w:t>Для тестирования приложения «</w:t>
+        <w:t xml:space="preserve">Для </w:t>
+      </w:r>
+      <w:r>
+        <w:rPr>
+          <w:rFonts w:ascii="Times New Roman" w:hAnsi="Times New Roman" w:cs="Times New Roman"/>
+          <w:sz w:val="28"/>
+          <w:lang w:val="ru-RU"/>
+        </w:rPr>
+        <w:t>тестирования приложения «</w:t>
       </w:r>
       <w:r>
         <w:rPr>
@@ -12795,25 +13049,7 @@
                 <w:sz w:val="20"/>
                 <w:lang w:val="ru-RU"/>
               </w:rPr>
-              <w:t>счастлив», комментарий</w:t>
-            </w:r>
-            <w:proofErr w:type="gramStart"/>
-            <w:r>
-              <w:rPr>
-                <w:rFonts w:ascii="Times New Roman" w:hAnsi="Times New Roman"/>
-                <w:sz w:val="20"/>
-                <w:lang w:val="ru-RU"/>
-              </w:rPr>
-              <w:t>=«</w:t>
-            </w:r>
-            <w:proofErr w:type="gramEnd"/>
-            <w:r>
-              <w:rPr>
-                <w:rFonts w:ascii="Times New Roman" w:hAnsi="Times New Roman"/>
-                <w:sz w:val="20"/>
-                <w:lang w:val="ru-RU"/>
-              </w:rPr>
-              <w:t>Хороший день»</w:t>
+              <w:t>счастлив», комментарий=«Хороший день»</w:t>
             </w:r>
           </w:p>
         </w:tc>
@@ -13109,7 +13345,15 @@
           <w:sz w:val="28"/>
           <w:lang w:val="ru-RU"/>
         </w:rPr>
-        <w:t>Тестирование методом белого ящика (</w:t>
+        <w:t>Тестирование методом белого ящик</w:t>
+      </w:r>
+      <w:r>
+        <w:rPr>
+          <w:rFonts w:ascii="Times New Roman" w:hAnsi="Times New Roman" w:cs="Times New Roman"/>
+          <w:sz w:val="28"/>
+          <w:lang w:val="ru-RU"/>
+        </w:rPr>
+        <w:t>а (</w:t>
       </w:r>
       <w:r>
         <w:rPr>
@@ -13187,7 +13431,15 @@
           <w:sz w:val="28"/>
           <w:lang w:val="ru-RU"/>
         </w:rPr>
-        <w:t>Тестировались следующие методы сервисного слоя:</w:t>
+        <w:t>Тестировались следующие</w:t>
+      </w:r>
+      <w:r>
+        <w:rPr>
+          <w:rFonts w:ascii="Times New Roman" w:hAnsi="Times New Roman" w:cs="Times New Roman"/>
+          <w:sz w:val="28"/>
+          <w:lang w:val="ru-RU"/>
+        </w:rPr>
+        <w:t xml:space="preserve"> методы сервисного слоя:</w:t>
       </w:r>
     </w:p>
     <w:p>
@@ -14268,7 +14520,14 @@
                 <w:rFonts w:ascii="Times New Roman" w:hAnsi="Times New Roman"/>
                 <w:sz w:val="20"/>
               </w:rPr>
-              <w:t>Passed</w:t>
+              <w:t>Pass</w:t>
+            </w:r>
+            <w:r>
+              <w:rPr>
+                <w:rFonts w:ascii="Times New Roman" w:hAnsi="Times New Roman"/>
+                <w:sz w:val="20"/>
+              </w:rPr>
+              <w:t>ed</w:t>
             </w:r>
           </w:p>
         </w:tc>
@@ -15803,7 +16062,14 @@
           <w:rFonts w:ascii="Times New Roman" w:hAnsi="Times New Roman" w:cs="Times New Roman"/>
           <w:sz w:val="28"/>
         </w:rPr>
-        <w:t>5. PostgreSQL Documentation. Version 16. URL: https://www.postgresql.org/docs/16 (дата обращения: 14.04.2025)</w:t>
+        <w:t>5. PostgreSQL Documentation. Version 16. URL: https://www.postgresql.org/docs/16</w:t>
+      </w:r>
+      <w:r>
+        <w:rPr>
+          <w:rFonts w:ascii="Times New Roman" w:hAnsi="Times New Roman" w:cs="Times New Roman"/>
+          <w:sz w:val="28"/>
+        </w:rPr>
+        <w:t xml:space="preserve"> (дата обращения: 14.04.2025)</w:t>
       </w:r>
     </w:p>
     <w:p>
@@ -16300,7 +16566,14 @@
           <w:rFonts w:ascii="Times New Roman" w:hAnsi="Times New Roman" w:cs="Times New Roman"/>
           <w:sz w:val="28"/>
         </w:rPr>
-        <w:t>10. xUnit.net Documentation. URL: https://xunit.net (дата обращения: 20.04.2025)</w:t>
+        <w:t>10. xUnit.net Documentation. URL: http</w:t>
+      </w:r>
+      <w:r>
+        <w:rPr>
+          <w:rFonts w:ascii="Times New Roman" w:hAnsi="Times New Roman" w:cs="Times New Roman"/>
+          <w:sz w:val="28"/>
+        </w:rPr>
+        <w:t>s://xunit.net (дата обращения: 20.04.2025)</w:t>
       </w:r>
     </w:p>
     <w:p>
@@ -16838,7 +17111,15 @@
           <w:sz w:val="28"/>
           <w:lang w:val="ru-RU"/>
         </w:rPr>
-        <w:t xml:space="preserve">– </w:t>
+        <w:t>–</w:t>
+      </w:r>
+      <w:r>
+        <w:rPr>
+          <w:rFonts w:ascii="Times New Roman" w:hAnsi="Times New Roman" w:cs="Times New Roman"/>
+          <w:sz w:val="28"/>
+          <w:lang w:val="ru-RU"/>
+        </w:rPr>
+        <w:t xml:space="preserve"> </w:t>
       </w:r>
       <w:r>
         <w:rPr>
@@ -16985,7 +17266,15 @@
           <w:sz w:val="28"/>
           <w:lang w:val="ru-RU"/>
         </w:rPr>
-        <w:t>– доступность системы: 24 часа в сутки, 7 дней в неделю;</w:t>
+        <w:t xml:space="preserve">– доступность системы: 24 часа в сутки, 7 дней в </w:t>
+      </w:r>
+      <w:r>
+        <w:rPr>
+          <w:rFonts w:ascii="Times New Roman" w:hAnsi="Times New Roman" w:cs="Times New Roman"/>
+          <w:sz w:val="28"/>
+          <w:lang w:val="ru-RU"/>
+        </w:rPr>
+        <w:t>неделю;</w:t>
       </w:r>
     </w:p>
     <w:p>
@@ -17091,7 +17380,15 @@
           <w:sz w:val="28"/>
           <w:lang w:val="ru-RU"/>
         </w:rPr>
-        <w:t xml:space="preserve">– доступ к защищённым эндпоинтам возможен только при наличии валидного </w:t>
+        <w:t>– доступ к защищённым эндпоинтам возможен толь</w:t>
+      </w:r>
+      <w:r>
+        <w:rPr>
+          <w:rFonts w:ascii="Times New Roman" w:hAnsi="Times New Roman" w:cs="Times New Roman"/>
+          <w:sz w:val="28"/>
+          <w:lang w:val="ru-RU"/>
+        </w:rPr>
+        <w:t xml:space="preserve">ко при наличии валидного </w:t>
       </w:r>
       <w:r>
         <w:rPr>
@@ -17644,7 +17941,15 @@
           <w:b/>
           <w:sz w:val="28"/>
         </w:rPr>
-        <w:t>А.5 Требования к программной документации</w:t>
+        <w:t xml:space="preserve">А.5 Требования к </w:t>
+      </w:r>
+      <w:r>
+        <w:rPr>
+          <w:rFonts w:ascii="Times New Roman" w:hAnsi="Times New Roman" w:cs="Times New Roman"/>
+          <w:b/>
+          <w:sz w:val="28"/>
+        </w:rPr>
+        <w:t>программной документации</w:t>
       </w:r>
     </w:p>
     <w:p>
@@ -17695,7 +18000,15 @@
           <w:sz w:val="24"/>
           <w:lang w:val="ru-RU"/>
         </w:rPr>
-        <w:t>Таблица А.3 – Стадии и этапы разработки</w:t>
+        <w:t>Таблица А.3 –</w:t>
+      </w:r>
+      <w:r>
+        <w:rPr>
+          <w:rFonts w:ascii="Times New Roman" w:hAnsi="Times New Roman" w:cs="Times New Roman"/>
+          <w:sz w:val="24"/>
+          <w:lang w:val="ru-RU"/>
+        </w:rPr>
+        <w:t xml:space="preserve"> Стадии и этапы разработки</w:t>
       </w:r>
     </w:p>
     <w:tbl>
@@ -19921,13 +20234,721 @@
         <w:t xml:space="preserve"> =&gt; _</w:t>
       </w:r>
       <w:proofErr w:type="spellStart"/>
+      <w:r>
+        <w:rPr>
+          <w:rFonts w:ascii="Courier New" w:hAnsi="Courier New"/>
+          <w:sz w:val="18"/>
+        </w:rPr>
+        <w:t>service.History</w:t>
+      </w:r>
+      <w:proofErr w:type="spellEnd"/>
+      <w:r>
+        <w:rPr>
+          <w:rFonts w:ascii="Courier New" w:hAnsi="Courier New"/>
+          <w:sz w:val="18"/>
+        </w:rPr>
+        <w:t>(</w:t>
+      </w:r>
+      <w:proofErr w:type="spellStart"/>
+      <w:r>
+        <w:rPr>
+          <w:rFonts w:ascii="Courier New" w:hAnsi="Courier New"/>
+          <w:sz w:val="18"/>
+        </w:rPr>
+        <w:t>userId</w:t>
+      </w:r>
+      <w:proofErr w:type="spellEnd"/>
+      <w:r>
+        <w:rPr>
+          <w:rFonts w:ascii="Courier New" w:hAnsi="Courier New"/>
+          <w:sz w:val="18"/>
+        </w:rPr>
+        <w:t>, take));</w:t>
+      </w:r>
+    </w:p>
+    <w:p>
+      <w:pPr>
+        <w:spacing w:after="0" w:line="360" w:lineRule="auto"/>
+        <w:jc w:val="both"/>
+        <w:rPr>
+          <w:rFonts w:ascii="Courier New" w:hAnsi="Courier New"/>
+          <w:sz w:val="18"/>
+        </w:rPr>
+      </w:pPr>
+      <w:r>
+        <w:rPr>
+          <w:rFonts w:ascii="Courier New" w:hAnsi="Courier New"/>
+          <w:sz w:val="18"/>
+        </w:rPr>
+        <w:t xml:space="preserve">    }</w:t>
+      </w:r>
+    </w:p>
+    <w:p>
+      <w:pPr>
+        <w:spacing w:after="0" w:line="360" w:lineRule="auto"/>
+        <w:jc w:val="both"/>
+        <w:rPr>
+          <w:rFonts w:ascii="Courier New" w:hAnsi="Courier New"/>
+          <w:sz w:val="18"/>
+        </w:rPr>
+      </w:pPr>
+    </w:p>
+    <w:p>
+      <w:pPr>
+        <w:spacing w:after="0" w:line="360" w:lineRule="auto"/>
+        <w:jc w:val="both"/>
+        <w:rPr>
+          <w:rFonts w:ascii="Courier New" w:hAnsi="Courier New"/>
+          <w:sz w:val="18"/>
+        </w:rPr>
+      </w:pPr>
+      <w:r>
+        <w:rPr>
+          <w:rFonts w:ascii="Courier New" w:hAnsi="Courier New"/>
+          <w:sz w:val="18"/>
+        </w:rPr>
+        <w:t xml:space="preserve">    [</w:t>
+      </w:r>
+      <w:proofErr w:type="spellStart"/>
+      <w:r>
+        <w:rPr>
+          <w:rFonts w:ascii="Courier New" w:hAnsi="Courier New"/>
+          <w:sz w:val="18"/>
+        </w:rPr>
+        <w:t>HttpPost</w:t>
+      </w:r>
+      <w:proofErr w:type="spellEnd"/>
+      <w:r>
+        <w:rPr>
+          <w:rFonts w:ascii="Courier New" w:hAnsi="Courier New"/>
+          <w:sz w:val="18"/>
+        </w:rPr>
+        <w:t>]</w:t>
+      </w:r>
+    </w:p>
+    <w:p>
+      <w:pPr>
+        <w:spacing w:after="0" w:line="360" w:lineRule="auto"/>
+        <w:jc w:val="both"/>
+        <w:rPr>
+          <w:rFonts w:ascii="Courier New" w:hAnsi="Courier New"/>
+          <w:sz w:val="18"/>
+        </w:rPr>
+      </w:pPr>
+      <w:r>
+        <w:rPr>
+          <w:rFonts w:ascii="Courier New" w:hAnsi="Courier New"/>
+          <w:sz w:val="18"/>
+        </w:rPr>
+        <w:t xml:space="preserve">    [Route("send")]</w:t>
+      </w:r>
+    </w:p>
+    <w:p>
+      <w:pPr>
+        <w:spacing w:after="0" w:line="360" w:lineRule="auto"/>
+        <w:jc w:val="both"/>
+        <w:rPr>
+          <w:rFonts w:ascii="Courier New" w:hAnsi="Courier New"/>
+          <w:sz w:val="18"/>
+        </w:rPr>
+      </w:pPr>
+      <w:r>
+        <w:rPr>
+          <w:rFonts w:ascii="Courier New" w:hAnsi="Courier New"/>
+          <w:sz w:val="18"/>
+        </w:rPr>
+        <w:t xml:space="preserve">    public async Task&lt;</w:t>
+      </w:r>
+      <w:proofErr w:type="spellStart"/>
+      <w:r>
+        <w:rPr>
+          <w:rFonts w:ascii="Courier New" w:hAnsi="Courier New"/>
+          <w:sz w:val="18"/>
+        </w:rPr>
+        <w:t>IActionResult</w:t>
+      </w:r>
+      <w:proofErr w:type="spellEnd"/>
+      <w:r>
+        <w:rPr>
+          <w:rFonts w:ascii="Courier New" w:hAnsi="Courier New"/>
+          <w:sz w:val="18"/>
+        </w:rPr>
+        <w:t>&gt; Send([</w:t>
+      </w:r>
+      <w:proofErr w:type="spellStart"/>
+      <w:r>
+        <w:rPr>
+          <w:rFonts w:ascii="Courier New" w:hAnsi="Courier New"/>
+          <w:sz w:val="18"/>
+        </w:rPr>
+        <w:t>FromBody</w:t>
+      </w:r>
+      <w:proofErr w:type="spellEnd"/>
+      <w:r>
+        <w:rPr>
+          <w:rFonts w:ascii="Courier New" w:hAnsi="Courier New"/>
+          <w:sz w:val="18"/>
+        </w:rPr>
+        <w:t xml:space="preserve">] </w:t>
+      </w:r>
+      <w:proofErr w:type="spellStart"/>
+      <w:r>
+        <w:rPr>
+          <w:rFonts w:ascii="Courier New" w:hAnsi="Courier New"/>
+          <w:sz w:val="18"/>
+        </w:rPr>
+        <w:t>CreateChatMessageRequest</w:t>
+      </w:r>
+      <w:proofErr w:type="spellEnd"/>
+      <w:r>
+        <w:rPr>
+          <w:rFonts w:ascii="Courier New" w:hAnsi="Courier New"/>
+          <w:sz w:val="18"/>
+        </w:rPr>
+        <w:t xml:space="preserve"> request)</w:t>
+      </w:r>
+    </w:p>
+    <w:p>
+      <w:pPr>
+        <w:spacing w:after="0" w:line="360" w:lineRule="auto"/>
+        <w:jc w:val="both"/>
+        <w:rPr>
+          <w:rFonts w:ascii="Courier New" w:hAnsi="Courier New"/>
+          <w:sz w:val="18"/>
+        </w:rPr>
+      </w:pPr>
+      <w:r>
+        <w:rPr>
+          <w:rFonts w:ascii="Courier New" w:hAnsi="Courier New"/>
+          <w:sz w:val="18"/>
+        </w:rPr>
+        <w:t xml:space="preserve">    {</w:t>
+      </w:r>
+    </w:p>
+    <w:p>
+      <w:pPr>
+        <w:spacing w:after="0" w:line="360" w:lineRule="auto"/>
+        <w:jc w:val="both"/>
+        <w:rPr>
+          <w:rFonts w:ascii="Courier New" w:hAnsi="Courier New"/>
+          <w:sz w:val="18"/>
+        </w:rPr>
+      </w:pPr>
+      <w:r>
+        <w:rPr>
+          <w:rFonts w:ascii="Courier New" w:hAnsi="Courier New"/>
+          <w:sz w:val="18"/>
+        </w:rPr>
+        <w:t xml:space="preserve">        return await </w:t>
+      </w:r>
+      <w:proofErr w:type="spellStart"/>
       <w:proofErr w:type="gramStart"/>
       <w:r>
         <w:rPr>
           <w:rFonts w:ascii="Courier New" w:hAnsi="Courier New"/>
           <w:sz w:val="18"/>
         </w:rPr>
-        <w:t>service.History</w:t>
+        <w:t>ExecuteAuthorized</w:t>
+      </w:r>
+      <w:proofErr w:type="spellEnd"/>
+      <w:r>
+        <w:rPr>
+          <w:rFonts w:ascii="Courier New" w:hAnsi="Courier New"/>
+          <w:sz w:val="18"/>
+        </w:rPr>
+        <w:t>(</w:t>
+      </w:r>
+      <w:proofErr w:type="spellStart"/>
+      <w:proofErr w:type="gramEnd"/>
+      <w:r>
+        <w:rPr>
+          <w:rFonts w:ascii="Courier New" w:hAnsi="Courier New"/>
+          <w:sz w:val="18"/>
+        </w:rPr>
+        <w:t>userId</w:t>
+      </w:r>
+      <w:proofErr w:type="spellEnd"/>
+      <w:r>
+        <w:rPr>
+          <w:rFonts w:ascii="Courier New" w:hAnsi="Courier New"/>
+          <w:sz w:val="18"/>
+        </w:rPr>
+        <w:t xml:space="preserve"> =&gt; _</w:t>
+      </w:r>
+      <w:proofErr w:type="spellStart"/>
+      <w:r>
+        <w:rPr>
+          <w:rFonts w:ascii="Courier New" w:hAnsi="Courier New"/>
+          <w:sz w:val="18"/>
+        </w:rPr>
+        <w:t>service.Send</w:t>
+      </w:r>
+      <w:proofErr w:type="spellEnd"/>
+      <w:r>
+        <w:rPr>
+          <w:rFonts w:ascii="Courier New" w:hAnsi="Courier New"/>
+          <w:sz w:val="18"/>
+        </w:rPr>
+        <w:t>(</w:t>
+      </w:r>
+      <w:proofErr w:type="spellStart"/>
+      <w:r>
+        <w:rPr>
+          <w:rFonts w:ascii="Courier New" w:hAnsi="Courier New"/>
+          <w:sz w:val="18"/>
+        </w:rPr>
+        <w:t>userId</w:t>
+      </w:r>
+      <w:proofErr w:type="spellEnd"/>
+      <w:r>
+        <w:rPr>
+          <w:rFonts w:ascii="Courier New" w:hAnsi="Courier New"/>
+          <w:sz w:val="18"/>
+        </w:rPr>
+        <w:t>, request));</w:t>
+      </w:r>
+    </w:p>
+    <w:p>
+      <w:pPr>
+        <w:spacing w:after="0" w:line="360" w:lineRule="auto"/>
+        <w:jc w:val="both"/>
+        <w:rPr>
+          <w:rFonts w:ascii="Courier New" w:hAnsi="Courier New"/>
+          <w:sz w:val="18"/>
+        </w:rPr>
+      </w:pPr>
+      <w:r>
+        <w:rPr>
+          <w:rFonts w:ascii="Courier New" w:hAnsi="Courier New"/>
+          <w:sz w:val="18"/>
+        </w:rPr>
+        <w:t xml:space="preserve">    }</w:t>
+      </w:r>
+    </w:p>
+    <w:p>
+      <w:pPr>
+        <w:spacing w:after="0" w:line="360" w:lineRule="auto"/>
+        <w:jc w:val="both"/>
+        <w:rPr>
+          <w:rFonts w:ascii="Courier New" w:hAnsi="Courier New"/>
+          <w:sz w:val="18"/>
+        </w:rPr>
+      </w:pPr>
+    </w:p>
+    <w:p>
+      <w:pPr>
+        <w:spacing w:after="0" w:line="360" w:lineRule="auto"/>
+        <w:jc w:val="both"/>
+        <w:rPr>
+          <w:rFonts w:ascii="Courier New" w:hAnsi="Courier New"/>
+          <w:sz w:val="18"/>
+        </w:rPr>
+      </w:pPr>
+      <w:r>
+        <w:rPr>
+          <w:rFonts w:ascii="Courier New" w:hAnsi="Courier New"/>
+          <w:sz w:val="18"/>
+        </w:rPr>
+        <w:t xml:space="preserve">    [</w:t>
+      </w:r>
+      <w:proofErr w:type="spellStart"/>
+      <w:r>
+        <w:rPr>
+          <w:rFonts w:ascii="Courier New" w:hAnsi="Courier New"/>
+          <w:sz w:val="18"/>
+        </w:rPr>
+        <w:t>HttpPost</w:t>
+      </w:r>
+      <w:proofErr w:type="spellEnd"/>
+      <w:r>
+        <w:rPr>
+          <w:rFonts w:ascii="Courier New" w:hAnsi="Courier New"/>
+          <w:sz w:val="18"/>
+        </w:rPr>
+        <w:t>]</w:t>
+      </w:r>
+    </w:p>
+    <w:p>
+      <w:pPr>
+        <w:spacing w:after="0" w:line="360" w:lineRule="auto"/>
+        <w:jc w:val="both"/>
+        <w:rPr>
+          <w:rFonts w:ascii="Courier New" w:hAnsi="Courier New"/>
+          <w:sz w:val="18"/>
+        </w:rPr>
+      </w:pPr>
+      <w:r>
+        <w:rPr>
+          <w:rFonts w:ascii="Courier New" w:hAnsi="Courier New"/>
+          <w:sz w:val="18"/>
+        </w:rPr>
+        <w:t xml:space="preserve">    [Route("{</w:t>
+      </w:r>
+      <w:proofErr w:type="spellStart"/>
+      <w:r>
+        <w:rPr>
+          <w:rFonts w:ascii="Courier New" w:hAnsi="Courier New"/>
+          <w:sz w:val="18"/>
+        </w:rPr>
+        <w:t>messageId:int</w:t>
+      </w:r>
+      <w:proofErr w:type="spellEnd"/>
+      <w:r>
+        <w:rPr>
+          <w:rFonts w:ascii="Courier New" w:hAnsi="Courier New"/>
+          <w:sz w:val="18"/>
+        </w:rPr>
+        <w:t>}/read")]</w:t>
+      </w:r>
+    </w:p>
+    <w:p>
+      <w:pPr>
+        <w:spacing w:after="0" w:line="360" w:lineRule="auto"/>
+        <w:jc w:val="both"/>
+        <w:rPr>
+          <w:rFonts w:ascii="Courier New" w:hAnsi="Courier New"/>
+          <w:sz w:val="18"/>
+        </w:rPr>
+      </w:pPr>
+      <w:r>
+        <w:rPr>
+          <w:rFonts w:ascii="Courier New" w:hAnsi="Courier New"/>
+          <w:sz w:val="18"/>
+        </w:rPr>
+        <w:t xml:space="preserve">    public async Task&lt;</w:t>
+      </w:r>
+      <w:proofErr w:type="spellStart"/>
+      <w:r>
+        <w:rPr>
+          <w:rFonts w:ascii="Courier New" w:hAnsi="Courier New"/>
+          <w:sz w:val="18"/>
+        </w:rPr>
+        <w:t>IActionResult</w:t>
+      </w:r>
+      <w:proofErr w:type="spellEnd"/>
+      <w:r>
+        <w:rPr>
+          <w:rFonts w:ascii="Courier New" w:hAnsi="Courier New"/>
+          <w:sz w:val="18"/>
+        </w:rPr>
+        <w:t xml:space="preserve">&gt; </w:t>
+      </w:r>
+      <w:proofErr w:type="spellStart"/>
+      <w:proofErr w:type="gramStart"/>
+      <w:r>
+        <w:rPr>
+          <w:rFonts w:ascii="Courier New" w:hAnsi="Courier New"/>
+          <w:sz w:val="18"/>
+        </w:rPr>
+        <w:t>MarkRead</w:t>
+      </w:r>
+      <w:proofErr w:type="spellEnd"/>
+      <w:r>
+        <w:rPr>
+          <w:rFonts w:ascii="Courier New" w:hAnsi="Courier New"/>
+          <w:sz w:val="18"/>
+        </w:rPr>
+        <w:t>(</w:t>
+      </w:r>
+      <w:proofErr w:type="gramEnd"/>
+      <w:r>
+        <w:rPr>
+          <w:rFonts w:ascii="Courier New" w:hAnsi="Courier New"/>
+          <w:sz w:val="18"/>
+        </w:rPr>
+        <w:t xml:space="preserve">int </w:t>
+      </w:r>
+      <w:proofErr w:type="spellStart"/>
+      <w:r>
+        <w:rPr>
+          <w:rFonts w:ascii="Courier New" w:hAnsi="Courier New"/>
+          <w:sz w:val="18"/>
+        </w:rPr>
+        <w:t>messageId</w:t>
+      </w:r>
+      <w:proofErr w:type="spellEnd"/>
+      <w:r>
+        <w:rPr>
+          <w:rFonts w:ascii="Courier New" w:hAnsi="Courier New"/>
+          <w:sz w:val="18"/>
+        </w:rPr>
+        <w:t>)</w:t>
+      </w:r>
+    </w:p>
+    <w:p>
+      <w:pPr>
+        <w:spacing w:after="0" w:line="360" w:lineRule="auto"/>
+        <w:jc w:val="both"/>
+        <w:rPr>
+          <w:rFonts w:ascii="Courier New" w:hAnsi="Courier New"/>
+          <w:sz w:val="18"/>
+        </w:rPr>
+      </w:pPr>
+      <w:r>
+        <w:rPr>
+          <w:rFonts w:ascii="Courier New" w:hAnsi="Courier New"/>
+          <w:sz w:val="18"/>
+        </w:rPr>
+        <w:t xml:space="preserve">    {</w:t>
+      </w:r>
+    </w:p>
+    <w:p>
+      <w:pPr>
+        <w:spacing w:after="0" w:line="360" w:lineRule="auto"/>
+        <w:jc w:val="both"/>
+        <w:rPr>
+          <w:rFonts w:ascii="Courier New" w:hAnsi="Courier New"/>
+          <w:sz w:val="18"/>
+        </w:rPr>
+      </w:pPr>
+      <w:r>
+        <w:rPr>
+          <w:rFonts w:ascii="Courier New" w:hAnsi="Courier New"/>
+          <w:sz w:val="18"/>
+        </w:rPr>
+        <w:t xml:space="preserve">        return await </w:t>
+      </w:r>
+      <w:proofErr w:type="spellStart"/>
+      <w:proofErr w:type="gramStart"/>
+      <w:r>
+        <w:rPr>
+          <w:rFonts w:ascii="Courier New" w:hAnsi="Courier New"/>
+          <w:sz w:val="18"/>
+        </w:rPr>
+        <w:t>ExecuteAuthorized</w:t>
+      </w:r>
+      <w:proofErr w:type="spellEnd"/>
+      <w:r>
+        <w:rPr>
+          <w:rFonts w:ascii="Courier New" w:hAnsi="Courier New"/>
+          <w:sz w:val="18"/>
+        </w:rPr>
+        <w:t>(</w:t>
+      </w:r>
+      <w:proofErr w:type="spellStart"/>
+      <w:proofErr w:type="gramEnd"/>
+      <w:r>
+        <w:rPr>
+          <w:rFonts w:ascii="Courier New" w:hAnsi="Courier New"/>
+          <w:sz w:val="18"/>
+        </w:rPr>
+        <w:t>userId</w:t>
+      </w:r>
+      <w:proofErr w:type="spellEnd"/>
+      <w:r>
+        <w:rPr>
+          <w:rFonts w:ascii="Courier New" w:hAnsi="Courier New"/>
+          <w:sz w:val="18"/>
+        </w:rPr>
+        <w:t xml:space="preserve"> =&gt; _</w:t>
+      </w:r>
+      <w:proofErr w:type="spellStart"/>
+      <w:r>
+        <w:rPr>
+          <w:rFonts w:ascii="Courier New" w:hAnsi="Courier New"/>
+          <w:sz w:val="18"/>
+        </w:rPr>
+        <w:t>service.MarkRead</w:t>
+      </w:r>
+      <w:proofErr w:type="spellEnd"/>
+      <w:r>
+        <w:rPr>
+          <w:rFonts w:ascii="Courier New" w:hAnsi="Courier New"/>
+          <w:sz w:val="18"/>
+        </w:rPr>
+        <w:t>(</w:t>
+      </w:r>
+      <w:proofErr w:type="spellStart"/>
+      <w:r>
+        <w:rPr>
+          <w:rFonts w:ascii="Courier New" w:hAnsi="Courier New"/>
+          <w:sz w:val="18"/>
+        </w:rPr>
+        <w:t>userId</w:t>
+      </w:r>
+      <w:proofErr w:type="spellEnd"/>
+      <w:r>
+        <w:rPr>
+          <w:rFonts w:ascii="Courier New" w:hAnsi="Courier New"/>
+          <w:sz w:val="18"/>
+        </w:rPr>
+        <w:t xml:space="preserve">, </w:t>
+      </w:r>
+      <w:proofErr w:type="spellStart"/>
+      <w:r>
+        <w:rPr>
+          <w:rFonts w:ascii="Courier New" w:hAnsi="Courier New"/>
+          <w:sz w:val="18"/>
+        </w:rPr>
+        <w:t>messageId</w:t>
+      </w:r>
+      <w:proofErr w:type="spellEnd"/>
+      <w:r>
+        <w:rPr>
+          <w:rFonts w:ascii="Courier New" w:hAnsi="Courier New"/>
+          <w:sz w:val="18"/>
+        </w:rPr>
+        <w:t>));</w:t>
+      </w:r>
+    </w:p>
+    <w:p>
+      <w:pPr>
+        <w:spacing w:after="0" w:line="360" w:lineRule="auto"/>
+        <w:jc w:val="both"/>
+        <w:rPr>
+          <w:rFonts w:ascii="Courier New" w:hAnsi="Courier New"/>
+          <w:sz w:val="18"/>
+        </w:rPr>
+      </w:pPr>
+      <w:r>
+        <w:rPr>
+          <w:rFonts w:ascii="Courier New" w:hAnsi="Courier New"/>
+          <w:sz w:val="18"/>
+        </w:rPr>
+        <w:t xml:space="preserve">    }</w:t>
+      </w:r>
+    </w:p>
+    <w:p>
+      <w:pPr>
+        <w:spacing w:after="0" w:line="360" w:lineRule="auto"/>
+        <w:jc w:val="both"/>
+        <w:rPr>
+          <w:rFonts w:ascii="Courier New" w:hAnsi="Courier New"/>
+          <w:sz w:val="18"/>
+        </w:rPr>
+      </w:pPr>
+    </w:p>
+    <w:p>
+      <w:pPr>
+        <w:spacing w:after="0" w:line="360" w:lineRule="auto"/>
+        <w:jc w:val="both"/>
+        <w:rPr>
+          <w:rFonts w:ascii="Courier New" w:hAnsi="Courier New"/>
+          <w:sz w:val="18"/>
+        </w:rPr>
+      </w:pPr>
+      <w:r>
+        <w:rPr>
+          <w:rFonts w:ascii="Courier New" w:hAnsi="Courier New"/>
+          <w:sz w:val="18"/>
+        </w:rPr>
+        <w:t xml:space="preserve">    private async Task&lt;</w:t>
+      </w:r>
+      <w:proofErr w:type="spellStart"/>
+      <w:r>
+        <w:rPr>
+          <w:rFonts w:ascii="Courier New" w:hAnsi="Courier New"/>
+          <w:sz w:val="18"/>
+        </w:rPr>
+        <w:t>IActionResult</w:t>
+      </w:r>
+      <w:proofErr w:type="spellEnd"/>
+      <w:r>
+        <w:rPr>
+          <w:rFonts w:ascii="Courier New" w:hAnsi="Courier New"/>
+          <w:sz w:val="18"/>
+        </w:rPr>
+        <w:t xml:space="preserve">&gt; </w:t>
+      </w:r>
+      <w:proofErr w:type="spellStart"/>
+      <w:proofErr w:type="gramStart"/>
+      <w:r>
+        <w:rPr>
+          <w:rFonts w:ascii="Courier New" w:hAnsi="Courier New"/>
+          <w:sz w:val="18"/>
+        </w:rPr>
+        <w:t>ExecuteAuthorized</w:t>
+      </w:r>
+      <w:proofErr w:type="spellEnd"/>
+      <w:r>
+        <w:rPr>
+          <w:rFonts w:ascii="Courier New" w:hAnsi="Courier New"/>
+          <w:sz w:val="18"/>
+        </w:rPr>
+        <w:t>(</w:t>
+      </w:r>
+      <w:proofErr w:type="spellStart"/>
+      <w:proofErr w:type="gramEnd"/>
+      <w:r>
+        <w:rPr>
+          <w:rFonts w:ascii="Courier New" w:hAnsi="Courier New"/>
+          <w:sz w:val="18"/>
+        </w:rPr>
+        <w:t>Func</w:t>
+      </w:r>
+      <w:proofErr w:type="spellEnd"/>
+      <w:r>
+        <w:rPr>
+          <w:rFonts w:ascii="Courier New" w:hAnsi="Courier New"/>
+          <w:sz w:val="18"/>
+        </w:rPr>
+        <w:t>&lt;int, Task&lt;</w:t>
+      </w:r>
+      <w:proofErr w:type="spellStart"/>
+      <w:r>
+        <w:rPr>
+          <w:rFonts w:ascii="Courier New" w:hAnsi="Courier New"/>
+          <w:sz w:val="18"/>
+        </w:rPr>
+        <w:t>ActionResult</w:t>
+      </w:r>
+      <w:proofErr w:type="spellEnd"/>
+      <w:r>
+        <w:rPr>
+          <w:rFonts w:ascii="Courier New" w:hAnsi="Courier New"/>
+          <w:sz w:val="18"/>
+        </w:rPr>
+        <w:t>&gt;&gt; action)</w:t>
+      </w:r>
+    </w:p>
+    <w:p>
+      <w:pPr>
+        <w:spacing w:after="0" w:line="360" w:lineRule="auto"/>
+        <w:jc w:val="both"/>
+        <w:rPr>
+          <w:rFonts w:ascii="Courier New" w:hAnsi="Courier New"/>
+          <w:sz w:val="18"/>
+        </w:rPr>
+      </w:pPr>
+      <w:r>
+        <w:rPr>
+          <w:rFonts w:ascii="Courier New" w:hAnsi="Courier New"/>
+          <w:sz w:val="18"/>
+        </w:rPr>
+        <w:t xml:space="preserve">    {</w:t>
+      </w:r>
+    </w:p>
+    <w:p>
+      <w:pPr>
+        <w:spacing w:after="0" w:line="360" w:lineRule="auto"/>
+        <w:jc w:val="both"/>
+        <w:rPr>
+          <w:rFonts w:ascii="Courier New" w:hAnsi="Courier New"/>
+          <w:sz w:val="18"/>
+        </w:rPr>
+      </w:pPr>
+      <w:r>
+        <w:rPr>
+          <w:rFonts w:ascii="Courier New" w:hAnsi="Courier New"/>
+          <w:sz w:val="18"/>
+        </w:rPr>
+        <w:t xml:space="preserve">        if </w:t>
+      </w:r>
+      <w:proofErr w:type="gramStart"/>
+      <w:r>
+        <w:rPr>
+          <w:rFonts w:ascii="Courier New" w:hAnsi="Courier New"/>
+          <w:sz w:val="18"/>
+        </w:rPr>
+        <w:t>(!</w:t>
+      </w:r>
+      <w:proofErr w:type="spellStart"/>
+      <w:r>
+        <w:rPr>
+          <w:rFonts w:ascii="Courier New" w:hAnsi="Courier New"/>
+          <w:sz w:val="18"/>
+        </w:rPr>
+        <w:t>TryResolveUserId</w:t>
       </w:r>
       <w:proofErr w:type="spellEnd"/>
       <w:proofErr w:type="gramEnd"/>
@@ -19936,7 +20957,7 @@
           <w:rFonts w:ascii="Courier New" w:hAnsi="Courier New"/>
           <w:sz w:val="18"/>
         </w:rPr>
-        <w:t>(</w:t>
+        <w:t xml:space="preserve">(out var </w:t>
       </w:r>
       <w:proofErr w:type="spellStart"/>
       <w:r>
@@ -19952,7 +20973,7 @@
           <w:rFonts w:ascii="Courier New" w:hAnsi="Courier New"/>
           <w:sz w:val="18"/>
         </w:rPr>
-        <w:t>, take));</w:t>
+        <w:t>))</w:t>
       </w:r>
     </w:p>
     <w:p>
@@ -19969,7 +20990,23 @@
           <w:rFonts w:ascii="Courier New" w:hAnsi="Courier New"/>
           <w:sz w:val="18"/>
         </w:rPr>
-        <w:t xml:space="preserve">    }</w:t>
+        <w:t xml:space="preserve">            return </w:t>
+      </w:r>
+      <w:proofErr w:type="gramStart"/>
+      <w:r>
+        <w:rPr>
+          <w:rFonts w:ascii="Courier New" w:hAnsi="Courier New"/>
+          <w:sz w:val="18"/>
+        </w:rPr>
+        <w:t>Unauthorized(</w:t>
+      </w:r>
+      <w:proofErr w:type="gramEnd"/>
+      <w:r>
+        <w:rPr>
+          <w:rFonts w:ascii="Courier New" w:hAnsi="Courier New"/>
+          <w:sz w:val="18"/>
+        </w:rPr>
+        <w:t>new { message = "Unauthorized" });</w:t>
       </w:r>
     </w:p>
     <w:p>
@@ -19981,6 +21018,20 @@
           <w:sz w:val="18"/>
         </w:rPr>
       </w:pPr>
+      <w:r>
+        <w:rPr>
+          <w:rFonts w:ascii="Courier New" w:hAnsi="Courier New"/>
+          <w:sz w:val="18"/>
+        </w:rPr>
+        <w:t xml:space="preserve">        </w:t>
+      </w:r>
+      <w:r>
+        <w:rPr>
+          <w:rFonts w:ascii="Courier New" w:hAnsi="Courier New"/>
+          <w:sz w:val="18"/>
+        </w:rPr>
+        <w:t>return await action(userId);</w:t>
+      </w:r>
     </w:p>
     <w:p>
       <w:pPr>
@@ -19996,23 +21047,117 @@
           <w:rFonts w:ascii="Courier New" w:hAnsi="Courier New"/>
           <w:sz w:val="18"/>
         </w:rPr>
-        <w:t xml:space="preserve">    [</w:t>
+        <w:t xml:space="preserve">    }</w:t>
+      </w:r>
+    </w:p>
+    <w:p>
+      <w:pPr>
+        <w:rPr>
+          <w:rFonts w:ascii="Courier New" w:hAnsi="Courier New"/>
+          <w:sz w:val="18"/>
+        </w:rPr>
+      </w:pPr>
+      <w:r>
+        <w:rPr>
+          <w:rFonts w:ascii="Courier New" w:hAnsi="Courier New"/>
+          <w:sz w:val="18"/>
+        </w:rPr>
+        <w:br w:type="page"/>
+      </w:r>
+    </w:p>
+    <w:p>
+      <w:pPr>
+        <w:spacing w:after="0" w:line="360" w:lineRule="auto"/>
+        <w:jc w:val="center"/>
+      </w:pPr>
+      <w:r>
+        <w:rPr>
+          <w:rFonts w:ascii="Times New Roman" w:hAnsi="Times New Roman" w:cs="Times New Roman"/>
+          <w:sz w:val="24"/>
+          <w:lang w:val="ru-RU"/>
+        </w:rPr>
+        <w:lastRenderedPageBreak/>
+        <w:t>Рисунок</w:t>
+      </w:r>
+      <w:r>
+        <w:rPr>
+          <w:rFonts w:ascii="Times New Roman" w:hAnsi="Times New Roman" w:cs="Times New Roman"/>
+          <w:sz w:val="24"/>
+        </w:rPr>
+        <w:t xml:space="preserve"> </w:t>
+      </w:r>
+      <w:r>
+        <w:rPr>
+          <w:rFonts w:ascii="Times New Roman" w:hAnsi="Times New Roman" w:cs="Times New Roman"/>
+          <w:sz w:val="24"/>
+        </w:rPr>
+        <w:t>B</w:t>
+      </w:r>
+      <w:r>
+        <w:rPr>
+          <w:rFonts w:ascii="Times New Roman" w:hAnsi="Times New Roman" w:cs="Times New Roman"/>
+          <w:sz w:val="24"/>
+        </w:rPr>
+        <w:t xml:space="preserve">.3 – </w:t>
       </w:r>
       <w:proofErr w:type="spellStart"/>
       <w:r>
         <w:rPr>
-          <w:rFonts w:ascii="Courier New" w:hAnsi="Courier New"/>
-          <w:sz w:val="18"/>
-        </w:rPr>
-        <w:t>HttpPost</w:t>
+          <w:rFonts w:ascii="Times New Roman" w:hAnsi="Times New Roman" w:cs="Times New Roman"/>
+          <w:sz w:val="24"/>
+        </w:rPr>
+        <w:t>login</w:t>
+      </w:r>
+      <w:r>
+        <w:rPr>
+          <w:rFonts w:ascii="Times New Roman" w:hAnsi="Times New Roman" w:cs="Times New Roman"/>
+          <w:sz w:val="24"/>
+        </w:rPr>
+        <w:t>_</w:t>
+      </w:r>
+      <w:r>
+        <w:rPr>
+          <w:rFonts w:ascii="Times New Roman" w:hAnsi="Times New Roman" w:cs="Times New Roman"/>
+          <w:sz w:val="24"/>
+        </w:rPr>
+        <w:t>screen</w:t>
       </w:r>
       <w:proofErr w:type="spellEnd"/>
       <w:r>
         <w:rPr>
-          <w:rFonts w:ascii="Courier New" w:hAnsi="Courier New"/>
-          <w:sz w:val="18"/>
-        </w:rPr>
-        <w:t>]</w:t>
+          <w:rFonts w:ascii="Times New Roman" w:hAnsi="Times New Roman" w:cs="Times New Roman"/>
+          <w:sz w:val="24"/>
+        </w:rPr>
+        <w:t>.</w:t>
+      </w:r>
+      <w:r>
+        <w:rPr>
+          <w:rFonts w:ascii="Times New Roman" w:hAnsi="Times New Roman" w:cs="Times New Roman"/>
+          <w:sz w:val="24"/>
+        </w:rPr>
+        <w:t xml:space="preserve"> dart</w:t>
+      </w:r>
+      <w:r>
+        <w:rPr>
+          <w:rFonts w:ascii="Times New Roman" w:hAnsi="Times New Roman" w:cs="Times New Roman"/>
+          <w:sz w:val="24"/>
+        </w:rPr>
+        <w:t xml:space="preserve"> (</w:t>
+      </w:r>
+      <w:r>
+        <w:rPr>
+          <w:rFonts w:ascii="Times New Roman" w:hAnsi="Times New Roman" w:cs="Times New Roman"/>
+          <w:sz w:val="24"/>
+          <w:lang w:val="ru-RU"/>
+        </w:rPr>
+        <w:t>фрагмент</w:t>
+      </w:r>
+      <w:r>
+        <w:rPr>
+          <w:rFonts w:ascii="Times New Roman" w:hAnsi="Times New Roman" w:cs="Times New Roman"/>
+          <w:sz w:val="24"/>
+        </w:rPr>
+        <w:t>)</w:t>
       </w:r>
     </w:p>
     <w:p>
@@ -20029,7 +21174,7 @@
           <w:rFonts w:ascii="Courier New" w:hAnsi="Courier New"/>
           <w:sz w:val="18"/>
         </w:rPr>
-        <w:t xml:space="preserve">    [Route("send")]</w:t>
+        <w:t>@override</w:t>
       </w:r>
     </w:p>
     <w:p>
@@ -20046,55 +21191,23 @@
           <w:rFonts w:ascii="Courier New" w:hAnsi="Courier New"/>
           <w:sz w:val="18"/>
         </w:rPr>
-        <w:t xml:space="preserve">    public async Task&lt;</w:t>
-      </w:r>
-      <w:proofErr w:type="spellStart"/>
-      <w:r>
-        <w:rPr>
-          <w:rFonts w:ascii="Courier New" w:hAnsi="Courier New"/>
-          <w:sz w:val="18"/>
-        </w:rPr>
-        <w:t>IActionResult</w:t>
-      </w:r>
-      <w:proofErr w:type="spellEnd"/>
-      <w:r>
-        <w:rPr>
-          <w:rFonts w:ascii="Courier New" w:hAnsi="Courier New"/>
-          <w:sz w:val="18"/>
-        </w:rPr>
-        <w:t>&gt; Send([</w:t>
-      </w:r>
-      <w:proofErr w:type="spellStart"/>
-      <w:r>
-        <w:rPr>
-          <w:rFonts w:ascii="Courier New" w:hAnsi="Courier New"/>
-          <w:sz w:val="18"/>
-        </w:rPr>
-        <w:t>FromBody</w:t>
-      </w:r>
-      <w:proofErr w:type="spellEnd"/>
-      <w:r>
-        <w:rPr>
-          <w:rFonts w:ascii="Courier New" w:hAnsi="Courier New"/>
-          <w:sz w:val="18"/>
-        </w:rPr>
-        <w:t xml:space="preserve">] </w:t>
-      </w:r>
-      <w:proofErr w:type="spellStart"/>
-      <w:r>
-        <w:rPr>
-          <w:rFonts w:ascii="Courier New" w:hAnsi="Courier New"/>
-          <w:sz w:val="18"/>
-        </w:rPr>
-        <w:t>CreateChatMessageRequest</w:t>
-      </w:r>
-      <w:proofErr w:type="spellEnd"/>
-      <w:r>
-        <w:rPr>
-          <w:rFonts w:ascii="Courier New" w:hAnsi="Courier New"/>
-          <w:sz w:val="18"/>
-        </w:rPr>
-        <w:t xml:space="preserve"> request)</w:t>
+        <w:t xml:space="preserve">  void </w:t>
+      </w:r>
+      <w:proofErr w:type="gramStart"/>
+      <w:r>
+        <w:rPr>
+          <w:rFonts w:ascii="Courier New" w:hAnsi="Courier New"/>
+          <w:sz w:val="18"/>
+        </w:rPr>
+        <w:t>dispose(</w:t>
+      </w:r>
+      <w:proofErr w:type="gramEnd"/>
+      <w:r>
+        <w:rPr>
+          <w:rFonts w:ascii="Courier New" w:hAnsi="Courier New"/>
+          <w:sz w:val="18"/>
+        </w:rPr>
+        <w:t>) {</w:t>
       </w:r>
     </w:p>
     <w:p>
@@ -20111,7 +21224,25 @@
           <w:rFonts w:ascii="Courier New" w:hAnsi="Courier New"/>
           <w:sz w:val="18"/>
         </w:rPr>
-        <w:t xml:space="preserve">    {</w:t>
+        <w:t xml:space="preserve">    _</w:t>
+      </w:r>
+      <w:proofErr w:type="spellStart"/>
+      <w:proofErr w:type="gramStart"/>
+      <w:r>
+        <w:rPr>
+          <w:rFonts w:ascii="Courier New" w:hAnsi="Courier New"/>
+          <w:sz w:val="18"/>
+        </w:rPr>
+        <w:t>controller.dispose</w:t>
+      </w:r>
+      <w:proofErr w:type="spellEnd"/>
+      <w:proofErr w:type="gramEnd"/>
+      <w:r>
+        <w:rPr>
+          <w:rFonts w:ascii="Courier New" w:hAnsi="Courier New"/>
+          <w:sz w:val="18"/>
+        </w:rPr>
+        <w:t>();</w:t>
       </w:r>
     </w:p>
     <w:p>
@@ -20128,7 +21259,80 @@
           <w:rFonts w:ascii="Courier New" w:hAnsi="Courier New"/>
           <w:sz w:val="18"/>
         </w:rPr>
-        <w:t xml:space="preserve">        return await </w:t>
+        <w:t xml:space="preserve">    </w:t>
+      </w:r>
+      <w:r>
+        <w:rPr>
+          <w:rFonts w:ascii="Courier New" w:hAnsi="Courier New"/>
+          <w:sz w:val="18"/>
+        </w:rPr>
+        <w:t>_</w:t>
+      </w:r>
+      <w:proofErr w:type="spellStart"/>
+      <w:r>
+        <w:rPr>
+          <w:rFonts w:ascii="Courier New" w:hAnsi="Courier New"/>
+          <w:sz w:val="18"/>
+        </w:rPr>
+        <w:t>emailController.dispose</w:t>
+      </w:r>
+      <w:proofErr w:type="spellEnd"/>
+      <w:r>
+        <w:rPr>
+          <w:rFonts w:ascii="Courier New" w:hAnsi="Courier New"/>
+          <w:sz w:val="18"/>
+        </w:rPr>
+        <w:t>();</w:t>
+      </w:r>
+    </w:p>
+    <w:p>
+      <w:pPr>
+        <w:spacing w:after="0" w:line="360" w:lineRule="auto"/>
+        <w:jc w:val="both"/>
+        <w:rPr>
+          <w:rFonts w:ascii="Courier New" w:hAnsi="Courier New"/>
+          <w:sz w:val="18"/>
+        </w:rPr>
+      </w:pPr>
+      <w:r>
+        <w:rPr>
+          <w:rFonts w:ascii="Courier New" w:hAnsi="Courier New"/>
+          <w:sz w:val="18"/>
+        </w:rPr>
+        <w:t xml:space="preserve">    _</w:t>
+      </w:r>
+      <w:proofErr w:type="spellStart"/>
+      <w:r>
+        <w:rPr>
+          <w:rFonts w:ascii="Courier New" w:hAnsi="Courier New"/>
+          <w:sz w:val="18"/>
+        </w:rPr>
+        <w:t>passwordController.dispose</w:t>
+      </w:r>
+      <w:proofErr w:type="spellEnd"/>
+      <w:r>
+        <w:rPr>
+          <w:rFonts w:ascii="Courier New" w:hAnsi="Courier New"/>
+          <w:sz w:val="18"/>
+        </w:rPr>
+        <w:t>();</w:t>
+      </w:r>
+    </w:p>
+    <w:p>
+      <w:pPr>
+        <w:spacing w:after="0" w:line="360" w:lineRule="auto"/>
+        <w:jc w:val="both"/>
+        <w:rPr>
+          <w:rFonts w:ascii="Courier New" w:hAnsi="Courier New"/>
+          <w:sz w:val="18"/>
+        </w:rPr>
+      </w:pPr>
+      <w:r>
+        <w:rPr>
+          <w:rFonts w:ascii="Courier New" w:hAnsi="Courier New"/>
+          <w:sz w:val="18"/>
+        </w:rPr>
+        <w:t xml:space="preserve">    </w:t>
       </w:r>
       <w:proofErr w:type="spellStart"/>
       <w:proofErr w:type="gramStart"/>
@@ -20137,32 +21341,93 @@
           <w:rFonts w:ascii="Courier New" w:hAnsi="Courier New"/>
           <w:sz w:val="18"/>
         </w:rPr>
-        <w:t>ExecuteAuthorized</w:t>
+        <w:t>super.dispose</w:t>
       </w:r>
       <w:proofErr w:type="spellEnd"/>
-      <w:r>
-        <w:rPr>
-          <w:rFonts w:ascii="Courier New" w:hAnsi="Courier New"/>
-          <w:sz w:val="18"/>
-        </w:rPr>
-        <w:t>(</w:t>
-      </w:r>
-      <w:proofErr w:type="spellStart"/>
       <w:proofErr w:type="gramEnd"/>
       <w:r>
         <w:rPr>
           <w:rFonts w:ascii="Courier New" w:hAnsi="Courier New"/>
           <w:sz w:val="18"/>
         </w:rPr>
-        <w:t>userId</w:t>
-      </w:r>
-      <w:proofErr w:type="spellEnd"/>
-      <w:r>
-        <w:rPr>
-          <w:rFonts w:ascii="Courier New" w:hAnsi="Courier New"/>
-          <w:sz w:val="18"/>
-        </w:rPr>
-        <w:t xml:space="preserve"> =&gt; _</w:t>
+        <w:t>();</w:t>
+      </w:r>
+    </w:p>
+    <w:p>
+      <w:pPr>
+        <w:spacing w:after="0" w:line="360" w:lineRule="auto"/>
+        <w:jc w:val="both"/>
+        <w:rPr>
+          <w:rFonts w:ascii="Courier New" w:hAnsi="Courier New"/>
+          <w:sz w:val="18"/>
+        </w:rPr>
+      </w:pPr>
+      <w:r>
+        <w:rPr>
+          <w:rFonts w:ascii="Courier New" w:hAnsi="Courier New"/>
+          <w:sz w:val="18"/>
+        </w:rPr>
+        <w:t xml:space="preserve">  }</w:t>
+      </w:r>
+    </w:p>
+    <w:p>
+      <w:pPr>
+        <w:spacing w:after="0" w:line="360" w:lineRule="auto"/>
+        <w:jc w:val="both"/>
+        <w:rPr>
+          <w:rFonts w:ascii="Courier New" w:hAnsi="Courier New"/>
+          <w:sz w:val="18"/>
+        </w:rPr>
+      </w:pPr>
+    </w:p>
+    <w:p>
+      <w:pPr>
+        <w:spacing w:after="0" w:line="360" w:lineRule="auto"/>
+        <w:jc w:val="both"/>
+        <w:rPr>
+          <w:rFonts w:ascii="Courier New" w:hAnsi="Courier New"/>
+          <w:sz w:val="18"/>
+        </w:rPr>
+      </w:pPr>
+      <w:r>
+        <w:rPr>
+          <w:rFonts w:ascii="Courier New" w:hAnsi="Courier New"/>
+          <w:sz w:val="18"/>
+        </w:rPr>
+        <w:t xml:space="preserve">  void _</w:t>
+      </w:r>
+      <w:proofErr w:type="gramStart"/>
+      <w:r>
+        <w:rPr>
+          <w:rFonts w:ascii="Courier New" w:hAnsi="Courier New"/>
+          <w:sz w:val="18"/>
+        </w:rPr>
+        <w:t>login(</w:t>
+      </w:r>
+      <w:proofErr w:type="gramEnd"/>
+      <w:r>
+        <w:rPr>
+          <w:rFonts w:ascii="Courier New" w:hAnsi="Courier New"/>
+          <w:sz w:val="18"/>
+        </w:rPr>
+        <w:t>) async {</w:t>
+      </w:r>
+    </w:p>
+    <w:p>
+      <w:pPr>
+        <w:spacing w:after="0" w:line="360" w:lineRule="auto"/>
+        <w:jc w:val="both"/>
+        <w:rPr>
+          <w:rFonts w:ascii="Courier New" w:hAnsi="Courier New"/>
+          <w:sz w:val="18"/>
+        </w:rPr>
+      </w:pPr>
+      <w:r>
+        <w:rPr>
+          <w:rFonts w:ascii="Courier New" w:hAnsi="Courier New"/>
+          <w:sz w:val="18"/>
+        </w:rPr>
+        <w:t xml:space="preserve">    final email = _</w:t>
       </w:r>
       <w:proofErr w:type="spellStart"/>
       <w:proofErr w:type="gramStart"/>
@@ -20171,7 +21436,7 @@
           <w:rFonts w:ascii="Courier New" w:hAnsi="Courier New"/>
           <w:sz w:val="18"/>
         </w:rPr>
-        <w:t>service.Send</w:t>
+        <w:t>emailController.text.trim</w:t>
       </w:r>
       <w:proofErr w:type="spellEnd"/>
       <w:proofErr w:type="gramEnd"/>
@@ -20180,23 +21445,7 @@
           <w:rFonts w:ascii="Courier New" w:hAnsi="Courier New"/>
           <w:sz w:val="18"/>
         </w:rPr>
-        <w:t>(</w:t>
-      </w:r>
-      <w:proofErr w:type="spellStart"/>
-      <w:r>
-        <w:rPr>
-          <w:rFonts w:ascii="Courier New" w:hAnsi="Courier New"/>
-          <w:sz w:val="18"/>
-        </w:rPr>
-        <w:t>userId</w:t>
-      </w:r>
-      <w:proofErr w:type="spellEnd"/>
-      <w:r>
-        <w:rPr>
-          <w:rFonts w:ascii="Courier New" w:hAnsi="Courier New"/>
-          <w:sz w:val="18"/>
-        </w:rPr>
-        <w:t>, request));</w:t>
+        <w:t>();</w:t>
       </w:r>
     </w:p>
     <w:p>
@@ -20213,7 +21462,23 @@
           <w:rFonts w:ascii="Courier New" w:hAnsi="Courier New"/>
           <w:sz w:val="18"/>
         </w:rPr>
-        <w:t xml:space="preserve">    }</w:t>
+        <w:t xml:space="preserve">    final password = _</w:t>
+      </w:r>
+      <w:proofErr w:type="spellStart"/>
+      <w:r>
+        <w:rPr>
+          <w:rFonts w:ascii="Courier New" w:hAnsi="Courier New"/>
+          <w:sz w:val="18"/>
+        </w:rPr>
+        <w:t>passwordController.text</w:t>
+      </w:r>
+      <w:proofErr w:type="spellEnd"/>
+      <w:r>
+        <w:rPr>
+          <w:rFonts w:ascii="Courier New" w:hAnsi="Courier New"/>
+          <w:sz w:val="18"/>
+        </w:rPr>
+        <w:t>;</w:t>
       </w:r>
     </w:p>
     <w:p>
@@ -20240,23 +21505,41 @@
           <w:rFonts w:ascii="Courier New" w:hAnsi="Courier New"/>
           <w:sz w:val="18"/>
         </w:rPr>
-        <w:t xml:space="preserve">    [</w:t>
+        <w:t xml:space="preserve">    if (</w:t>
       </w:r>
       <w:proofErr w:type="spellStart"/>
-      <w:r>
-        <w:rPr>
-          <w:rFonts w:ascii="Courier New" w:hAnsi="Courier New"/>
-          <w:sz w:val="18"/>
-        </w:rPr>
-        <w:t>HttpPost</w:t>
+      <w:proofErr w:type="gramStart"/>
+      <w:r>
+        <w:rPr>
+          <w:rFonts w:ascii="Courier New" w:hAnsi="Courier New"/>
+          <w:sz w:val="18"/>
+        </w:rPr>
+        <w:t>email.isEmpty</w:t>
       </w:r>
       <w:proofErr w:type="spellEnd"/>
-      <w:r>
-        <w:rPr>
-          <w:rFonts w:ascii="Courier New" w:hAnsi="Courier New"/>
-          <w:sz w:val="18"/>
-        </w:rPr>
-        <w:t>]</w:t>
+      <w:proofErr w:type="gramEnd"/>
+      <w:r>
+        <w:rPr>
+          <w:rFonts w:ascii="Courier New" w:hAnsi="Courier New"/>
+          <w:sz w:val="18"/>
+        </w:rPr>
+        <w:t xml:space="preserve"> || </w:t>
+      </w:r>
+      <w:proofErr w:type="spellStart"/>
+      <w:r>
+        <w:rPr>
+          <w:rFonts w:ascii="Courier New" w:hAnsi="Courier New"/>
+          <w:sz w:val="18"/>
+        </w:rPr>
+        <w:t>password.isEmpty</w:t>
+      </w:r>
+      <w:proofErr w:type="spellEnd"/>
+      <w:r>
+        <w:rPr>
+          <w:rFonts w:ascii="Courier New" w:hAnsi="Courier New"/>
+          <w:sz w:val="18"/>
+        </w:rPr>
+        <w:t>) {</w:t>
       </w:r>
     </w:p>
     <w:p>
@@ -20273,7 +21556,7 @@
           <w:rFonts w:ascii="Courier New" w:hAnsi="Courier New"/>
           <w:sz w:val="18"/>
         </w:rPr>
-        <w:t xml:space="preserve">    [Route("{</w:t>
+        <w:t xml:space="preserve">      </w:t>
       </w:r>
       <w:proofErr w:type="spellStart"/>
       <w:r>
@@ -20281,7 +21564,7 @@
           <w:rFonts w:ascii="Courier New" w:hAnsi="Courier New"/>
           <w:sz w:val="18"/>
         </w:rPr>
-        <w:t>messageId:int</w:t>
+        <w:t>ScaffoldMessenger.of</w:t>
       </w:r>
       <w:proofErr w:type="spellEnd"/>
       <w:r>
@@ -20289,7 +21572,32 @@
           <w:rFonts w:ascii="Courier New" w:hAnsi="Courier New"/>
           <w:sz w:val="18"/>
         </w:rPr>
-        <w:t>}/read")]</w:t>
+        <w:t>(context</w:t>
+      </w:r>
+      <w:proofErr w:type="gramStart"/>
+      <w:r>
+        <w:rPr>
+          <w:rFonts w:ascii="Courier New" w:hAnsi="Courier New"/>
+          <w:sz w:val="18"/>
+        </w:rPr>
+        <w:t>).</w:t>
+      </w:r>
+      <w:proofErr w:type="spellStart"/>
+      <w:r>
+        <w:rPr>
+          <w:rFonts w:ascii="Courier New" w:hAnsi="Courier New"/>
+          <w:sz w:val="18"/>
+        </w:rPr>
+        <w:t>showSnackBar</w:t>
+      </w:r>
+      <w:proofErr w:type="spellEnd"/>
+      <w:proofErr w:type="gramEnd"/>
+      <w:r>
+        <w:rPr>
+          <w:rFonts w:ascii="Courier New" w:hAnsi="Courier New"/>
+          <w:sz w:val="18"/>
+        </w:rPr>
+        <w:t>(</w:t>
       </w:r>
     </w:p>
     <w:p>
@@ -20306,23 +21614,7 @@
           <w:rFonts w:ascii="Courier New" w:hAnsi="Courier New"/>
           <w:sz w:val="18"/>
         </w:rPr>
-        <w:t xml:space="preserve">    public async Task&lt;</w:t>
-      </w:r>
-      <w:proofErr w:type="spellStart"/>
-      <w:r>
-        <w:rPr>
-          <w:rFonts w:ascii="Courier New" w:hAnsi="Courier New"/>
-          <w:sz w:val="18"/>
-        </w:rPr>
-        <w:t>IActionResult</w:t>
-      </w:r>
-      <w:proofErr w:type="spellEnd"/>
-      <w:r>
-        <w:rPr>
-          <w:rFonts w:ascii="Courier New" w:hAnsi="Courier New"/>
-          <w:sz w:val="18"/>
-        </w:rPr>
-        <w:t xml:space="preserve">&gt; </w:t>
+        <w:t xml:space="preserve">        const </w:t>
       </w:r>
       <w:proofErr w:type="spellStart"/>
       <w:proofErr w:type="gramStart"/>
@@ -20331,7 +21623,7 @@
           <w:rFonts w:ascii="Courier New" w:hAnsi="Courier New"/>
           <w:sz w:val="18"/>
         </w:rPr>
-        <w:t>MarkRead</w:t>
+        <w:t>SnackBar</w:t>
       </w:r>
       <w:proofErr w:type="spellEnd"/>
       <w:r>
@@ -20347,23 +21639,52 @@
           <w:rFonts w:ascii="Courier New" w:hAnsi="Courier New"/>
           <w:sz w:val="18"/>
         </w:rPr>
-        <w:t xml:space="preserve">int </w:t>
-      </w:r>
-      <w:proofErr w:type="spellStart"/>
-      <w:r>
-        <w:rPr>
-          <w:rFonts w:ascii="Courier New" w:hAnsi="Courier New"/>
-          <w:sz w:val="18"/>
-        </w:rPr>
-        <w:t>messageId</w:t>
-      </w:r>
-      <w:proofErr w:type="spellEnd"/>
-      <w:r>
-        <w:rPr>
-          <w:rFonts w:ascii="Courier New" w:hAnsi="Courier New"/>
-          <w:sz w:val="18"/>
-        </w:rPr>
-        <w:t>)</w:t>
+        <w:t>content: Text('</w:t>
+      </w:r>
+      <w:r>
+        <w:rPr>
+          <w:rFonts w:ascii="Courier New" w:hAnsi="Courier New"/>
+          <w:sz w:val="18"/>
+          <w:lang w:val="ru-RU"/>
+        </w:rPr>
+        <w:t>Введите</w:t>
+      </w:r>
+      <w:r>
+        <w:rPr>
+          <w:rFonts w:ascii="Courier New" w:hAnsi="Courier New"/>
+          <w:sz w:val="18"/>
+        </w:rPr>
+        <w:t xml:space="preserve"> email </w:t>
+      </w:r>
+      <w:r>
+        <w:rPr>
+          <w:rFonts w:ascii="Courier New" w:hAnsi="Courier New"/>
+          <w:sz w:val="18"/>
+          <w:lang w:val="ru-RU"/>
+        </w:rPr>
+        <w:t>и</w:t>
+      </w:r>
+      <w:r>
+        <w:rPr>
+          <w:rFonts w:ascii="Courier New" w:hAnsi="Courier New"/>
+          <w:sz w:val="18"/>
+        </w:rPr>
+        <w:t xml:space="preserve"> </w:t>
+      </w:r>
+      <w:r>
+        <w:rPr>
+          <w:rFonts w:ascii="Courier New" w:hAnsi="Courier New"/>
+          <w:sz w:val="18"/>
+          <w:lang w:val="ru-RU"/>
+        </w:rPr>
+        <w:t>пароль</w:t>
+      </w:r>
+      <w:r>
+        <w:rPr>
+          <w:rFonts w:ascii="Courier New" w:hAnsi="Courier New"/>
+          <w:sz w:val="18"/>
+        </w:rPr>
+        <w:t>')),</w:t>
       </w:r>
     </w:p>
     <w:p>
@@ -20380,7 +21701,7 @@
           <w:rFonts w:ascii="Courier New" w:hAnsi="Courier New"/>
           <w:sz w:val="18"/>
         </w:rPr>
-        <w:t xml:space="preserve">    {</w:t>
+        <w:t xml:space="preserve">      );</w:t>
       </w:r>
     </w:p>
     <w:p>
@@ -20397,7 +21718,51 @@
           <w:rFonts w:ascii="Courier New" w:hAnsi="Courier New"/>
           <w:sz w:val="18"/>
         </w:rPr>
-        <w:t xml:space="preserve">        return await </w:t>
+        <w:t xml:space="preserve">      return;</w:t>
+      </w:r>
+    </w:p>
+    <w:p>
+      <w:pPr>
+        <w:spacing w:after="0" w:line="360" w:lineRule="auto"/>
+        <w:jc w:val="both"/>
+        <w:rPr>
+          <w:rFonts w:ascii="Courier New" w:hAnsi="Courier New"/>
+          <w:sz w:val="18"/>
+        </w:rPr>
+      </w:pPr>
+      <w:r>
+        <w:rPr>
+          <w:rFonts w:ascii="Courier New" w:hAnsi="Courier New"/>
+          <w:sz w:val="18"/>
+        </w:rPr>
+        <w:t xml:space="preserve">    }</w:t>
+      </w:r>
+    </w:p>
+    <w:p>
+      <w:pPr>
+        <w:spacing w:after="0" w:line="360" w:lineRule="auto"/>
+        <w:jc w:val="both"/>
+        <w:rPr>
+          <w:rFonts w:ascii="Courier New" w:hAnsi="Courier New"/>
+          <w:sz w:val="18"/>
+        </w:rPr>
+      </w:pPr>
+    </w:p>
+    <w:p>
+      <w:pPr>
+        <w:spacing w:after="0" w:line="360" w:lineRule="auto"/>
+        <w:jc w:val="both"/>
+        <w:rPr>
+          <w:rFonts w:ascii="Courier New" w:hAnsi="Courier New"/>
+          <w:sz w:val="18"/>
+        </w:rPr>
+      </w:pPr>
+      <w:r>
+        <w:rPr>
+          <w:rFonts w:ascii="Courier New" w:hAnsi="Courier New"/>
+          <w:sz w:val="18"/>
+        </w:rPr>
+        <w:t xml:space="preserve">    final auth = </w:t>
       </w:r>
       <w:proofErr w:type="spellStart"/>
       <w:proofErr w:type="gramStart"/>
@@ -20406,9 +21771,67 @@
           <w:rFonts w:ascii="Courier New" w:hAnsi="Courier New"/>
           <w:sz w:val="18"/>
         </w:rPr>
-        <w:t>ExecuteAuthorized</w:t>
+        <w:t>context.read</w:t>
       </w:r>
       <w:proofErr w:type="spellEnd"/>
+      <w:proofErr w:type="gramEnd"/>
+      <w:r>
+        <w:rPr>
+          <w:rFonts w:ascii="Courier New" w:hAnsi="Courier New"/>
+          <w:sz w:val="18"/>
+        </w:rPr>
+        <w:t>&lt;</w:t>
+      </w:r>
+      <w:proofErr w:type="spellStart"/>
+      <w:r>
+        <w:rPr>
+          <w:rFonts w:ascii="Courier New" w:hAnsi="Courier New"/>
+          <w:sz w:val="18"/>
+        </w:rPr>
+        <w:t>AuthProvider</w:t>
+      </w:r>
+      <w:proofErr w:type="spellEnd"/>
+      <w:r>
+        <w:rPr>
+          <w:rFonts w:ascii="Courier New" w:hAnsi="Courier New"/>
+          <w:sz w:val="18"/>
+        </w:rPr>
+        <w:t>&gt;();</w:t>
+      </w:r>
+    </w:p>
+    <w:p>
+      <w:pPr>
+        <w:spacing w:after="0" w:line="360" w:lineRule="auto"/>
+        <w:jc w:val="both"/>
+        <w:rPr>
+          <w:rFonts w:ascii="Courier New" w:hAnsi="Courier New"/>
+          <w:sz w:val="18"/>
+        </w:rPr>
+      </w:pPr>
+      <w:r>
+        <w:rPr>
+          <w:rFonts w:ascii="Courier New" w:hAnsi="Courier New"/>
+          <w:sz w:val="18"/>
+        </w:rPr>
+        <w:t xml:space="preserve">    final success = await </w:t>
+      </w:r>
+      <w:proofErr w:type="spellStart"/>
+      <w:r>
+        <w:rPr>
+          <w:rFonts w:ascii="Courier New" w:hAnsi="Courier New"/>
+          <w:sz w:val="18"/>
+        </w:rPr>
+        <w:t>auth.</w:t>
+      </w:r>
+      <w:proofErr w:type="gramStart"/>
+      <w:r>
+        <w:rPr>
+          <w:rFonts w:ascii="Courier New" w:hAnsi="Courier New"/>
+          <w:sz w:val="18"/>
+        </w:rPr>
+        <w:t>login</w:t>
+      </w:r>
+      <w:proofErr w:type="spellEnd"/>
       <w:r>
         <w:rPr>
           <w:rFonts w:ascii="Courier New" w:hAnsi="Courier New"/>
@@ -20416,22 +21839,158 @@
         </w:rPr>
         <w:t>(</w:t>
       </w:r>
+      <w:proofErr w:type="gramEnd"/>
+      <w:r>
+        <w:rPr>
+          <w:rFonts w:ascii="Courier New" w:hAnsi="Courier New"/>
+          <w:sz w:val="18"/>
+        </w:rPr>
+        <w:t>email: email, password: password);</w:t>
+      </w:r>
+    </w:p>
+    <w:p>
+      <w:pPr>
+        <w:spacing w:after="0" w:line="360" w:lineRule="auto"/>
+        <w:jc w:val="both"/>
+        <w:rPr>
+          <w:rFonts w:ascii="Courier New" w:hAnsi="Courier New"/>
+          <w:sz w:val="18"/>
+        </w:rPr>
+      </w:pPr>
+    </w:p>
+    <w:p>
+      <w:pPr>
+        <w:spacing w:after="0" w:line="360" w:lineRule="auto"/>
+        <w:jc w:val="both"/>
+        <w:rPr>
+          <w:rFonts w:ascii="Courier New" w:hAnsi="Courier New"/>
+          <w:sz w:val="18"/>
+        </w:rPr>
+      </w:pPr>
+      <w:r>
+        <w:rPr>
+          <w:rFonts w:ascii="Courier New" w:hAnsi="Courier New"/>
+          <w:sz w:val="18"/>
+        </w:rPr>
+        <w:t xml:space="preserve">    if </w:t>
+      </w:r>
+      <w:proofErr w:type="gramStart"/>
+      <w:r>
+        <w:rPr>
+          <w:rFonts w:ascii="Courier New" w:hAnsi="Courier New"/>
+          <w:sz w:val="18"/>
+        </w:rPr>
+        <w:t>(!mounted</w:t>
+      </w:r>
+      <w:proofErr w:type="gramEnd"/>
+      <w:r>
+        <w:rPr>
+          <w:rFonts w:ascii="Courier New" w:hAnsi="Courier New"/>
+          <w:sz w:val="18"/>
+        </w:rPr>
+        <w:t>) return;</w:t>
+      </w:r>
+    </w:p>
+    <w:p>
+      <w:pPr>
+        <w:spacing w:after="0" w:line="360" w:lineRule="auto"/>
+        <w:jc w:val="both"/>
+        <w:rPr>
+          <w:rFonts w:ascii="Courier New" w:hAnsi="Courier New"/>
+          <w:sz w:val="18"/>
+        </w:rPr>
+      </w:pPr>
+    </w:p>
+    <w:p>
+      <w:pPr>
+        <w:spacing w:after="0" w:line="360" w:lineRule="auto"/>
+        <w:jc w:val="both"/>
+        <w:rPr>
+          <w:rFonts w:ascii="Courier New" w:hAnsi="Courier New"/>
+          <w:sz w:val="18"/>
+        </w:rPr>
+      </w:pPr>
+      <w:r>
+        <w:rPr>
+          <w:rFonts w:ascii="Courier New" w:hAnsi="Courier New"/>
+          <w:sz w:val="18"/>
+        </w:rPr>
+        <w:t xml:space="preserve">    if (success) {</w:t>
+      </w:r>
+    </w:p>
+    <w:p>
+      <w:pPr>
+        <w:spacing w:after="0" w:line="360" w:lineRule="auto"/>
+        <w:jc w:val="both"/>
+        <w:rPr>
+          <w:rFonts w:ascii="Courier New" w:hAnsi="Courier New"/>
+          <w:sz w:val="18"/>
+        </w:rPr>
+      </w:pPr>
+      <w:r>
+        <w:rPr>
+          <w:rFonts w:ascii="Courier New" w:hAnsi="Courier New"/>
+          <w:sz w:val="18"/>
+        </w:rPr>
+        <w:t xml:space="preserve">      </w:t>
+      </w:r>
       <w:proofErr w:type="spellStart"/>
+      <w:r>
+        <w:rPr>
+          <w:rFonts w:ascii="Courier New" w:hAnsi="Courier New"/>
+          <w:sz w:val="18"/>
+        </w:rPr>
+        <w:t>Navigator.of</w:t>
+      </w:r>
+      <w:proofErr w:type="spellEnd"/>
+      <w:r>
+        <w:rPr>
+          <w:rFonts w:ascii="Courier New" w:hAnsi="Courier New"/>
+          <w:sz w:val="18"/>
+        </w:rPr>
+        <w:t>(context</w:t>
+      </w:r>
+      <w:proofErr w:type="gramStart"/>
+      <w:r>
+        <w:rPr>
+          <w:rFonts w:ascii="Courier New" w:hAnsi="Courier New"/>
+          <w:sz w:val="18"/>
+        </w:rPr>
+        <w:t>).</w:t>
+      </w:r>
+      <w:proofErr w:type="spellStart"/>
+      <w:r>
+        <w:rPr>
+          <w:rFonts w:ascii="Courier New" w:hAnsi="Courier New"/>
+          <w:sz w:val="18"/>
+        </w:rPr>
+        <w:t>pushReplacement</w:t>
+      </w:r>
+      <w:proofErr w:type="spellEnd"/>
       <w:proofErr w:type="gramEnd"/>
       <w:r>
         <w:rPr>
           <w:rFonts w:ascii="Courier New" w:hAnsi="Courier New"/>
           <w:sz w:val="18"/>
         </w:rPr>
-        <w:t>userId</w:t>
-      </w:r>
-      <w:proofErr w:type="spellEnd"/>
-      <w:r>
-        <w:rPr>
-          <w:rFonts w:ascii="Courier New" w:hAnsi="Courier New"/>
-          <w:sz w:val="18"/>
-        </w:rPr>
-        <w:t xml:space="preserve"> =&gt; _</w:t>
+        <w:t>(</w:t>
+      </w:r>
+    </w:p>
+    <w:p>
+      <w:pPr>
+        <w:spacing w:after="0" w:line="360" w:lineRule="auto"/>
+        <w:jc w:val="both"/>
+        <w:rPr>
+          <w:rFonts w:ascii="Courier New" w:hAnsi="Courier New"/>
+          <w:sz w:val="18"/>
+        </w:rPr>
+      </w:pPr>
+      <w:r>
+        <w:rPr>
+          <w:rFonts w:ascii="Courier New" w:hAnsi="Courier New"/>
+          <w:sz w:val="18"/>
+        </w:rPr>
+        <w:t xml:space="preserve">        </w:t>
       </w:r>
       <w:proofErr w:type="spellStart"/>
       <w:proofErr w:type="gramStart"/>
@@ -20440,7 +21999,122 @@
           <w:rFonts w:ascii="Courier New" w:hAnsi="Courier New"/>
           <w:sz w:val="18"/>
         </w:rPr>
-        <w:t>service.MarkRead</w:t>
+        <w:t>MaterialPageRoute</w:t>
+      </w:r>
+      <w:proofErr w:type="spellEnd"/>
+      <w:r>
+        <w:rPr>
+          <w:rFonts w:ascii="Courier New" w:hAnsi="Courier New"/>
+          <w:sz w:val="18"/>
+        </w:rPr>
+        <w:t>(</w:t>
+      </w:r>
+      <w:proofErr w:type="gramEnd"/>
+      <w:r>
+        <w:rPr>
+          <w:rFonts w:ascii="Courier New" w:hAnsi="Courier New"/>
+          <w:sz w:val="18"/>
+        </w:rPr>
+        <w:t xml:space="preserve">builder: (_) =&gt; const </w:t>
+      </w:r>
+      <w:proofErr w:type="spellStart"/>
+      <w:r>
+        <w:rPr>
+          <w:rFonts w:ascii="Courier New" w:hAnsi="Courier New"/>
+          <w:sz w:val="18"/>
+        </w:rPr>
+        <w:t>CoupleSetupScreen</w:t>
+      </w:r>
+      <w:proofErr w:type="spellEnd"/>
+      <w:r>
+        <w:rPr>
+          <w:rFonts w:ascii="Courier New" w:hAnsi="Courier New"/>
+          <w:sz w:val="18"/>
+        </w:rPr>
+        <w:t>()),</w:t>
+      </w:r>
+    </w:p>
+    <w:p>
+      <w:pPr>
+        <w:spacing w:after="0" w:line="360" w:lineRule="auto"/>
+        <w:jc w:val="both"/>
+        <w:rPr>
+          <w:rFonts w:ascii="Courier New" w:hAnsi="Courier New"/>
+          <w:sz w:val="18"/>
+        </w:rPr>
+      </w:pPr>
+      <w:r>
+        <w:rPr>
+          <w:rFonts w:ascii="Courier New" w:hAnsi="Courier New"/>
+          <w:sz w:val="18"/>
+        </w:rPr>
+        <w:t xml:space="preserve">      );</w:t>
+      </w:r>
+    </w:p>
+    <w:p>
+      <w:pPr>
+        <w:spacing w:after="0" w:line="360" w:lineRule="auto"/>
+        <w:jc w:val="both"/>
+        <w:rPr>
+          <w:rFonts w:ascii="Courier New" w:hAnsi="Courier New"/>
+          <w:sz w:val="18"/>
+        </w:rPr>
+      </w:pPr>
+      <w:r>
+        <w:rPr>
+          <w:rFonts w:ascii="Courier New" w:hAnsi="Courier New"/>
+          <w:sz w:val="18"/>
+        </w:rPr>
+        <w:t xml:space="preserve">    } else {</w:t>
+      </w:r>
+    </w:p>
+    <w:p>
+      <w:pPr>
+        <w:spacing w:after="0" w:line="360" w:lineRule="auto"/>
+        <w:jc w:val="both"/>
+        <w:rPr>
+          <w:rFonts w:ascii="Courier New" w:hAnsi="Courier New"/>
+          <w:sz w:val="18"/>
+        </w:rPr>
+      </w:pPr>
+      <w:r>
+        <w:rPr>
+          <w:rFonts w:ascii="Courier New" w:hAnsi="Courier New"/>
+          <w:sz w:val="18"/>
+        </w:rPr>
+        <w:t xml:space="preserve">      </w:t>
+      </w:r>
+      <w:proofErr w:type="spellStart"/>
+      <w:r>
+        <w:rPr>
+          <w:rFonts w:ascii="Courier New" w:hAnsi="Courier New"/>
+          <w:sz w:val="18"/>
+        </w:rPr>
+        <w:t>ScaffoldMessenger.of</w:t>
+      </w:r>
+      <w:proofErr w:type="spellEnd"/>
+      <w:r>
+        <w:rPr>
+          <w:rFonts w:ascii="Courier New" w:hAnsi="Courier New"/>
+          <w:sz w:val="18"/>
+        </w:rPr>
+        <w:t>(context</w:t>
+      </w:r>
+      <w:proofErr w:type="gramStart"/>
+      <w:r>
+        <w:rPr>
+          <w:rFonts w:ascii="Courier New" w:hAnsi="Courier New"/>
+          <w:sz w:val="18"/>
+        </w:rPr>
+        <w:t>).</w:t>
+      </w:r>
+      <w:proofErr w:type="spellStart"/>
+      <w:r>
+        <w:rPr>
+          <w:rFonts w:ascii="Courier New" w:hAnsi="Courier New"/>
+          <w:sz w:val="18"/>
+        </w:rPr>
+        <w:t>showSnackBar</w:t>
       </w:r>
       <w:proofErr w:type="spellEnd"/>
       <w:proofErr w:type="gramEnd"/>
@@ -20451,38 +22125,6 @@
         </w:rPr>
         <w:t>(</w:t>
       </w:r>
-      <w:proofErr w:type="spellStart"/>
-      <w:r>
-        <w:rPr>
-          <w:rFonts w:ascii="Courier New" w:hAnsi="Courier New"/>
-          <w:sz w:val="18"/>
-        </w:rPr>
-        <w:t>userId</w:t>
-      </w:r>
-      <w:proofErr w:type="spellEnd"/>
-      <w:r>
-        <w:rPr>
-          <w:rFonts w:ascii="Courier New" w:hAnsi="Courier New"/>
-          <w:sz w:val="18"/>
-        </w:rPr>
-        <w:t xml:space="preserve">, </w:t>
-      </w:r>
-      <w:proofErr w:type="spellStart"/>
-      <w:r>
-        <w:rPr>
-          <w:rFonts w:ascii="Courier New" w:hAnsi="Courier New"/>
-          <w:sz w:val="18"/>
-        </w:rPr>
-        <w:t>messageId</w:t>
-      </w:r>
-      <w:proofErr w:type="spellEnd"/>
-      <w:r>
-        <w:rPr>
-          <w:rFonts w:ascii="Courier New" w:hAnsi="Courier New"/>
-          <w:sz w:val="18"/>
-        </w:rPr>
-        <w:t>));</w:t>
-      </w:r>
     </w:p>
     <w:p>
       <w:pPr>
@@ -20498,7 +22140,85 @@
           <w:rFonts w:ascii="Courier New" w:hAnsi="Courier New"/>
           <w:sz w:val="18"/>
         </w:rPr>
-        <w:t xml:space="preserve">    }</w:t>
+        <w:t xml:space="preserve">        </w:t>
+      </w:r>
+      <w:proofErr w:type="spellStart"/>
+      <w:proofErr w:type="gramStart"/>
+      <w:r>
+        <w:rPr>
+          <w:rFonts w:ascii="Courier New" w:hAnsi="Courier New"/>
+          <w:sz w:val="18"/>
+        </w:rPr>
+        <w:t>SnackBar</w:t>
+      </w:r>
+      <w:proofErr w:type="spellEnd"/>
+      <w:r>
+        <w:rPr>
+          <w:rFonts w:ascii="Courier New" w:hAnsi="Courier New"/>
+          <w:sz w:val="18"/>
+        </w:rPr>
+        <w:t>(</w:t>
+      </w:r>
+      <w:proofErr w:type="gramEnd"/>
+      <w:r>
+        <w:rPr>
+          <w:rFonts w:ascii="Courier New" w:hAnsi="Courier New"/>
+          <w:sz w:val="18"/>
+        </w:rPr>
+        <w:t>content: Text(</w:t>
+      </w:r>
+      <w:proofErr w:type="spellStart"/>
+      <w:r>
+        <w:rPr>
+          <w:rFonts w:ascii="Courier New" w:hAnsi="Courier New"/>
+          <w:sz w:val="18"/>
+        </w:rPr>
+        <w:t>auth.error</w:t>
+      </w:r>
+      <w:proofErr w:type="spellEnd"/>
+      <w:r>
+        <w:rPr>
+          <w:rFonts w:ascii="Courier New" w:hAnsi="Courier New"/>
+          <w:sz w:val="18"/>
+        </w:rPr>
+        <w:t xml:space="preserve"> ?? </w:t>
+      </w:r>
+      <w:r>
+        <w:rPr>
+          <w:rFonts w:ascii="Courier New" w:hAnsi="Courier New"/>
+          <w:sz w:val="18"/>
+        </w:rPr>
+        <w:t>'</w:t>
+      </w:r>
+      <w:r>
+        <w:rPr>
+          <w:rFonts w:ascii="Courier New" w:hAnsi="Courier New"/>
+          <w:sz w:val="18"/>
+          <w:lang w:val="ru-RU"/>
+        </w:rPr>
+        <w:t>Ошибка</w:t>
+      </w:r>
+      <w:r>
+        <w:rPr>
+          <w:rFonts w:ascii="Courier New" w:hAnsi="Courier New"/>
+          <w:sz w:val="18"/>
+        </w:rPr>
+        <w:t xml:space="preserve"> </w:t>
+      </w:r>
+      <w:r>
+        <w:rPr>
+          <w:rFonts w:ascii="Courier New" w:hAnsi="Courier New"/>
+          <w:sz w:val="18"/>
+          <w:lang w:val="ru-RU"/>
+        </w:rPr>
+        <w:t>входа</w:t>
+      </w:r>
+      <w:r>
+        <w:rPr>
+          <w:rFonts w:ascii="Courier New" w:hAnsi="Courier New"/>
+          <w:sz w:val="18"/>
+        </w:rPr>
+        <w:t>')),</w:t>
       </w:r>
     </w:p>
     <w:p>
@@ -20510,6 +22230,13 @@
           <w:sz w:val="18"/>
         </w:rPr>
       </w:pPr>
+      <w:r>
+        <w:rPr>
+          <w:rFonts w:ascii="Courier New" w:hAnsi="Courier New"/>
+          <w:sz w:val="18"/>
+        </w:rPr>
+        <w:t xml:space="preserve">      );</w:t>
+      </w:r>
     </w:p>
     <w:p>
       <w:pPr>
@@ -20525,7 +22252,117 @@
           <w:rFonts w:ascii="Courier New" w:hAnsi="Courier New"/>
           <w:sz w:val="18"/>
         </w:rPr>
-        <w:t xml:space="preserve">    private async Task&lt;</w:t>
+        <w:t xml:space="preserve">    }</w:t>
+      </w:r>
+    </w:p>
+    <w:p>
+      <w:pPr>
+        <w:spacing w:after="0" w:line="360" w:lineRule="auto"/>
+        <w:jc w:val="both"/>
+        <w:rPr>
+          <w:rFonts w:ascii="Courier New" w:hAnsi="Courier New"/>
+          <w:sz w:val="18"/>
+        </w:rPr>
+      </w:pPr>
+      <w:r>
+        <w:rPr>
+          <w:rFonts w:ascii="Courier New" w:hAnsi="Courier New"/>
+          <w:sz w:val="18"/>
+        </w:rPr>
+        <w:t xml:space="preserve">  }</w:t>
+      </w:r>
+    </w:p>
+    <w:p>
+      <w:pPr>
+        <w:rPr>
+          <w:lang w:val="tt-RU"/>
+        </w:rPr>
+      </w:pPr>
+      <w:r>
+        <w:br w:type="page"/>
+      </w:r>
+    </w:p>
+    <w:p>
+      <w:pPr>
+        <w:spacing w:after="0" w:line="360" w:lineRule="auto"/>
+        <w:jc w:val="center"/>
+        <w:rPr>
+          <w:lang w:val="tt-RU"/>
+        </w:rPr>
+      </w:pPr>
+      <w:r>
+        <w:rPr>
+          <w:rFonts w:ascii="Times New Roman" w:hAnsi="Times New Roman" w:cs="Times New Roman"/>
+          <w:sz w:val="24"/>
+          <w:lang w:val="tt-RU"/>
+        </w:rPr>
+        <w:lastRenderedPageBreak/>
+        <w:t xml:space="preserve">Рисунок </w:t>
+      </w:r>
+      <w:r>
+        <w:rPr>
+          <w:rFonts w:ascii="Times New Roman" w:hAnsi="Times New Roman" w:cs="Times New Roman"/>
+          <w:sz w:val="24"/>
+          <w:lang w:val="tt-RU"/>
+        </w:rPr>
+        <w:t>B</w:t>
+      </w:r>
+      <w:r>
+        <w:rPr>
+          <w:rFonts w:ascii="Times New Roman" w:hAnsi="Times New Roman" w:cs="Times New Roman"/>
+          <w:sz w:val="24"/>
+          <w:lang w:val="tt-RU"/>
+        </w:rPr>
+        <w:t xml:space="preserve">.4 – </w:t>
+      </w:r>
+      <w:r>
+        <w:rPr>
+          <w:rFonts w:ascii="Times New Roman" w:hAnsi="Times New Roman" w:cs="Times New Roman"/>
+          <w:sz w:val="24"/>
+          <w:lang w:val="tt-RU"/>
+        </w:rPr>
+        <w:t>api_endpoints</w:t>
+      </w:r>
+      <w:r>
+        <w:rPr>
+          <w:rFonts w:ascii="Times New Roman" w:hAnsi="Times New Roman" w:cs="Times New Roman"/>
+          <w:sz w:val="24"/>
+          <w:lang w:val="tt-RU"/>
+        </w:rPr>
+        <w:t>.</w:t>
+      </w:r>
+      <w:r>
+        <w:rPr>
+          <w:rFonts w:ascii="Times New Roman" w:hAnsi="Times New Roman" w:cs="Times New Roman"/>
+          <w:sz w:val="24"/>
+          <w:lang w:val="tt-RU"/>
+        </w:rPr>
+        <w:t>dart (</w:t>
+      </w:r>
+      <w:r>
+        <w:rPr>
+          <w:rFonts w:ascii="Times New Roman" w:hAnsi="Times New Roman" w:cs="Times New Roman"/>
+          <w:sz w:val="24"/>
+          <w:lang w:val="tt-RU"/>
+        </w:rPr>
+        <w:t>фрамент)</w:t>
+      </w:r>
+    </w:p>
+    <w:p>
+      <w:pPr>
+        <w:spacing w:after="0" w:line="360" w:lineRule="auto"/>
+        <w:jc w:val="both"/>
+        <w:rPr>
+          <w:rFonts w:ascii="Courier New" w:hAnsi="Courier New"/>
+          <w:sz w:val="18"/>
+        </w:rPr>
+      </w:pPr>
+      <w:r>
+        <w:rPr>
+          <w:rFonts w:ascii="Courier New" w:hAnsi="Courier New"/>
+          <w:sz w:val="18"/>
+        </w:rPr>
+        <w:t xml:space="preserve">static const String </w:t>
       </w:r>
       <w:proofErr w:type="spellStart"/>
       <w:r>
@@ -20533,7 +22370,7 @@
           <w:rFonts w:ascii="Courier New" w:hAnsi="Courier New"/>
           <w:sz w:val="18"/>
         </w:rPr>
-        <w:t>IActionResult</w:t>
+        <w:t>baseUrl</w:t>
       </w:r>
       <w:proofErr w:type="spellEnd"/>
       <w:r>
@@ -20541,7 +22378,83 @@
           <w:rFonts w:ascii="Courier New" w:hAnsi="Courier New"/>
           <w:sz w:val="18"/>
         </w:rPr>
-        <w:t xml:space="preserve">&gt; </w:t>
+        <w:t xml:space="preserve"> = 'http://10.0.2.2:5190';</w:t>
+      </w:r>
+    </w:p>
+    <w:p>
+      <w:pPr>
+        <w:spacing w:after="0" w:line="360" w:lineRule="auto"/>
+        <w:jc w:val="both"/>
+        <w:rPr>
+          <w:rFonts w:ascii="Courier New" w:hAnsi="Courier New"/>
+          <w:sz w:val="18"/>
+        </w:rPr>
+      </w:pPr>
+    </w:p>
+    <w:p>
+      <w:pPr>
+        <w:spacing w:after="0" w:line="360" w:lineRule="auto"/>
+        <w:jc w:val="both"/>
+        <w:rPr>
+          <w:rFonts w:ascii="Courier New" w:hAnsi="Courier New"/>
+          <w:sz w:val="18"/>
+        </w:rPr>
+      </w:pPr>
+      <w:r>
+        <w:rPr>
+          <w:rFonts w:ascii="Courier New" w:hAnsi="Courier New"/>
+          <w:sz w:val="18"/>
+        </w:rPr>
+        <w:t xml:space="preserve">  static const String </w:t>
+      </w:r>
+      <w:proofErr w:type="spellStart"/>
+      <w:r>
+        <w:rPr>
+          <w:rFonts w:ascii="Courier New" w:hAnsi="Courier New"/>
+          <w:sz w:val="18"/>
+        </w:rPr>
+        <w:t>usersMe</w:t>
+      </w:r>
+      <w:proofErr w:type="spellEnd"/>
+      <w:r>
+        <w:rPr>
+          <w:rFonts w:ascii="Courier New" w:hAnsi="Courier New"/>
+          <w:sz w:val="18"/>
+        </w:rPr>
+        <w:t xml:space="preserve"> = '/</w:t>
+      </w:r>
+      <w:proofErr w:type="spellStart"/>
+      <w:r>
+        <w:rPr>
+          <w:rFonts w:ascii="Courier New" w:hAnsi="Courier New"/>
+          <w:sz w:val="18"/>
+        </w:rPr>
+        <w:t>api</w:t>
+      </w:r>
+      <w:proofErr w:type="spellEnd"/>
+      <w:r>
+        <w:rPr>
+          <w:rFonts w:ascii="Courier New" w:hAnsi="Courier New"/>
+          <w:sz w:val="18"/>
+        </w:rPr>
+        <w:t>/auth/me';</w:t>
+      </w:r>
+    </w:p>
+    <w:p>
+      <w:pPr>
+        <w:spacing w:after="0" w:line="360" w:lineRule="auto"/>
+        <w:jc w:val="both"/>
+        <w:rPr>
+          <w:rFonts w:ascii="Courier New" w:hAnsi="Courier New"/>
+          <w:sz w:val="18"/>
+        </w:rPr>
+      </w:pPr>
+      <w:r>
+        <w:rPr>
+          <w:rFonts w:ascii="Courier New" w:hAnsi="Courier New"/>
+          <w:sz w:val="18"/>
+        </w:rPr>
+        <w:t xml:space="preserve">  static String </w:t>
       </w:r>
       <w:proofErr w:type="spellStart"/>
       <w:proofErr w:type="gramStart"/>
@@ -20550,7 +22463,7 @@
           <w:rFonts w:ascii="Courier New" w:hAnsi="Courier New"/>
           <w:sz w:val="18"/>
         </w:rPr>
-        <w:t>ExecuteAuthorized</w:t>
+        <w:t>userById</w:t>
       </w:r>
       <w:proofErr w:type="spellEnd"/>
       <w:r>
@@ -20566,7 +22479,7 @@
           <w:rFonts w:ascii="Courier New" w:hAnsi="Courier New"/>
           <w:sz w:val="18"/>
         </w:rPr>
-        <w:t>Func&lt;int, Task&lt;</w:t>
+        <w:t>int id) =&gt; '/</w:t>
       </w:r>
       <w:proofErr w:type="spellStart"/>
       <w:r>
@@ -20574,7 +22487,7 @@
           <w:rFonts w:ascii="Courier New" w:hAnsi="Courier New"/>
           <w:sz w:val="18"/>
         </w:rPr>
-        <w:t>ActionResult</w:t>
+        <w:t>api</w:t>
       </w:r>
       <w:proofErr w:type="spellEnd"/>
       <w:r>
@@ -20582,7 +22495,7 @@
           <w:rFonts w:ascii="Courier New" w:hAnsi="Courier New"/>
           <w:sz w:val="18"/>
         </w:rPr>
-        <w:t>&gt;&gt; action)</w:t>
+        <w:t>/users/$id';</w:t>
       </w:r>
     </w:p>
     <w:p>
@@ -20594,13 +22507,6 @@
           <w:sz w:val="18"/>
         </w:rPr>
       </w:pPr>
-      <w:r>
-        <w:rPr>
-          <w:rFonts w:ascii="Courier New" w:hAnsi="Courier New"/>
-          <w:sz w:val="18"/>
-        </w:rPr>
-        <w:t xml:space="preserve">    {</w:t>
-      </w:r>
     </w:p>
     <w:p>
       <w:pPr>
@@ -20616,15 +22522,7 @@
           <w:rFonts w:ascii="Courier New" w:hAnsi="Courier New"/>
           <w:sz w:val="18"/>
         </w:rPr>
-        <w:t xml:space="preserve">        if </w:t>
-      </w:r>
-      <w:proofErr w:type="gramStart"/>
-      <w:r>
-        <w:rPr>
-          <w:rFonts w:ascii="Courier New" w:hAnsi="Courier New"/>
-          <w:sz w:val="18"/>
-        </w:rPr>
-        <w:t>(!</w:t>
+        <w:t xml:space="preserve">  static const String register = '/</w:t>
       </w:r>
       <w:proofErr w:type="spellStart"/>
       <w:r>
@@ -20632,32 +22530,15 @@
           <w:rFonts w:ascii="Courier New" w:hAnsi="Courier New"/>
           <w:sz w:val="18"/>
         </w:rPr>
-        <w:t>TryResolveUserId</w:t>
+        <w:t>api</w:t>
       </w:r>
       <w:proofErr w:type="spellEnd"/>
-      <w:proofErr w:type="gramEnd"/>
-      <w:r>
-        <w:rPr>
-          <w:rFonts w:ascii="Courier New" w:hAnsi="Courier New"/>
-          <w:sz w:val="18"/>
-        </w:rPr>
-        <w:t xml:space="preserve">(out var </w:t>
-      </w:r>
-      <w:proofErr w:type="spellStart"/>
-      <w:r>
-        <w:rPr>
-          <w:rFonts w:ascii="Courier New" w:hAnsi="Courier New"/>
-          <w:sz w:val="18"/>
-        </w:rPr>
-        <w:t>userId</w:t>
-      </w:r>
-      <w:proofErr w:type="spellEnd"/>
-      <w:r>
-        <w:rPr>
-          <w:rFonts w:ascii="Courier New" w:hAnsi="Courier New"/>
-          <w:sz w:val="18"/>
-        </w:rPr>
-        <w:t>))</w:t>
+      <w:r>
+        <w:rPr>
+          <w:rFonts w:ascii="Courier New" w:hAnsi="Courier New"/>
+          <w:sz w:val="18"/>
+        </w:rPr>
+        <w:t>/auth/register';</w:t>
       </w:r>
     </w:p>
     <w:p>
@@ -20674,55 +22555,23 @@
           <w:rFonts w:ascii="Courier New" w:hAnsi="Courier New"/>
           <w:sz w:val="18"/>
         </w:rPr>
-        <w:t xml:space="preserve">            return </w:t>
-      </w:r>
-      <w:proofErr w:type="gramStart"/>
-      <w:r>
-        <w:rPr>
-          <w:rFonts w:ascii="Courier New" w:hAnsi="Courier New"/>
-          <w:sz w:val="18"/>
-        </w:rPr>
-        <w:t>Unauthorized(</w:t>
-      </w:r>
-      <w:proofErr w:type="gramEnd"/>
-      <w:r>
-        <w:rPr>
-          <w:rFonts w:ascii="Courier New" w:hAnsi="Courier New"/>
-          <w:sz w:val="18"/>
-        </w:rPr>
-        <w:t xml:space="preserve">new </w:t>
-      </w:r>
-      <w:proofErr w:type="gramStart"/>
-      <w:r>
-        <w:rPr>
-          <w:rFonts w:ascii="Courier New" w:hAnsi="Courier New"/>
-          <w:sz w:val="18"/>
-        </w:rPr>
-        <w:t>{ message</w:t>
-      </w:r>
-      <w:proofErr w:type="gramEnd"/>
-      <w:r>
-        <w:rPr>
-          <w:rFonts w:ascii="Courier New" w:hAnsi="Courier New"/>
-          <w:sz w:val="18"/>
-        </w:rPr>
-        <w:t xml:space="preserve"> = "Unauthorized</w:t>
-      </w:r>
-      <w:proofErr w:type="gramStart"/>
-      <w:r>
-        <w:rPr>
-          <w:rFonts w:ascii="Courier New" w:hAnsi="Courier New"/>
-          <w:sz w:val="18"/>
-        </w:rPr>
-        <w:t>" }</w:t>
-      </w:r>
-      <w:proofErr w:type="gramEnd"/>
-      <w:r>
-        <w:rPr>
-          <w:rFonts w:ascii="Courier New" w:hAnsi="Courier New"/>
-          <w:sz w:val="18"/>
-        </w:rPr>
-        <w:t>);</w:t>
+        <w:t xml:space="preserve">  static const String login = '/</w:t>
+      </w:r>
+      <w:proofErr w:type="spellStart"/>
+      <w:r>
+        <w:rPr>
+          <w:rFonts w:ascii="Courier New" w:hAnsi="Courier New"/>
+          <w:sz w:val="18"/>
+        </w:rPr>
+        <w:t>api</w:t>
+      </w:r>
+      <w:proofErr w:type="spellEnd"/>
+      <w:r>
+        <w:rPr>
+          <w:rFonts w:ascii="Courier New" w:hAnsi="Courier New"/>
+          <w:sz w:val="18"/>
+        </w:rPr>
+        <w:t>/auth/login';</w:t>
       </w:r>
     </w:p>
     <w:p>
@@ -20739,14 +22588,23 @@
           <w:rFonts w:ascii="Courier New" w:hAnsi="Courier New"/>
           <w:sz w:val="18"/>
         </w:rPr>
-        <w:t xml:space="preserve">        </w:t>
-      </w:r>
-      <w:r>
-        <w:rPr>
-          <w:rFonts w:ascii="Courier New" w:hAnsi="Courier New"/>
-          <w:sz w:val="18"/>
-        </w:rPr>
-        <w:t>return await action(userId);</w:t>
+        <w:t xml:space="preserve">  static const String refresh = '/</w:t>
+      </w:r>
+      <w:proofErr w:type="spellStart"/>
+      <w:r>
+        <w:rPr>
+          <w:rFonts w:ascii="Courier New" w:hAnsi="Courier New"/>
+          <w:sz w:val="18"/>
+        </w:rPr>
+        <w:t>api</w:t>
+      </w:r>
+      <w:proofErr w:type="spellEnd"/>
+      <w:r>
+        <w:rPr>
+          <w:rFonts w:ascii="Courier New" w:hAnsi="Courier New"/>
+          <w:sz w:val="18"/>
+        </w:rPr>
+        <w:t>/auth/refresh';</w:t>
       </w:r>
     </w:p>
     <w:p>
@@ -20758,123 +22616,6 @@
           <w:sz w:val="18"/>
         </w:rPr>
       </w:pPr>
-      <w:r>
-        <w:rPr>
-          <w:rFonts w:ascii="Courier New" w:hAnsi="Courier New"/>
-          <w:sz w:val="18"/>
-        </w:rPr>
-        <w:t xml:space="preserve">    }</w:t>
-      </w:r>
-    </w:p>
-    <w:p>
-      <w:pPr>
-        <w:rPr>
-          <w:rFonts w:ascii="Courier New" w:hAnsi="Courier New"/>
-          <w:sz w:val="18"/>
-        </w:rPr>
-      </w:pPr>
-      <w:r>
-        <w:rPr>
-          <w:rFonts w:ascii="Courier New" w:hAnsi="Courier New"/>
-          <w:sz w:val="18"/>
-        </w:rPr>
-        <w:br w:type="page"/>
-      </w:r>
-    </w:p>
-    <w:p>
-      <w:pPr>
-        <w:spacing w:after="0" w:line="360" w:lineRule="auto"/>
-        <w:jc w:val="center"/>
-      </w:pPr>
-      <w:r>
-        <w:rPr>
-          <w:rFonts w:ascii="Times New Roman" w:hAnsi="Times New Roman" w:cs="Times New Roman"/>
-          <w:sz w:val="24"/>
-          <w:lang w:val="ru-RU"/>
-        </w:rPr>
-        <w:lastRenderedPageBreak/>
-        <w:t>Рисунок</w:t>
-      </w:r>
-      <w:r>
-        <w:rPr>
-          <w:rFonts w:ascii="Times New Roman" w:hAnsi="Times New Roman" w:cs="Times New Roman"/>
-          <w:sz w:val="24"/>
-        </w:rPr>
-        <w:t xml:space="preserve"> </w:t>
-      </w:r>
-      <w:r>
-        <w:rPr>
-          <w:rFonts w:ascii="Times New Roman" w:hAnsi="Times New Roman" w:cs="Times New Roman"/>
-          <w:sz w:val="24"/>
-        </w:rPr>
-        <w:t>B</w:t>
-      </w:r>
-      <w:r>
-        <w:rPr>
-          <w:rFonts w:ascii="Times New Roman" w:hAnsi="Times New Roman" w:cs="Times New Roman"/>
-          <w:sz w:val="24"/>
-        </w:rPr>
-        <w:t xml:space="preserve">.3 – </w:t>
-      </w:r>
-      <w:proofErr w:type="spellStart"/>
-      <w:r>
-        <w:rPr>
-          <w:rFonts w:ascii="Times New Roman" w:hAnsi="Times New Roman" w:cs="Times New Roman"/>
-          <w:sz w:val="24"/>
-        </w:rPr>
-        <w:t>login</w:t>
-      </w:r>
-      <w:r>
-        <w:rPr>
-          <w:rFonts w:ascii="Times New Roman" w:hAnsi="Times New Roman" w:cs="Times New Roman"/>
-          <w:sz w:val="24"/>
-        </w:rPr>
-        <w:t>_</w:t>
-      </w:r>
-      <w:r>
-        <w:rPr>
-          <w:rFonts w:ascii="Times New Roman" w:hAnsi="Times New Roman" w:cs="Times New Roman"/>
-          <w:sz w:val="24"/>
-        </w:rPr>
-        <w:t>screen</w:t>
-      </w:r>
-      <w:proofErr w:type="spellEnd"/>
-      <w:r>
-        <w:rPr>
-          <w:rFonts w:ascii="Times New Roman" w:hAnsi="Times New Roman" w:cs="Times New Roman"/>
-          <w:sz w:val="24"/>
-        </w:rPr>
-        <w:t>.</w:t>
-      </w:r>
-      <w:r>
-        <w:rPr>
-          <w:rFonts w:ascii="Times New Roman" w:hAnsi="Times New Roman" w:cs="Times New Roman"/>
-          <w:sz w:val="24"/>
-        </w:rPr>
-        <w:t xml:space="preserve"> dart</w:t>
-      </w:r>
-      <w:r>
-        <w:rPr>
-          <w:rFonts w:ascii="Times New Roman" w:hAnsi="Times New Roman" w:cs="Times New Roman"/>
-          <w:sz w:val="24"/>
-        </w:rPr>
-        <w:t xml:space="preserve"> (</w:t>
-      </w:r>
-      <w:r>
-        <w:rPr>
-          <w:rFonts w:ascii="Times New Roman" w:hAnsi="Times New Roman" w:cs="Times New Roman"/>
-          <w:sz w:val="24"/>
-          <w:lang w:val="ru-RU"/>
-        </w:rPr>
-        <w:t>фрагмент</w:t>
-      </w:r>
-      <w:r>
-        <w:rPr>
-          <w:rFonts w:ascii="Times New Roman" w:hAnsi="Times New Roman" w:cs="Times New Roman"/>
-          <w:sz w:val="24"/>
-        </w:rPr>
-        <w:t>)</w:t>
-      </w:r>
     </w:p>
     <w:p>
       <w:pPr>
@@ -20890,7 +22631,39 @@
           <w:rFonts w:ascii="Courier New" w:hAnsi="Courier New"/>
           <w:sz w:val="18"/>
         </w:rPr>
-        <w:t>@override</w:t>
+        <w:t xml:space="preserve">  static const String </w:t>
+      </w:r>
+      <w:proofErr w:type="spellStart"/>
+      <w:r>
+        <w:rPr>
+          <w:rFonts w:ascii="Courier New" w:hAnsi="Courier New"/>
+          <w:sz w:val="18"/>
+        </w:rPr>
+        <w:t>coupleCreate</w:t>
+      </w:r>
+      <w:proofErr w:type="spellEnd"/>
+      <w:r>
+        <w:rPr>
+          <w:rFonts w:ascii="Courier New" w:hAnsi="Courier New"/>
+          <w:sz w:val="18"/>
+        </w:rPr>
+        <w:t xml:space="preserve"> = '/</w:t>
+      </w:r>
+      <w:proofErr w:type="spellStart"/>
+      <w:r>
+        <w:rPr>
+          <w:rFonts w:ascii="Courier New" w:hAnsi="Courier New"/>
+          <w:sz w:val="18"/>
+        </w:rPr>
+        <w:t>api</w:t>
+      </w:r>
+      <w:proofErr w:type="spellEnd"/>
+      <w:r>
+        <w:rPr>
+          <w:rFonts w:ascii="Courier New" w:hAnsi="Courier New"/>
+          <w:sz w:val="18"/>
+        </w:rPr>
+        <w:t>/couples/create';</w:t>
       </w:r>
     </w:p>
     <w:p>
@@ -20907,23 +22680,39 @@
           <w:rFonts w:ascii="Courier New" w:hAnsi="Courier New"/>
           <w:sz w:val="18"/>
         </w:rPr>
-        <w:t xml:space="preserve">  void </w:t>
-      </w:r>
-      <w:proofErr w:type="gramStart"/>
-      <w:r>
-        <w:rPr>
-          <w:rFonts w:ascii="Courier New" w:hAnsi="Courier New"/>
-          <w:sz w:val="18"/>
-        </w:rPr>
-        <w:t>dispose(</w:t>
-      </w:r>
-      <w:proofErr w:type="gramEnd"/>
-      <w:r>
-        <w:rPr>
-          <w:rFonts w:ascii="Courier New" w:hAnsi="Courier New"/>
-          <w:sz w:val="18"/>
-        </w:rPr>
-        <w:t>) {</w:t>
+        <w:t xml:space="preserve">  static const String </w:t>
+      </w:r>
+      <w:proofErr w:type="spellStart"/>
+      <w:r>
+        <w:rPr>
+          <w:rFonts w:ascii="Courier New" w:hAnsi="Courier New"/>
+          <w:sz w:val="18"/>
+        </w:rPr>
+        <w:t>coupleJoin</w:t>
+      </w:r>
+      <w:proofErr w:type="spellEnd"/>
+      <w:r>
+        <w:rPr>
+          <w:rFonts w:ascii="Courier New" w:hAnsi="Courier New"/>
+          <w:sz w:val="18"/>
+        </w:rPr>
+        <w:t xml:space="preserve"> = '/</w:t>
+      </w:r>
+      <w:proofErr w:type="spellStart"/>
+      <w:r>
+        <w:rPr>
+          <w:rFonts w:ascii="Courier New" w:hAnsi="Courier New"/>
+          <w:sz w:val="18"/>
+        </w:rPr>
+        <w:t>api</w:t>
+      </w:r>
+      <w:proofErr w:type="spellEnd"/>
+      <w:r>
+        <w:rPr>
+          <w:rFonts w:ascii="Courier New" w:hAnsi="Courier New"/>
+          <w:sz w:val="18"/>
+        </w:rPr>
+        <w:t>/couples/join';</w:t>
       </w:r>
     </w:p>
     <w:p>
@@ -20940,7 +22729,164 @@
           <w:rFonts w:ascii="Courier New" w:hAnsi="Courier New"/>
           <w:sz w:val="18"/>
         </w:rPr>
-        <w:t xml:space="preserve">    _</w:t>
+        <w:t xml:space="preserve">  static const String </w:t>
+      </w:r>
+      <w:proofErr w:type="spellStart"/>
+      <w:r>
+        <w:rPr>
+          <w:rFonts w:ascii="Courier New" w:hAnsi="Courier New"/>
+          <w:sz w:val="18"/>
+        </w:rPr>
+        <w:t>coupleMe</w:t>
+      </w:r>
+      <w:proofErr w:type="spellEnd"/>
+      <w:r>
+        <w:rPr>
+          <w:rFonts w:ascii="Courier New" w:hAnsi="Courier New"/>
+          <w:sz w:val="18"/>
+        </w:rPr>
+        <w:t xml:space="preserve"> = '/</w:t>
+      </w:r>
+      <w:proofErr w:type="spellStart"/>
+      <w:r>
+        <w:rPr>
+          <w:rFonts w:ascii="Courier New" w:hAnsi="Courier New"/>
+          <w:sz w:val="18"/>
+        </w:rPr>
+        <w:t>api</w:t>
+      </w:r>
+      <w:proofErr w:type="spellEnd"/>
+      <w:r>
+        <w:rPr>
+          <w:rFonts w:ascii="Courier New" w:hAnsi="Courier New"/>
+          <w:sz w:val="18"/>
+        </w:rPr>
+        <w:t>/couples/me';</w:t>
+      </w:r>
+    </w:p>
+    <w:p>
+      <w:pPr>
+        <w:spacing w:after="0" w:line="360" w:lineRule="auto"/>
+        <w:jc w:val="both"/>
+        <w:rPr>
+          <w:rFonts w:ascii="Courier New" w:hAnsi="Courier New"/>
+          <w:sz w:val="18"/>
+        </w:rPr>
+      </w:pPr>
+    </w:p>
+    <w:p>
+      <w:pPr>
+        <w:spacing w:after="0" w:line="360" w:lineRule="auto"/>
+        <w:jc w:val="both"/>
+        <w:rPr>
+          <w:rFonts w:ascii="Courier New" w:hAnsi="Courier New"/>
+          <w:sz w:val="18"/>
+        </w:rPr>
+      </w:pPr>
+      <w:r>
+        <w:rPr>
+          <w:rFonts w:ascii="Courier New" w:hAnsi="Courier New"/>
+          <w:sz w:val="18"/>
+        </w:rPr>
+        <w:t xml:space="preserve">  static const String </w:t>
+      </w:r>
+      <w:proofErr w:type="spellStart"/>
+      <w:r>
+        <w:rPr>
+          <w:rFonts w:ascii="Courier New" w:hAnsi="Courier New"/>
+          <w:sz w:val="18"/>
+        </w:rPr>
+        <w:t>chatHistory</w:t>
+      </w:r>
+      <w:proofErr w:type="spellEnd"/>
+      <w:r>
+        <w:rPr>
+          <w:rFonts w:ascii="Courier New" w:hAnsi="Courier New"/>
+          <w:sz w:val="18"/>
+        </w:rPr>
+        <w:t xml:space="preserve"> = '/</w:t>
+      </w:r>
+      <w:proofErr w:type="spellStart"/>
+      <w:r>
+        <w:rPr>
+          <w:rFonts w:ascii="Courier New" w:hAnsi="Courier New"/>
+          <w:sz w:val="18"/>
+        </w:rPr>
+        <w:t>api</w:t>
+      </w:r>
+      <w:proofErr w:type="spellEnd"/>
+      <w:r>
+        <w:rPr>
+          <w:rFonts w:ascii="Courier New" w:hAnsi="Courier New"/>
+          <w:sz w:val="18"/>
+        </w:rPr>
+        <w:t>/chat/history';</w:t>
+      </w:r>
+    </w:p>
+    <w:p>
+      <w:pPr>
+        <w:spacing w:after="0" w:line="360" w:lineRule="auto"/>
+        <w:jc w:val="both"/>
+        <w:rPr>
+          <w:rFonts w:ascii="Courier New" w:hAnsi="Courier New"/>
+          <w:sz w:val="18"/>
+        </w:rPr>
+      </w:pPr>
+      <w:r>
+        <w:rPr>
+          <w:rFonts w:ascii="Courier New" w:hAnsi="Courier New"/>
+          <w:sz w:val="18"/>
+        </w:rPr>
+        <w:t xml:space="preserve">  static const String </w:t>
+      </w:r>
+      <w:proofErr w:type="spellStart"/>
+      <w:r>
+        <w:rPr>
+          <w:rFonts w:ascii="Courier New" w:hAnsi="Courier New"/>
+          <w:sz w:val="18"/>
+        </w:rPr>
+        <w:t>chatSend</w:t>
+      </w:r>
+      <w:proofErr w:type="spellEnd"/>
+      <w:r>
+        <w:rPr>
+          <w:rFonts w:ascii="Courier New" w:hAnsi="Courier New"/>
+          <w:sz w:val="18"/>
+        </w:rPr>
+        <w:t xml:space="preserve"> = '/</w:t>
+      </w:r>
+      <w:proofErr w:type="spellStart"/>
+      <w:r>
+        <w:rPr>
+          <w:rFonts w:ascii="Courier New" w:hAnsi="Courier New"/>
+          <w:sz w:val="18"/>
+        </w:rPr>
+        <w:t>api</w:t>
+      </w:r>
+      <w:proofErr w:type="spellEnd"/>
+      <w:r>
+        <w:rPr>
+          <w:rFonts w:ascii="Courier New" w:hAnsi="Courier New"/>
+          <w:sz w:val="18"/>
+        </w:rPr>
+        <w:t>/chat/send';</w:t>
+      </w:r>
+    </w:p>
+    <w:p>
+      <w:pPr>
+        <w:spacing w:after="0" w:line="360" w:lineRule="auto"/>
+        <w:jc w:val="both"/>
+        <w:rPr>
+          <w:rFonts w:ascii="Courier New" w:hAnsi="Courier New"/>
+          <w:sz w:val="18"/>
+        </w:rPr>
+      </w:pPr>
+      <w:r>
+        <w:rPr>
+          <w:rFonts w:ascii="Courier New" w:hAnsi="Courier New"/>
+          <w:sz w:val="18"/>
+        </w:rPr>
+        <w:t xml:space="preserve">  static String </w:t>
       </w:r>
       <w:proofErr w:type="spellStart"/>
       <w:proofErr w:type="gramStart"/>
@@ -20949,1752 +22895,45 @@
           <w:rFonts w:ascii="Courier New" w:hAnsi="Courier New"/>
           <w:sz w:val="18"/>
         </w:rPr>
-        <w:t>controller.dispose</w:t>
+        <w:t>chatRead</w:t>
       </w:r>
       <w:proofErr w:type="spellEnd"/>
+      <w:r>
+        <w:rPr>
+          <w:rFonts w:ascii="Courier New" w:hAnsi="Courier New"/>
+          <w:sz w:val="18"/>
+        </w:rPr>
+        <w:t>(</w:t>
+      </w:r>
       <w:proofErr w:type="gramEnd"/>
       <w:r>
         <w:rPr>
           <w:rFonts w:ascii="Courier New" w:hAnsi="Courier New"/>
           <w:sz w:val="18"/>
         </w:rPr>
-        <w:t>();</w:t>
+        <w:t>int id) =&gt; '/</w:t>
+      </w:r>
+      <w:proofErr w:type="spellStart"/>
+      <w:r>
+        <w:rPr>
+          <w:rFonts w:ascii="Courier New" w:hAnsi="Courier New"/>
+          <w:sz w:val="18"/>
+        </w:rPr>
+        <w:t>api</w:t>
+      </w:r>
+      <w:proofErr w:type="spellEnd"/>
+      <w:r>
+        <w:rPr>
+          <w:rFonts w:ascii="Courier New" w:hAnsi="Courier New"/>
+          <w:sz w:val="18"/>
+        </w:rPr>
+        <w:t>/chat/$id/read';</w:t>
       </w:r>
     </w:p>
     <w:p>
       <w:pPr>
         <w:spacing w:after="0" w:line="360" w:lineRule="auto"/>
         <w:jc w:val="both"/>
-        <w:rPr>
-          <w:rFonts w:ascii="Courier New" w:hAnsi="Courier New"/>
-          <w:sz w:val="18"/>
-        </w:rPr>
-      </w:pPr>
-      <w:r>
-        <w:rPr>
-          <w:rFonts w:ascii="Courier New" w:hAnsi="Courier New"/>
-          <w:sz w:val="18"/>
-        </w:rPr>
-        <w:t xml:space="preserve">    </w:t>
-      </w:r>
-      <w:r>
-        <w:rPr>
-          <w:rFonts w:ascii="Courier New" w:hAnsi="Courier New"/>
-          <w:sz w:val="18"/>
-        </w:rPr>
-        <w:t>_</w:t>
-      </w:r>
-      <w:proofErr w:type="spellStart"/>
-      <w:r>
-        <w:rPr>
-          <w:rFonts w:ascii="Courier New" w:hAnsi="Courier New"/>
-          <w:sz w:val="18"/>
-        </w:rPr>
-        <w:t>emailController.dispose</w:t>
-      </w:r>
-      <w:proofErr w:type="spellEnd"/>
-      <w:r>
-        <w:rPr>
-          <w:rFonts w:ascii="Courier New" w:hAnsi="Courier New"/>
-          <w:sz w:val="18"/>
-        </w:rPr>
-        <w:t>();</w:t>
-      </w:r>
-    </w:p>
-    <w:p>
-      <w:pPr>
-        <w:spacing w:after="0" w:line="360" w:lineRule="auto"/>
-        <w:jc w:val="both"/>
-        <w:rPr>
-          <w:rFonts w:ascii="Courier New" w:hAnsi="Courier New"/>
-          <w:sz w:val="18"/>
-        </w:rPr>
-      </w:pPr>
-      <w:r>
-        <w:rPr>
-          <w:rFonts w:ascii="Courier New" w:hAnsi="Courier New"/>
-          <w:sz w:val="18"/>
-        </w:rPr>
-        <w:t xml:space="preserve">    _</w:t>
-      </w:r>
-      <w:proofErr w:type="spellStart"/>
-      <w:r>
-        <w:rPr>
-          <w:rFonts w:ascii="Courier New" w:hAnsi="Courier New"/>
-          <w:sz w:val="18"/>
-        </w:rPr>
-        <w:t>passwordController.dispose</w:t>
-      </w:r>
-      <w:proofErr w:type="spellEnd"/>
-      <w:r>
-        <w:rPr>
-          <w:rFonts w:ascii="Courier New" w:hAnsi="Courier New"/>
-          <w:sz w:val="18"/>
-        </w:rPr>
-        <w:t>();</w:t>
-      </w:r>
-    </w:p>
-    <w:p>
-      <w:pPr>
-        <w:spacing w:after="0" w:line="360" w:lineRule="auto"/>
-        <w:jc w:val="both"/>
-        <w:rPr>
-          <w:rFonts w:ascii="Courier New" w:hAnsi="Courier New"/>
-          <w:sz w:val="18"/>
-        </w:rPr>
-      </w:pPr>
-      <w:r>
-        <w:rPr>
-          <w:rFonts w:ascii="Courier New" w:hAnsi="Courier New"/>
-          <w:sz w:val="18"/>
-        </w:rPr>
-        <w:t xml:space="preserve">    </w:t>
-      </w:r>
-      <w:proofErr w:type="spellStart"/>
-      <w:proofErr w:type="gramStart"/>
-      <w:r>
-        <w:rPr>
-          <w:rFonts w:ascii="Courier New" w:hAnsi="Courier New"/>
-          <w:sz w:val="18"/>
-        </w:rPr>
-        <w:t>super.dispose</w:t>
-      </w:r>
-      <w:proofErr w:type="spellEnd"/>
-      <w:proofErr w:type="gramEnd"/>
-      <w:r>
-        <w:rPr>
-          <w:rFonts w:ascii="Courier New" w:hAnsi="Courier New"/>
-          <w:sz w:val="18"/>
-        </w:rPr>
-        <w:t>();</w:t>
-      </w:r>
-    </w:p>
-    <w:p>
-      <w:pPr>
-        <w:spacing w:after="0" w:line="360" w:lineRule="auto"/>
-        <w:jc w:val="both"/>
-        <w:rPr>
-          <w:rFonts w:ascii="Courier New" w:hAnsi="Courier New"/>
-          <w:sz w:val="18"/>
-        </w:rPr>
-      </w:pPr>
-      <w:r>
-        <w:rPr>
-          <w:rFonts w:ascii="Courier New" w:hAnsi="Courier New"/>
-          <w:sz w:val="18"/>
-        </w:rPr>
-        <w:t xml:space="preserve">  }</w:t>
-      </w:r>
-    </w:p>
-    <w:p>
-      <w:pPr>
-        <w:spacing w:after="0" w:line="360" w:lineRule="auto"/>
-        <w:jc w:val="both"/>
-        <w:rPr>
-          <w:rFonts w:ascii="Courier New" w:hAnsi="Courier New"/>
-          <w:sz w:val="18"/>
-        </w:rPr>
-      </w:pPr>
-    </w:p>
-    <w:p>
-      <w:pPr>
-        <w:spacing w:after="0" w:line="360" w:lineRule="auto"/>
-        <w:jc w:val="both"/>
-        <w:rPr>
-          <w:rFonts w:ascii="Courier New" w:hAnsi="Courier New"/>
-          <w:sz w:val="18"/>
-        </w:rPr>
-      </w:pPr>
-      <w:r>
-        <w:rPr>
-          <w:rFonts w:ascii="Courier New" w:hAnsi="Courier New"/>
-          <w:sz w:val="18"/>
-        </w:rPr>
-        <w:t xml:space="preserve">  void _</w:t>
-      </w:r>
-      <w:proofErr w:type="gramStart"/>
-      <w:r>
-        <w:rPr>
-          <w:rFonts w:ascii="Courier New" w:hAnsi="Courier New"/>
-          <w:sz w:val="18"/>
-        </w:rPr>
-        <w:t>login(</w:t>
-      </w:r>
-      <w:proofErr w:type="gramEnd"/>
-      <w:r>
-        <w:rPr>
-          <w:rFonts w:ascii="Courier New" w:hAnsi="Courier New"/>
-          <w:sz w:val="18"/>
-        </w:rPr>
-        <w:t>) async {</w:t>
-      </w:r>
-    </w:p>
-    <w:p>
-      <w:pPr>
-        <w:spacing w:after="0" w:line="360" w:lineRule="auto"/>
-        <w:jc w:val="both"/>
-        <w:rPr>
-          <w:rFonts w:ascii="Courier New" w:hAnsi="Courier New"/>
-          <w:sz w:val="18"/>
-        </w:rPr>
-      </w:pPr>
-      <w:r>
-        <w:rPr>
-          <w:rFonts w:ascii="Courier New" w:hAnsi="Courier New"/>
-          <w:sz w:val="18"/>
-        </w:rPr>
-        <w:t xml:space="preserve">    final email = _</w:t>
-      </w:r>
-      <w:proofErr w:type="spellStart"/>
-      <w:proofErr w:type="gramStart"/>
-      <w:r>
-        <w:rPr>
-          <w:rFonts w:ascii="Courier New" w:hAnsi="Courier New"/>
-          <w:sz w:val="18"/>
-        </w:rPr>
-        <w:t>emailController.text.trim</w:t>
-      </w:r>
-      <w:proofErr w:type="spellEnd"/>
-      <w:proofErr w:type="gramEnd"/>
-      <w:r>
-        <w:rPr>
-          <w:rFonts w:ascii="Courier New" w:hAnsi="Courier New"/>
-          <w:sz w:val="18"/>
-        </w:rPr>
-        <w:t>();</w:t>
-      </w:r>
-    </w:p>
-    <w:p>
-      <w:pPr>
-        <w:spacing w:after="0" w:line="360" w:lineRule="auto"/>
-        <w:jc w:val="both"/>
-        <w:rPr>
-          <w:rFonts w:ascii="Courier New" w:hAnsi="Courier New"/>
-          <w:sz w:val="18"/>
-        </w:rPr>
-      </w:pPr>
-      <w:r>
-        <w:rPr>
-          <w:rFonts w:ascii="Courier New" w:hAnsi="Courier New"/>
-          <w:sz w:val="18"/>
-        </w:rPr>
-        <w:t xml:space="preserve">    final password = _</w:t>
-      </w:r>
-      <w:proofErr w:type="spellStart"/>
-      <w:r>
-        <w:rPr>
-          <w:rFonts w:ascii="Courier New" w:hAnsi="Courier New"/>
-          <w:sz w:val="18"/>
-        </w:rPr>
-        <w:t>passwordController.text</w:t>
-      </w:r>
-      <w:proofErr w:type="spellEnd"/>
-      <w:r>
-        <w:rPr>
-          <w:rFonts w:ascii="Courier New" w:hAnsi="Courier New"/>
-          <w:sz w:val="18"/>
-        </w:rPr>
-        <w:t>;</w:t>
-      </w:r>
-    </w:p>
-    <w:p>
-      <w:pPr>
-        <w:spacing w:after="0" w:line="360" w:lineRule="auto"/>
-        <w:jc w:val="both"/>
-        <w:rPr>
-          <w:rFonts w:ascii="Courier New" w:hAnsi="Courier New"/>
-          <w:sz w:val="18"/>
-        </w:rPr>
-      </w:pPr>
-    </w:p>
-    <w:p>
-      <w:pPr>
-        <w:spacing w:after="0" w:line="360" w:lineRule="auto"/>
-        <w:jc w:val="both"/>
-        <w:rPr>
-          <w:rFonts w:ascii="Courier New" w:hAnsi="Courier New"/>
-          <w:sz w:val="18"/>
-        </w:rPr>
-      </w:pPr>
-      <w:r>
-        <w:rPr>
-          <w:rFonts w:ascii="Courier New" w:hAnsi="Courier New"/>
-          <w:sz w:val="18"/>
-        </w:rPr>
-        <w:t xml:space="preserve">    if (</w:t>
-      </w:r>
-      <w:proofErr w:type="spellStart"/>
-      <w:proofErr w:type="gramStart"/>
-      <w:r>
-        <w:rPr>
-          <w:rFonts w:ascii="Courier New" w:hAnsi="Courier New"/>
-          <w:sz w:val="18"/>
-        </w:rPr>
-        <w:t>email.isEmpty</w:t>
-      </w:r>
-      <w:proofErr w:type="spellEnd"/>
-      <w:proofErr w:type="gramEnd"/>
-      <w:r>
-        <w:rPr>
-          <w:rFonts w:ascii="Courier New" w:hAnsi="Courier New"/>
-          <w:sz w:val="18"/>
-        </w:rPr>
-        <w:t xml:space="preserve"> || </w:t>
-      </w:r>
-      <w:proofErr w:type="spellStart"/>
-      <w:proofErr w:type="gramStart"/>
-      <w:r>
-        <w:rPr>
-          <w:rFonts w:ascii="Courier New" w:hAnsi="Courier New"/>
-          <w:sz w:val="18"/>
-        </w:rPr>
-        <w:t>password.isEmpty</w:t>
-      </w:r>
-      <w:proofErr w:type="spellEnd"/>
-      <w:proofErr w:type="gramEnd"/>
-      <w:r>
-        <w:rPr>
-          <w:rFonts w:ascii="Courier New" w:hAnsi="Courier New"/>
-          <w:sz w:val="18"/>
-        </w:rPr>
-        <w:t>) {</w:t>
-      </w:r>
-    </w:p>
-    <w:p>
-      <w:pPr>
-        <w:spacing w:after="0" w:line="360" w:lineRule="auto"/>
-        <w:jc w:val="both"/>
-        <w:rPr>
-          <w:rFonts w:ascii="Courier New" w:hAnsi="Courier New"/>
-          <w:sz w:val="18"/>
-        </w:rPr>
-      </w:pPr>
-      <w:r>
-        <w:rPr>
-          <w:rFonts w:ascii="Courier New" w:hAnsi="Courier New"/>
-          <w:sz w:val="18"/>
-        </w:rPr>
-        <w:t xml:space="preserve">      </w:t>
-      </w:r>
-      <w:proofErr w:type="spellStart"/>
-      <w:r>
-        <w:rPr>
-          <w:rFonts w:ascii="Courier New" w:hAnsi="Courier New"/>
-          <w:sz w:val="18"/>
-        </w:rPr>
-        <w:t>ScaffoldMessenger.of</w:t>
-      </w:r>
-      <w:proofErr w:type="spellEnd"/>
-      <w:r>
-        <w:rPr>
-          <w:rFonts w:ascii="Courier New" w:hAnsi="Courier New"/>
-          <w:sz w:val="18"/>
-        </w:rPr>
-        <w:t>(context</w:t>
-      </w:r>
-      <w:proofErr w:type="gramStart"/>
-      <w:r>
-        <w:rPr>
-          <w:rFonts w:ascii="Courier New" w:hAnsi="Courier New"/>
-          <w:sz w:val="18"/>
-        </w:rPr>
-        <w:t>).</w:t>
-      </w:r>
-      <w:proofErr w:type="spellStart"/>
-      <w:r>
-        <w:rPr>
-          <w:rFonts w:ascii="Courier New" w:hAnsi="Courier New"/>
-          <w:sz w:val="18"/>
-        </w:rPr>
-        <w:t>showSnackBar</w:t>
-      </w:r>
-      <w:proofErr w:type="spellEnd"/>
-      <w:proofErr w:type="gramEnd"/>
-      <w:r>
-        <w:rPr>
-          <w:rFonts w:ascii="Courier New" w:hAnsi="Courier New"/>
-          <w:sz w:val="18"/>
-        </w:rPr>
-        <w:t>(</w:t>
-      </w:r>
-    </w:p>
-    <w:p>
-      <w:pPr>
-        <w:spacing w:after="0" w:line="360" w:lineRule="auto"/>
-        <w:jc w:val="both"/>
-        <w:rPr>
-          <w:rFonts w:ascii="Courier New" w:hAnsi="Courier New"/>
-          <w:sz w:val="18"/>
-        </w:rPr>
-      </w:pPr>
-      <w:r>
-        <w:rPr>
-          <w:rFonts w:ascii="Courier New" w:hAnsi="Courier New"/>
-          <w:sz w:val="18"/>
-        </w:rPr>
-        <w:t xml:space="preserve">        const </w:t>
-      </w:r>
-      <w:proofErr w:type="spellStart"/>
-      <w:proofErr w:type="gramStart"/>
-      <w:r>
-        <w:rPr>
-          <w:rFonts w:ascii="Courier New" w:hAnsi="Courier New"/>
-          <w:sz w:val="18"/>
-        </w:rPr>
-        <w:t>SnackBar</w:t>
-      </w:r>
-      <w:proofErr w:type="spellEnd"/>
-      <w:r>
-        <w:rPr>
-          <w:rFonts w:ascii="Courier New" w:hAnsi="Courier New"/>
-          <w:sz w:val="18"/>
-        </w:rPr>
-        <w:t>(</w:t>
-      </w:r>
-      <w:proofErr w:type="gramEnd"/>
-      <w:r>
-        <w:rPr>
-          <w:rFonts w:ascii="Courier New" w:hAnsi="Courier New"/>
-          <w:sz w:val="18"/>
-        </w:rPr>
-        <w:t xml:space="preserve">content: </w:t>
-      </w:r>
-      <w:proofErr w:type="gramStart"/>
-      <w:r>
-        <w:rPr>
-          <w:rFonts w:ascii="Courier New" w:hAnsi="Courier New"/>
-          <w:sz w:val="18"/>
-        </w:rPr>
-        <w:t>Text(</w:t>
-      </w:r>
-      <w:proofErr w:type="gramEnd"/>
-      <w:r>
-        <w:rPr>
-          <w:rFonts w:ascii="Courier New" w:hAnsi="Courier New"/>
-          <w:sz w:val="18"/>
-        </w:rPr>
-        <w:t>'</w:t>
-      </w:r>
-      <w:r>
-        <w:rPr>
-          <w:rFonts w:ascii="Courier New" w:hAnsi="Courier New"/>
-          <w:sz w:val="18"/>
-          <w:lang w:val="ru-RU"/>
-        </w:rPr>
-        <w:t>Введите</w:t>
-      </w:r>
-      <w:r>
-        <w:rPr>
-          <w:rFonts w:ascii="Courier New" w:hAnsi="Courier New"/>
-          <w:sz w:val="18"/>
-        </w:rPr>
-        <w:t xml:space="preserve"> email </w:t>
-      </w:r>
-      <w:r>
-        <w:rPr>
-          <w:rFonts w:ascii="Courier New" w:hAnsi="Courier New"/>
-          <w:sz w:val="18"/>
-          <w:lang w:val="ru-RU"/>
-        </w:rPr>
-        <w:t>и</w:t>
-      </w:r>
-      <w:r>
-        <w:rPr>
-          <w:rFonts w:ascii="Courier New" w:hAnsi="Courier New"/>
-          <w:sz w:val="18"/>
-        </w:rPr>
-        <w:t xml:space="preserve"> </w:t>
-      </w:r>
-      <w:r>
-        <w:rPr>
-          <w:rFonts w:ascii="Courier New" w:hAnsi="Courier New"/>
-          <w:sz w:val="18"/>
-          <w:lang w:val="ru-RU"/>
-        </w:rPr>
-        <w:t>пароль</w:t>
-      </w:r>
-      <w:r>
-        <w:rPr>
-          <w:rFonts w:ascii="Courier New" w:hAnsi="Courier New"/>
-          <w:sz w:val="18"/>
-        </w:rPr>
-        <w:t>')),</w:t>
-      </w:r>
-    </w:p>
-    <w:p>
-      <w:pPr>
-        <w:spacing w:after="0" w:line="360" w:lineRule="auto"/>
-        <w:jc w:val="both"/>
-        <w:rPr>
-          <w:rFonts w:ascii="Courier New" w:hAnsi="Courier New"/>
-          <w:sz w:val="18"/>
-        </w:rPr>
-      </w:pPr>
-      <w:r>
-        <w:rPr>
-          <w:rFonts w:ascii="Courier New" w:hAnsi="Courier New"/>
-          <w:sz w:val="18"/>
-        </w:rPr>
-        <w:t xml:space="preserve">      );</w:t>
-      </w:r>
-    </w:p>
-    <w:p>
-      <w:pPr>
-        <w:spacing w:after="0" w:line="360" w:lineRule="auto"/>
-        <w:jc w:val="both"/>
-        <w:rPr>
-          <w:rFonts w:ascii="Courier New" w:hAnsi="Courier New"/>
-          <w:sz w:val="18"/>
-        </w:rPr>
-      </w:pPr>
-      <w:r>
-        <w:rPr>
-          <w:rFonts w:ascii="Courier New" w:hAnsi="Courier New"/>
-          <w:sz w:val="18"/>
-        </w:rPr>
-        <w:t xml:space="preserve">      return;</w:t>
-      </w:r>
-    </w:p>
-    <w:p>
-      <w:pPr>
-        <w:spacing w:after="0" w:line="360" w:lineRule="auto"/>
-        <w:jc w:val="both"/>
-        <w:rPr>
-          <w:rFonts w:ascii="Courier New" w:hAnsi="Courier New"/>
-          <w:sz w:val="18"/>
-        </w:rPr>
-      </w:pPr>
-      <w:r>
-        <w:rPr>
-          <w:rFonts w:ascii="Courier New" w:hAnsi="Courier New"/>
-          <w:sz w:val="18"/>
-        </w:rPr>
-        <w:t xml:space="preserve">    }</w:t>
-      </w:r>
-    </w:p>
-    <w:p>
-      <w:pPr>
-        <w:spacing w:after="0" w:line="360" w:lineRule="auto"/>
-        <w:jc w:val="both"/>
-        <w:rPr>
-          <w:rFonts w:ascii="Courier New" w:hAnsi="Courier New"/>
-          <w:sz w:val="18"/>
-        </w:rPr>
-      </w:pPr>
-    </w:p>
-    <w:p>
-      <w:pPr>
-        <w:spacing w:after="0" w:line="360" w:lineRule="auto"/>
-        <w:jc w:val="both"/>
-        <w:rPr>
-          <w:rFonts w:ascii="Courier New" w:hAnsi="Courier New"/>
-          <w:sz w:val="18"/>
-        </w:rPr>
-      </w:pPr>
-      <w:r>
-        <w:rPr>
-          <w:rFonts w:ascii="Courier New" w:hAnsi="Courier New"/>
-          <w:sz w:val="18"/>
-        </w:rPr>
-        <w:t xml:space="preserve">    final auth = </w:t>
-      </w:r>
-      <w:proofErr w:type="spellStart"/>
-      <w:proofErr w:type="gramStart"/>
-      <w:r>
-        <w:rPr>
-          <w:rFonts w:ascii="Courier New" w:hAnsi="Courier New"/>
-          <w:sz w:val="18"/>
-        </w:rPr>
-        <w:t>context.read</w:t>
-      </w:r>
-      <w:proofErr w:type="spellEnd"/>
-      <w:proofErr w:type="gramEnd"/>
-      <w:r>
-        <w:rPr>
-          <w:rFonts w:ascii="Courier New" w:hAnsi="Courier New"/>
-          <w:sz w:val="18"/>
-        </w:rPr>
-        <w:t>&lt;</w:t>
-      </w:r>
-      <w:proofErr w:type="spellStart"/>
-      <w:r>
-        <w:rPr>
-          <w:rFonts w:ascii="Courier New" w:hAnsi="Courier New"/>
-          <w:sz w:val="18"/>
-        </w:rPr>
-        <w:t>AuthProvider</w:t>
-      </w:r>
-      <w:proofErr w:type="spellEnd"/>
-      <w:proofErr w:type="gramStart"/>
-      <w:r>
-        <w:rPr>
-          <w:rFonts w:ascii="Courier New" w:hAnsi="Courier New"/>
-          <w:sz w:val="18"/>
-        </w:rPr>
-        <w:t>&gt;(</w:t>
-      </w:r>
-      <w:proofErr w:type="gramEnd"/>
-      <w:r>
-        <w:rPr>
-          <w:rFonts w:ascii="Courier New" w:hAnsi="Courier New"/>
-          <w:sz w:val="18"/>
-        </w:rPr>
-        <w:t>);</w:t>
-      </w:r>
-    </w:p>
-    <w:p>
-      <w:pPr>
-        <w:spacing w:after="0" w:line="360" w:lineRule="auto"/>
-        <w:jc w:val="both"/>
-        <w:rPr>
-          <w:rFonts w:ascii="Courier New" w:hAnsi="Courier New"/>
-          <w:sz w:val="18"/>
-        </w:rPr>
-      </w:pPr>
-      <w:r>
-        <w:rPr>
-          <w:rFonts w:ascii="Courier New" w:hAnsi="Courier New"/>
-          <w:sz w:val="18"/>
-        </w:rPr>
-        <w:t xml:space="preserve">    final success = await </w:t>
-      </w:r>
-      <w:proofErr w:type="spellStart"/>
-      <w:r>
-        <w:rPr>
-          <w:rFonts w:ascii="Courier New" w:hAnsi="Courier New"/>
-          <w:sz w:val="18"/>
-        </w:rPr>
-        <w:t>auth.</w:t>
-      </w:r>
-      <w:proofErr w:type="gramStart"/>
-      <w:r>
-        <w:rPr>
-          <w:rFonts w:ascii="Courier New" w:hAnsi="Courier New"/>
-          <w:sz w:val="18"/>
-        </w:rPr>
-        <w:t>login</w:t>
-      </w:r>
-      <w:proofErr w:type="spellEnd"/>
-      <w:r>
-        <w:rPr>
-          <w:rFonts w:ascii="Courier New" w:hAnsi="Courier New"/>
-          <w:sz w:val="18"/>
-        </w:rPr>
-        <w:t>(</w:t>
-      </w:r>
-      <w:proofErr w:type="gramEnd"/>
-      <w:r>
-        <w:rPr>
-          <w:rFonts w:ascii="Courier New" w:hAnsi="Courier New"/>
-          <w:sz w:val="18"/>
-        </w:rPr>
-        <w:t>email: email, password: password);</w:t>
-      </w:r>
-    </w:p>
-    <w:p>
-      <w:pPr>
-        <w:spacing w:after="0" w:line="360" w:lineRule="auto"/>
-        <w:jc w:val="both"/>
-        <w:rPr>
-          <w:rFonts w:ascii="Courier New" w:hAnsi="Courier New"/>
-          <w:sz w:val="18"/>
-        </w:rPr>
-      </w:pPr>
-    </w:p>
-    <w:p>
-      <w:pPr>
-        <w:spacing w:after="0" w:line="360" w:lineRule="auto"/>
-        <w:jc w:val="both"/>
-        <w:rPr>
-          <w:rFonts w:ascii="Courier New" w:hAnsi="Courier New"/>
-          <w:sz w:val="18"/>
-        </w:rPr>
-      </w:pPr>
-      <w:r>
-        <w:rPr>
-          <w:rFonts w:ascii="Courier New" w:hAnsi="Courier New"/>
-          <w:sz w:val="18"/>
-        </w:rPr>
-        <w:t xml:space="preserve">    if </w:t>
-      </w:r>
-      <w:proofErr w:type="gramStart"/>
-      <w:r>
-        <w:rPr>
-          <w:rFonts w:ascii="Courier New" w:hAnsi="Courier New"/>
-          <w:sz w:val="18"/>
-        </w:rPr>
-        <w:t>(!mounted</w:t>
-      </w:r>
-      <w:proofErr w:type="gramEnd"/>
-      <w:r>
-        <w:rPr>
-          <w:rFonts w:ascii="Courier New" w:hAnsi="Courier New"/>
-          <w:sz w:val="18"/>
-        </w:rPr>
-        <w:t>) return;</w:t>
-      </w:r>
-    </w:p>
-    <w:p>
-      <w:pPr>
-        <w:spacing w:after="0" w:line="360" w:lineRule="auto"/>
-        <w:jc w:val="both"/>
-        <w:rPr>
-          <w:rFonts w:ascii="Courier New" w:hAnsi="Courier New"/>
-          <w:sz w:val="18"/>
-        </w:rPr>
-      </w:pPr>
-    </w:p>
-    <w:p>
-      <w:pPr>
-        <w:spacing w:after="0" w:line="360" w:lineRule="auto"/>
-        <w:jc w:val="both"/>
-        <w:rPr>
-          <w:rFonts w:ascii="Courier New" w:hAnsi="Courier New"/>
-          <w:sz w:val="18"/>
-        </w:rPr>
-      </w:pPr>
-      <w:r>
-        <w:rPr>
-          <w:rFonts w:ascii="Courier New" w:hAnsi="Courier New"/>
-          <w:sz w:val="18"/>
-        </w:rPr>
-        <w:t xml:space="preserve">    if (success) {</w:t>
-      </w:r>
-    </w:p>
-    <w:p>
-      <w:pPr>
-        <w:spacing w:after="0" w:line="360" w:lineRule="auto"/>
-        <w:jc w:val="both"/>
-        <w:rPr>
-          <w:rFonts w:ascii="Courier New" w:hAnsi="Courier New"/>
-          <w:sz w:val="18"/>
-        </w:rPr>
-      </w:pPr>
-      <w:r>
-        <w:rPr>
-          <w:rFonts w:ascii="Courier New" w:hAnsi="Courier New"/>
-          <w:sz w:val="18"/>
-        </w:rPr>
-        <w:t xml:space="preserve">      </w:t>
-      </w:r>
-      <w:proofErr w:type="spellStart"/>
-      <w:r>
-        <w:rPr>
-          <w:rFonts w:ascii="Courier New" w:hAnsi="Courier New"/>
-          <w:sz w:val="18"/>
-        </w:rPr>
-        <w:t>Navigator.of</w:t>
-      </w:r>
-      <w:proofErr w:type="spellEnd"/>
-      <w:r>
-        <w:rPr>
-          <w:rFonts w:ascii="Courier New" w:hAnsi="Courier New"/>
-          <w:sz w:val="18"/>
-        </w:rPr>
-        <w:t>(context</w:t>
-      </w:r>
-      <w:proofErr w:type="gramStart"/>
-      <w:r>
-        <w:rPr>
-          <w:rFonts w:ascii="Courier New" w:hAnsi="Courier New"/>
-          <w:sz w:val="18"/>
-        </w:rPr>
-        <w:t>).</w:t>
-      </w:r>
-      <w:proofErr w:type="spellStart"/>
-      <w:r>
-        <w:rPr>
-          <w:rFonts w:ascii="Courier New" w:hAnsi="Courier New"/>
-          <w:sz w:val="18"/>
-        </w:rPr>
-        <w:t>pushReplacement</w:t>
-      </w:r>
-      <w:proofErr w:type="spellEnd"/>
-      <w:proofErr w:type="gramEnd"/>
-      <w:r>
-        <w:rPr>
-          <w:rFonts w:ascii="Courier New" w:hAnsi="Courier New"/>
-          <w:sz w:val="18"/>
-        </w:rPr>
-        <w:t>(</w:t>
-      </w:r>
-    </w:p>
-    <w:p>
-      <w:pPr>
-        <w:spacing w:after="0" w:line="360" w:lineRule="auto"/>
-        <w:jc w:val="both"/>
-        <w:rPr>
-          <w:rFonts w:ascii="Courier New" w:hAnsi="Courier New"/>
-          <w:sz w:val="18"/>
-        </w:rPr>
-      </w:pPr>
-      <w:r>
-        <w:rPr>
-          <w:rFonts w:ascii="Courier New" w:hAnsi="Courier New"/>
-          <w:sz w:val="18"/>
-        </w:rPr>
-        <w:t xml:space="preserve">        </w:t>
-      </w:r>
-      <w:proofErr w:type="spellStart"/>
-      <w:proofErr w:type="gramStart"/>
-      <w:r>
-        <w:rPr>
-          <w:rFonts w:ascii="Courier New" w:hAnsi="Courier New"/>
-          <w:sz w:val="18"/>
-        </w:rPr>
-        <w:t>MaterialPageRoute</w:t>
-      </w:r>
-      <w:proofErr w:type="spellEnd"/>
-      <w:r>
-        <w:rPr>
-          <w:rFonts w:ascii="Courier New" w:hAnsi="Courier New"/>
-          <w:sz w:val="18"/>
-        </w:rPr>
-        <w:t>(</w:t>
-      </w:r>
-      <w:proofErr w:type="gramEnd"/>
-      <w:r>
-        <w:rPr>
-          <w:rFonts w:ascii="Courier New" w:hAnsi="Courier New"/>
-          <w:sz w:val="18"/>
-        </w:rPr>
-        <w:t xml:space="preserve">builder: (_) =&gt; const </w:t>
-      </w:r>
-      <w:proofErr w:type="spellStart"/>
-      <w:proofErr w:type="gramStart"/>
-      <w:r>
-        <w:rPr>
-          <w:rFonts w:ascii="Courier New" w:hAnsi="Courier New"/>
-          <w:sz w:val="18"/>
-        </w:rPr>
-        <w:t>CoupleSetupScreen</w:t>
-      </w:r>
-      <w:proofErr w:type="spellEnd"/>
-      <w:r>
-        <w:rPr>
-          <w:rFonts w:ascii="Courier New" w:hAnsi="Courier New"/>
-          <w:sz w:val="18"/>
-        </w:rPr>
-        <w:t>(</w:t>
-      </w:r>
-      <w:proofErr w:type="gramEnd"/>
-      <w:r>
-        <w:rPr>
-          <w:rFonts w:ascii="Courier New" w:hAnsi="Courier New"/>
-          <w:sz w:val="18"/>
-        </w:rPr>
-        <w:t>)),</w:t>
-      </w:r>
-    </w:p>
-    <w:p>
-      <w:pPr>
-        <w:spacing w:after="0" w:line="360" w:lineRule="auto"/>
-        <w:jc w:val="both"/>
-        <w:rPr>
-          <w:rFonts w:ascii="Courier New" w:hAnsi="Courier New"/>
-          <w:sz w:val="18"/>
-        </w:rPr>
-      </w:pPr>
-      <w:r>
-        <w:rPr>
-          <w:rFonts w:ascii="Courier New" w:hAnsi="Courier New"/>
-          <w:sz w:val="18"/>
-        </w:rPr>
-        <w:t xml:space="preserve">      );</w:t>
-      </w:r>
-    </w:p>
-    <w:p>
-      <w:pPr>
-        <w:spacing w:after="0" w:line="360" w:lineRule="auto"/>
-        <w:jc w:val="both"/>
-        <w:rPr>
-          <w:rFonts w:ascii="Courier New" w:hAnsi="Courier New"/>
-          <w:sz w:val="18"/>
-        </w:rPr>
-      </w:pPr>
-      <w:r>
-        <w:rPr>
-          <w:rFonts w:ascii="Courier New" w:hAnsi="Courier New"/>
-          <w:sz w:val="18"/>
-        </w:rPr>
-        <w:t xml:space="preserve">    } else {</w:t>
-      </w:r>
-    </w:p>
-    <w:p>
-      <w:pPr>
-        <w:spacing w:after="0" w:line="360" w:lineRule="auto"/>
-        <w:jc w:val="both"/>
-        <w:rPr>
-          <w:rFonts w:ascii="Courier New" w:hAnsi="Courier New"/>
-          <w:sz w:val="18"/>
-        </w:rPr>
-      </w:pPr>
-      <w:r>
-        <w:rPr>
-          <w:rFonts w:ascii="Courier New" w:hAnsi="Courier New"/>
-          <w:sz w:val="18"/>
-        </w:rPr>
-        <w:t xml:space="preserve">      </w:t>
-      </w:r>
-      <w:proofErr w:type="spellStart"/>
-      <w:r>
-        <w:rPr>
-          <w:rFonts w:ascii="Courier New" w:hAnsi="Courier New"/>
-          <w:sz w:val="18"/>
-        </w:rPr>
-        <w:t>ScaffoldMessenger.of</w:t>
-      </w:r>
-      <w:proofErr w:type="spellEnd"/>
-      <w:r>
-        <w:rPr>
-          <w:rFonts w:ascii="Courier New" w:hAnsi="Courier New"/>
-          <w:sz w:val="18"/>
-        </w:rPr>
-        <w:t>(context</w:t>
-      </w:r>
-      <w:proofErr w:type="gramStart"/>
-      <w:r>
-        <w:rPr>
-          <w:rFonts w:ascii="Courier New" w:hAnsi="Courier New"/>
-          <w:sz w:val="18"/>
-        </w:rPr>
-        <w:t>).</w:t>
-      </w:r>
-      <w:proofErr w:type="spellStart"/>
-      <w:r>
-        <w:rPr>
-          <w:rFonts w:ascii="Courier New" w:hAnsi="Courier New"/>
-          <w:sz w:val="18"/>
-        </w:rPr>
-        <w:t>showSnackBar</w:t>
-      </w:r>
-      <w:proofErr w:type="spellEnd"/>
-      <w:proofErr w:type="gramEnd"/>
-      <w:r>
-        <w:rPr>
-          <w:rFonts w:ascii="Courier New" w:hAnsi="Courier New"/>
-          <w:sz w:val="18"/>
-        </w:rPr>
-        <w:t>(</w:t>
-      </w:r>
-    </w:p>
-    <w:p>
-      <w:pPr>
-        <w:spacing w:after="0" w:line="360" w:lineRule="auto"/>
-        <w:jc w:val="both"/>
-        <w:rPr>
-          <w:rFonts w:ascii="Courier New" w:hAnsi="Courier New"/>
-          <w:sz w:val="18"/>
-        </w:rPr>
-      </w:pPr>
-      <w:r>
-        <w:rPr>
-          <w:rFonts w:ascii="Courier New" w:hAnsi="Courier New"/>
-          <w:sz w:val="18"/>
-        </w:rPr>
-        <w:t xml:space="preserve">        </w:t>
-      </w:r>
-      <w:proofErr w:type="spellStart"/>
-      <w:proofErr w:type="gramStart"/>
-      <w:r>
-        <w:rPr>
-          <w:rFonts w:ascii="Courier New" w:hAnsi="Courier New"/>
-          <w:sz w:val="18"/>
-        </w:rPr>
-        <w:t>SnackBar</w:t>
-      </w:r>
-      <w:proofErr w:type="spellEnd"/>
-      <w:r>
-        <w:rPr>
-          <w:rFonts w:ascii="Courier New" w:hAnsi="Courier New"/>
-          <w:sz w:val="18"/>
-        </w:rPr>
-        <w:t>(</w:t>
-      </w:r>
-      <w:proofErr w:type="gramEnd"/>
-      <w:r>
-        <w:rPr>
-          <w:rFonts w:ascii="Courier New" w:hAnsi="Courier New"/>
-          <w:sz w:val="18"/>
-        </w:rPr>
-        <w:t xml:space="preserve">content: </w:t>
-      </w:r>
-      <w:proofErr w:type="gramStart"/>
-      <w:r>
-        <w:rPr>
-          <w:rFonts w:ascii="Courier New" w:hAnsi="Courier New"/>
-          <w:sz w:val="18"/>
-        </w:rPr>
-        <w:t>Text(</w:t>
-      </w:r>
-      <w:proofErr w:type="spellStart"/>
-      <w:r>
-        <w:rPr>
-          <w:rFonts w:ascii="Courier New" w:hAnsi="Courier New"/>
-          <w:sz w:val="18"/>
-        </w:rPr>
-        <w:t>auth.error</w:t>
-      </w:r>
-      <w:proofErr w:type="spellEnd"/>
-      <w:proofErr w:type="gramEnd"/>
-      <w:r>
-        <w:rPr>
-          <w:rFonts w:ascii="Courier New" w:hAnsi="Courier New"/>
-          <w:sz w:val="18"/>
-        </w:rPr>
-        <w:t xml:space="preserve"> ?? </w:t>
-      </w:r>
-      <w:r>
-        <w:rPr>
-          <w:rFonts w:ascii="Courier New" w:hAnsi="Courier New"/>
-          <w:sz w:val="18"/>
-        </w:rPr>
-        <w:t>'</w:t>
-      </w:r>
-      <w:r>
-        <w:rPr>
-          <w:rFonts w:ascii="Courier New" w:hAnsi="Courier New"/>
-          <w:sz w:val="18"/>
-          <w:lang w:val="ru-RU"/>
-        </w:rPr>
-        <w:t>Ошибка</w:t>
-      </w:r>
-      <w:r>
-        <w:rPr>
-          <w:rFonts w:ascii="Courier New" w:hAnsi="Courier New"/>
-          <w:sz w:val="18"/>
-        </w:rPr>
-        <w:t xml:space="preserve"> </w:t>
-      </w:r>
-      <w:r>
-        <w:rPr>
-          <w:rFonts w:ascii="Courier New" w:hAnsi="Courier New"/>
-          <w:sz w:val="18"/>
-          <w:lang w:val="ru-RU"/>
-        </w:rPr>
-        <w:t>входа</w:t>
-      </w:r>
-      <w:r>
-        <w:rPr>
-          <w:rFonts w:ascii="Courier New" w:hAnsi="Courier New"/>
-          <w:sz w:val="18"/>
-        </w:rPr>
-        <w:t>')),</w:t>
-      </w:r>
-    </w:p>
-    <w:p>
-      <w:pPr>
-        <w:spacing w:after="0" w:line="360" w:lineRule="auto"/>
-        <w:jc w:val="both"/>
-        <w:rPr>
-          <w:rFonts w:ascii="Courier New" w:hAnsi="Courier New"/>
-          <w:sz w:val="18"/>
-        </w:rPr>
-      </w:pPr>
-      <w:r>
-        <w:rPr>
-          <w:rFonts w:ascii="Courier New" w:hAnsi="Courier New"/>
-          <w:sz w:val="18"/>
-        </w:rPr>
-        <w:t xml:space="preserve">      );</w:t>
-      </w:r>
-    </w:p>
-    <w:p>
-      <w:pPr>
-        <w:spacing w:after="0" w:line="360" w:lineRule="auto"/>
-        <w:jc w:val="both"/>
-        <w:rPr>
-          <w:rFonts w:ascii="Courier New" w:hAnsi="Courier New"/>
-          <w:sz w:val="18"/>
-        </w:rPr>
-      </w:pPr>
-      <w:r>
-        <w:rPr>
-          <w:rFonts w:ascii="Courier New" w:hAnsi="Courier New"/>
-          <w:sz w:val="18"/>
-        </w:rPr>
-        <w:t xml:space="preserve">    }</w:t>
-      </w:r>
-    </w:p>
-    <w:p>
-      <w:pPr>
-        <w:spacing w:after="0" w:line="360" w:lineRule="auto"/>
-        <w:jc w:val="both"/>
-        <w:rPr>
-          <w:rFonts w:ascii="Courier New" w:hAnsi="Courier New"/>
-          <w:sz w:val="18"/>
-        </w:rPr>
-      </w:pPr>
-      <w:r>
-        <w:rPr>
-          <w:rFonts w:ascii="Courier New" w:hAnsi="Courier New"/>
-          <w:sz w:val="18"/>
-        </w:rPr>
-        <w:t xml:space="preserve">  }</w:t>
-      </w:r>
-    </w:p>
-    <w:p>
-      <w:pPr>
-        <w:rPr>
-          <w:lang w:val="tt-RU"/>
-        </w:rPr>
-      </w:pPr>
-      <w:r>
-        <w:br w:type="page"/>
-      </w:r>
-    </w:p>
-    <w:p>
-      <w:pPr>
-        <w:spacing w:after="0" w:line="360" w:lineRule="auto"/>
-        <w:jc w:val="center"/>
-        <w:rPr>
-          <w:lang w:val="tt-RU"/>
-        </w:rPr>
-      </w:pPr>
-      <w:r>
-        <w:rPr>
-          <w:rFonts w:ascii="Times New Roman" w:hAnsi="Times New Roman" w:cs="Times New Roman"/>
-          <w:sz w:val="24"/>
-          <w:lang w:val="tt-RU"/>
-        </w:rPr>
-        <w:lastRenderedPageBreak/>
-        <w:t xml:space="preserve">Рисунок </w:t>
-      </w:r>
-      <w:r>
-        <w:rPr>
-          <w:rFonts w:ascii="Times New Roman" w:hAnsi="Times New Roman" w:cs="Times New Roman"/>
-          <w:sz w:val="24"/>
-          <w:lang w:val="tt-RU"/>
-        </w:rPr>
-        <w:t>B</w:t>
-      </w:r>
-      <w:r>
-        <w:rPr>
-          <w:rFonts w:ascii="Times New Roman" w:hAnsi="Times New Roman" w:cs="Times New Roman"/>
-          <w:sz w:val="24"/>
-          <w:lang w:val="tt-RU"/>
-        </w:rPr>
-        <w:t xml:space="preserve">.4 – </w:t>
-      </w:r>
-      <w:r>
-        <w:rPr>
-          <w:rFonts w:ascii="Times New Roman" w:hAnsi="Times New Roman" w:cs="Times New Roman"/>
-          <w:sz w:val="24"/>
-          <w:lang w:val="tt-RU"/>
-        </w:rPr>
-        <w:t>api_endpoints</w:t>
-      </w:r>
-      <w:r>
-        <w:rPr>
-          <w:rFonts w:ascii="Times New Roman" w:hAnsi="Times New Roman" w:cs="Times New Roman"/>
-          <w:sz w:val="24"/>
-          <w:lang w:val="tt-RU"/>
-        </w:rPr>
-        <w:t>.</w:t>
-      </w:r>
-      <w:r>
-        <w:rPr>
-          <w:rFonts w:ascii="Times New Roman" w:hAnsi="Times New Roman" w:cs="Times New Roman"/>
-          <w:sz w:val="24"/>
-          <w:lang w:val="tt-RU"/>
-        </w:rPr>
-        <w:t>dart (</w:t>
-      </w:r>
-      <w:r>
-        <w:rPr>
-          <w:rFonts w:ascii="Times New Roman" w:hAnsi="Times New Roman" w:cs="Times New Roman"/>
-          <w:sz w:val="24"/>
-          <w:lang w:val="tt-RU"/>
-        </w:rPr>
-        <w:t>фрамент)</w:t>
-      </w:r>
-    </w:p>
-    <w:p>
-      <w:pPr>
-        <w:spacing w:after="0" w:line="360" w:lineRule="auto"/>
-        <w:jc w:val="both"/>
-        <w:rPr>
-          <w:rFonts w:ascii="Courier New" w:hAnsi="Courier New"/>
-          <w:sz w:val="18"/>
-        </w:rPr>
-      </w:pPr>
-      <w:r>
-        <w:rPr>
-          <w:rFonts w:ascii="Courier New" w:hAnsi="Courier New"/>
-          <w:sz w:val="18"/>
-        </w:rPr>
-        <w:t xml:space="preserve">static const String </w:t>
-      </w:r>
-      <w:proofErr w:type="spellStart"/>
-      <w:r>
-        <w:rPr>
-          <w:rFonts w:ascii="Courier New" w:hAnsi="Courier New"/>
-          <w:sz w:val="18"/>
-        </w:rPr>
-        <w:t>baseUrl</w:t>
-      </w:r>
-      <w:proofErr w:type="spellEnd"/>
-      <w:r>
-        <w:rPr>
-          <w:rFonts w:ascii="Courier New" w:hAnsi="Courier New"/>
-          <w:sz w:val="18"/>
-        </w:rPr>
-        <w:t xml:space="preserve"> = 'http://10.0.2.2:5190';</w:t>
-      </w:r>
-    </w:p>
-    <w:p>
-      <w:pPr>
-        <w:spacing w:after="0" w:line="360" w:lineRule="auto"/>
-        <w:jc w:val="both"/>
-        <w:rPr>
-          <w:rFonts w:ascii="Courier New" w:hAnsi="Courier New"/>
-          <w:sz w:val="18"/>
-        </w:rPr>
-      </w:pPr>
-    </w:p>
-    <w:p>
-      <w:pPr>
-        <w:spacing w:after="0" w:line="360" w:lineRule="auto"/>
-        <w:jc w:val="both"/>
-        <w:rPr>
-          <w:rFonts w:ascii="Courier New" w:hAnsi="Courier New"/>
-          <w:sz w:val="18"/>
-        </w:rPr>
-      </w:pPr>
-      <w:r>
-        <w:rPr>
-          <w:rFonts w:ascii="Courier New" w:hAnsi="Courier New"/>
-          <w:sz w:val="18"/>
-        </w:rPr>
-        <w:t xml:space="preserve">  static const String </w:t>
-      </w:r>
-      <w:proofErr w:type="spellStart"/>
-      <w:r>
-        <w:rPr>
-          <w:rFonts w:ascii="Courier New" w:hAnsi="Courier New"/>
-          <w:sz w:val="18"/>
-        </w:rPr>
-        <w:t>usersMe</w:t>
-      </w:r>
-      <w:proofErr w:type="spellEnd"/>
-      <w:r>
-        <w:rPr>
-          <w:rFonts w:ascii="Courier New" w:hAnsi="Courier New"/>
-          <w:sz w:val="18"/>
-        </w:rPr>
-        <w:t xml:space="preserve"> = '/</w:t>
-      </w:r>
-      <w:proofErr w:type="spellStart"/>
-      <w:r>
-        <w:rPr>
-          <w:rFonts w:ascii="Courier New" w:hAnsi="Courier New"/>
-          <w:sz w:val="18"/>
-        </w:rPr>
-        <w:t>api</w:t>
-      </w:r>
-      <w:proofErr w:type="spellEnd"/>
-      <w:r>
-        <w:rPr>
-          <w:rFonts w:ascii="Courier New" w:hAnsi="Courier New"/>
-          <w:sz w:val="18"/>
-        </w:rPr>
-        <w:t>/auth/me';</w:t>
-      </w:r>
-    </w:p>
-    <w:p>
-      <w:pPr>
-        <w:spacing w:after="0" w:line="360" w:lineRule="auto"/>
-        <w:jc w:val="both"/>
-        <w:rPr>
-          <w:rFonts w:ascii="Courier New" w:hAnsi="Courier New"/>
-          <w:sz w:val="18"/>
-        </w:rPr>
-      </w:pPr>
-      <w:r>
-        <w:rPr>
-          <w:rFonts w:ascii="Courier New" w:hAnsi="Courier New"/>
-          <w:sz w:val="18"/>
-        </w:rPr>
-        <w:t xml:space="preserve">  static String </w:t>
-      </w:r>
-      <w:proofErr w:type="spellStart"/>
-      <w:proofErr w:type="gramStart"/>
-      <w:r>
-        <w:rPr>
-          <w:rFonts w:ascii="Courier New" w:hAnsi="Courier New"/>
-          <w:sz w:val="18"/>
-        </w:rPr>
-        <w:t>userById</w:t>
-      </w:r>
-      <w:proofErr w:type="spellEnd"/>
-      <w:r>
-        <w:rPr>
-          <w:rFonts w:ascii="Courier New" w:hAnsi="Courier New"/>
-          <w:sz w:val="18"/>
-        </w:rPr>
-        <w:t>(</w:t>
-      </w:r>
-      <w:proofErr w:type="gramEnd"/>
-      <w:r>
-        <w:rPr>
-          <w:rFonts w:ascii="Courier New" w:hAnsi="Courier New"/>
-          <w:sz w:val="18"/>
-        </w:rPr>
-        <w:t>int id) =&gt; '/</w:t>
-      </w:r>
-      <w:proofErr w:type="spellStart"/>
-      <w:r>
-        <w:rPr>
-          <w:rFonts w:ascii="Courier New" w:hAnsi="Courier New"/>
-          <w:sz w:val="18"/>
-        </w:rPr>
-        <w:t>api</w:t>
-      </w:r>
-      <w:proofErr w:type="spellEnd"/>
-      <w:r>
-        <w:rPr>
-          <w:rFonts w:ascii="Courier New" w:hAnsi="Courier New"/>
-          <w:sz w:val="18"/>
-        </w:rPr>
-        <w:t>/users/$id';</w:t>
-      </w:r>
-    </w:p>
-    <w:p>
-      <w:pPr>
-        <w:spacing w:after="0" w:line="360" w:lineRule="auto"/>
-        <w:jc w:val="both"/>
-        <w:rPr>
-          <w:rFonts w:ascii="Courier New" w:hAnsi="Courier New"/>
-          <w:sz w:val="18"/>
-        </w:rPr>
-      </w:pPr>
-    </w:p>
-    <w:p>
-      <w:pPr>
-        <w:spacing w:after="0" w:line="360" w:lineRule="auto"/>
-        <w:jc w:val="both"/>
-        <w:rPr>
-          <w:rFonts w:ascii="Courier New" w:hAnsi="Courier New"/>
-          <w:sz w:val="18"/>
-        </w:rPr>
-      </w:pPr>
-      <w:r>
-        <w:rPr>
-          <w:rFonts w:ascii="Courier New" w:hAnsi="Courier New"/>
-          <w:sz w:val="18"/>
-        </w:rPr>
-        <w:t xml:space="preserve">  static const String register = '/</w:t>
-      </w:r>
-      <w:proofErr w:type="spellStart"/>
-      <w:r>
-        <w:rPr>
-          <w:rFonts w:ascii="Courier New" w:hAnsi="Courier New"/>
-          <w:sz w:val="18"/>
-        </w:rPr>
-        <w:t>api</w:t>
-      </w:r>
-      <w:proofErr w:type="spellEnd"/>
-      <w:r>
-        <w:rPr>
-          <w:rFonts w:ascii="Courier New" w:hAnsi="Courier New"/>
-          <w:sz w:val="18"/>
-        </w:rPr>
-        <w:t>/auth/register';</w:t>
-      </w:r>
-    </w:p>
-    <w:p>
-      <w:pPr>
-        <w:spacing w:after="0" w:line="360" w:lineRule="auto"/>
-        <w:jc w:val="both"/>
-        <w:rPr>
-          <w:rFonts w:ascii="Courier New" w:hAnsi="Courier New"/>
-          <w:sz w:val="18"/>
-        </w:rPr>
-      </w:pPr>
-      <w:r>
-        <w:rPr>
-          <w:rFonts w:ascii="Courier New" w:hAnsi="Courier New"/>
-          <w:sz w:val="18"/>
-        </w:rPr>
-        <w:t xml:space="preserve">  static const String login = '/</w:t>
-      </w:r>
-      <w:proofErr w:type="spellStart"/>
-      <w:r>
-        <w:rPr>
-          <w:rFonts w:ascii="Courier New" w:hAnsi="Courier New"/>
-          <w:sz w:val="18"/>
-        </w:rPr>
-        <w:t>api</w:t>
-      </w:r>
-      <w:proofErr w:type="spellEnd"/>
-      <w:r>
-        <w:rPr>
-          <w:rFonts w:ascii="Courier New" w:hAnsi="Courier New"/>
-          <w:sz w:val="18"/>
-        </w:rPr>
-        <w:t>/auth/login';</w:t>
-      </w:r>
-    </w:p>
-    <w:p>
-      <w:pPr>
-        <w:spacing w:after="0" w:line="360" w:lineRule="auto"/>
-        <w:jc w:val="both"/>
-        <w:rPr>
-          <w:rFonts w:ascii="Courier New" w:hAnsi="Courier New"/>
-          <w:sz w:val="18"/>
-        </w:rPr>
-      </w:pPr>
-      <w:r>
-        <w:rPr>
-          <w:rFonts w:ascii="Courier New" w:hAnsi="Courier New"/>
-          <w:sz w:val="18"/>
-        </w:rPr>
-        <w:t xml:space="preserve">  static const String refresh = '/</w:t>
-      </w:r>
-      <w:proofErr w:type="spellStart"/>
-      <w:r>
-        <w:rPr>
-          <w:rFonts w:ascii="Courier New" w:hAnsi="Courier New"/>
-          <w:sz w:val="18"/>
-        </w:rPr>
-        <w:t>api</w:t>
-      </w:r>
-      <w:proofErr w:type="spellEnd"/>
-      <w:r>
-        <w:rPr>
-          <w:rFonts w:ascii="Courier New" w:hAnsi="Courier New"/>
-          <w:sz w:val="18"/>
-        </w:rPr>
-        <w:t>/auth/refresh';</w:t>
-      </w:r>
-    </w:p>
-    <w:p>
-      <w:pPr>
-        <w:spacing w:after="0" w:line="360" w:lineRule="auto"/>
-        <w:jc w:val="both"/>
-        <w:rPr>
-          <w:rFonts w:ascii="Courier New" w:hAnsi="Courier New"/>
-          <w:sz w:val="18"/>
-        </w:rPr>
-      </w:pPr>
-    </w:p>
-    <w:p>
-      <w:pPr>
-        <w:spacing w:after="0" w:line="360" w:lineRule="auto"/>
-        <w:jc w:val="both"/>
-        <w:rPr>
-          <w:rFonts w:ascii="Courier New" w:hAnsi="Courier New"/>
-          <w:sz w:val="18"/>
-        </w:rPr>
-      </w:pPr>
-      <w:r>
-        <w:rPr>
-          <w:rFonts w:ascii="Courier New" w:hAnsi="Courier New"/>
-          <w:sz w:val="18"/>
-        </w:rPr>
-        <w:t xml:space="preserve">  static const String </w:t>
-      </w:r>
-      <w:proofErr w:type="spellStart"/>
-      <w:r>
-        <w:rPr>
-          <w:rFonts w:ascii="Courier New" w:hAnsi="Courier New"/>
-          <w:sz w:val="18"/>
-        </w:rPr>
-        <w:t>coupleCreate</w:t>
-      </w:r>
-      <w:proofErr w:type="spellEnd"/>
-      <w:r>
-        <w:rPr>
-          <w:rFonts w:ascii="Courier New" w:hAnsi="Courier New"/>
-          <w:sz w:val="18"/>
-        </w:rPr>
-        <w:t xml:space="preserve"> = '/</w:t>
-      </w:r>
-      <w:proofErr w:type="spellStart"/>
-      <w:r>
-        <w:rPr>
-          <w:rFonts w:ascii="Courier New" w:hAnsi="Courier New"/>
-          <w:sz w:val="18"/>
-        </w:rPr>
-        <w:t>api</w:t>
-      </w:r>
-      <w:proofErr w:type="spellEnd"/>
-      <w:r>
-        <w:rPr>
-          <w:rFonts w:ascii="Courier New" w:hAnsi="Courier New"/>
-          <w:sz w:val="18"/>
-        </w:rPr>
-        <w:t>/couples/create';</w:t>
-      </w:r>
-    </w:p>
-    <w:p>
-      <w:pPr>
-        <w:spacing w:after="0" w:line="360" w:lineRule="auto"/>
-        <w:jc w:val="both"/>
-        <w:rPr>
-          <w:rFonts w:ascii="Courier New" w:hAnsi="Courier New"/>
-          <w:sz w:val="18"/>
-        </w:rPr>
-      </w:pPr>
-      <w:r>
-        <w:rPr>
-          <w:rFonts w:ascii="Courier New" w:hAnsi="Courier New"/>
-          <w:sz w:val="18"/>
-        </w:rPr>
-        <w:t xml:space="preserve">  static const String </w:t>
-      </w:r>
-      <w:proofErr w:type="spellStart"/>
-      <w:r>
-        <w:rPr>
-          <w:rFonts w:ascii="Courier New" w:hAnsi="Courier New"/>
-          <w:sz w:val="18"/>
-        </w:rPr>
-        <w:t>coupleJoin</w:t>
-      </w:r>
-      <w:proofErr w:type="spellEnd"/>
-      <w:r>
-        <w:rPr>
-          <w:rFonts w:ascii="Courier New" w:hAnsi="Courier New"/>
-          <w:sz w:val="18"/>
-        </w:rPr>
-        <w:t xml:space="preserve"> = '/</w:t>
-      </w:r>
-      <w:proofErr w:type="spellStart"/>
-      <w:r>
-        <w:rPr>
-          <w:rFonts w:ascii="Courier New" w:hAnsi="Courier New"/>
-          <w:sz w:val="18"/>
-        </w:rPr>
-        <w:t>api</w:t>
-      </w:r>
-      <w:proofErr w:type="spellEnd"/>
-      <w:r>
-        <w:rPr>
-          <w:rFonts w:ascii="Courier New" w:hAnsi="Courier New"/>
-          <w:sz w:val="18"/>
-        </w:rPr>
-        <w:t>/couples/join';</w:t>
-      </w:r>
-    </w:p>
-    <w:p>
-      <w:pPr>
-        <w:spacing w:after="0" w:line="360" w:lineRule="auto"/>
-        <w:jc w:val="both"/>
-        <w:rPr>
-          <w:rFonts w:ascii="Courier New" w:hAnsi="Courier New"/>
-          <w:sz w:val="18"/>
-        </w:rPr>
-      </w:pPr>
-      <w:r>
-        <w:rPr>
-          <w:rFonts w:ascii="Courier New" w:hAnsi="Courier New"/>
-          <w:sz w:val="18"/>
-        </w:rPr>
-        <w:t xml:space="preserve">  static const String </w:t>
-      </w:r>
-      <w:proofErr w:type="spellStart"/>
-      <w:r>
-        <w:rPr>
-          <w:rFonts w:ascii="Courier New" w:hAnsi="Courier New"/>
-          <w:sz w:val="18"/>
-        </w:rPr>
-        <w:t>coupleMe</w:t>
-      </w:r>
-      <w:proofErr w:type="spellEnd"/>
-      <w:r>
-        <w:rPr>
-          <w:rFonts w:ascii="Courier New" w:hAnsi="Courier New"/>
-          <w:sz w:val="18"/>
-        </w:rPr>
-        <w:t xml:space="preserve"> = '/</w:t>
-      </w:r>
-      <w:proofErr w:type="spellStart"/>
-      <w:r>
-        <w:rPr>
-          <w:rFonts w:ascii="Courier New" w:hAnsi="Courier New"/>
-          <w:sz w:val="18"/>
-        </w:rPr>
-        <w:t>api</w:t>
-      </w:r>
-      <w:proofErr w:type="spellEnd"/>
-      <w:r>
-        <w:rPr>
-          <w:rFonts w:ascii="Courier New" w:hAnsi="Courier New"/>
-          <w:sz w:val="18"/>
-        </w:rPr>
-        <w:t>/couples/me';</w:t>
-      </w:r>
-    </w:p>
-    <w:p>
-      <w:pPr>
-        <w:spacing w:after="0" w:line="360" w:lineRule="auto"/>
-        <w:jc w:val="both"/>
-        <w:rPr>
-          <w:rFonts w:ascii="Courier New" w:hAnsi="Courier New"/>
-          <w:sz w:val="18"/>
-        </w:rPr>
-      </w:pPr>
-    </w:p>
-    <w:p>
-      <w:pPr>
-        <w:spacing w:after="0" w:line="360" w:lineRule="auto"/>
-        <w:jc w:val="both"/>
-        <w:rPr>
-          <w:rFonts w:ascii="Courier New" w:hAnsi="Courier New"/>
-          <w:sz w:val="18"/>
-        </w:rPr>
-      </w:pPr>
-      <w:r>
-        <w:rPr>
-          <w:rFonts w:ascii="Courier New" w:hAnsi="Courier New"/>
-          <w:sz w:val="18"/>
-        </w:rPr>
-        <w:t xml:space="preserve">  static const String </w:t>
-      </w:r>
-      <w:proofErr w:type="spellStart"/>
-      <w:r>
-        <w:rPr>
-          <w:rFonts w:ascii="Courier New" w:hAnsi="Courier New"/>
-          <w:sz w:val="18"/>
-        </w:rPr>
-        <w:t>chatHistory</w:t>
-      </w:r>
-      <w:proofErr w:type="spellEnd"/>
-      <w:r>
-        <w:rPr>
-          <w:rFonts w:ascii="Courier New" w:hAnsi="Courier New"/>
-          <w:sz w:val="18"/>
-        </w:rPr>
-        <w:t xml:space="preserve"> = '/</w:t>
-      </w:r>
-      <w:proofErr w:type="spellStart"/>
-      <w:r>
-        <w:rPr>
-          <w:rFonts w:ascii="Courier New" w:hAnsi="Courier New"/>
-          <w:sz w:val="18"/>
-        </w:rPr>
-        <w:t>api</w:t>
-      </w:r>
-      <w:proofErr w:type="spellEnd"/>
-      <w:r>
-        <w:rPr>
-          <w:rFonts w:ascii="Courier New" w:hAnsi="Courier New"/>
-          <w:sz w:val="18"/>
-        </w:rPr>
-        <w:t>/chat/history';</w:t>
-      </w:r>
-    </w:p>
-    <w:p>
-      <w:pPr>
-        <w:spacing w:after="0" w:line="360" w:lineRule="auto"/>
-        <w:jc w:val="both"/>
-        <w:rPr>
-          <w:rFonts w:ascii="Courier New" w:hAnsi="Courier New"/>
-          <w:sz w:val="18"/>
-        </w:rPr>
-      </w:pPr>
-      <w:r>
-        <w:rPr>
-          <w:rFonts w:ascii="Courier New" w:hAnsi="Courier New"/>
-          <w:sz w:val="18"/>
-        </w:rPr>
-        <w:t xml:space="preserve">  static const String </w:t>
-      </w:r>
-      <w:proofErr w:type="spellStart"/>
-      <w:r>
-        <w:rPr>
-          <w:rFonts w:ascii="Courier New" w:hAnsi="Courier New"/>
-          <w:sz w:val="18"/>
-        </w:rPr>
-        <w:t>chatSend</w:t>
-      </w:r>
-      <w:proofErr w:type="spellEnd"/>
-      <w:r>
-        <w:rPr>
-          <w:rFonts w:ascii="Courier New" w:hAnsi="Courier New"/>
-          <w:sz w:val="18"/>
-        </w:rPr>
-        <w:t xml:space="preserve"> = '/</w:t>
-      </w:r>
-      <w:proofErr w:type="spellStart"/>
-      <w:r>
-        <w:rPr>
-          <w:rFonts w:ascii="Courier New" w:hAnsi="Courier New"/>
-          <w:sz w:val="18"/>
-        </w:rPr>
-        <w:t>api</w:t>
-      </w:r>
-      <w:proofErr w:type="spellEnd"/>
-      <w:r>
-        <w:rPr>
-          <w:rFonts w:ascii="Courier New" w:hAnsi="Courier New"/>
-          <w:sz w:val="18"/>
-        </w:rPr>
-        <w:t>/chat/send';</w:t>
-      </w:r>
-    </w:p>
-    <w:p>
-      <w:pPr>
-        <w:spacing w:after="0" w:line="360" w:lineRule="auto"/>
-        <w:jc w:val="both"/>
-        <w:rPr>
-          <w:rFonts w:ascii="Courier New" w:hAnsi="Courier New"/>
-          <w:sz w:val="18"/>
-        </w:rPr>
-      </w:pPr>
-      <w:r>
-        <w:rPr>
-          <w:rFonts w:ascii="Courier New" w:hAnsi="Courier New"/>
-          <w:sz w:val="18"/>
-        </w:rPr>
-        <w:t xml:space="preserve">  static String </w:t>
-      </w:r>
-      <w:proofErr w:type="spellStart"/>
-      <w:proofErr w:type="gramStart"/>
-      <w:r>
-        <w:rPr>
-          <w:rFonts w:ascii="Courier New" w:hAnsi="Courier New"/>
-          <w:sz w:val="18"/>
-        </w:rPr>
-        <w:t>chatRead</w:t>
-      </w:r>
-      <w:proofErr w:type="spellEnd"/>
-      <w:r>
-        <w:rPr>
-          <w:rFonts w:ascii="Courier New" w:hAnsi="Courier New"/>
-          <w:sz w:val="18"/>
-        </w:rPr>
-        <w:t>(</w:t>
-      </w:r>
-      <w:proofErr w:type="gramEnd"/>
-      <w:r>
-        <w:rPr>
-          <w:rFonts w:ascii="Courier New" w:hAnsi="Courier New"/>
-          <w:sz w:val="18"/>
-        </w:rPr>
-        <w:t>int id) =&gt; '/</w:t>
-      </w:r>
-      <w:proofErr w:type="spellStart"/>
-      <w:r>
-        <w:rPr>
-          <w:rFonts w:ascii="Courier New" w:hAnsi="Courier New"/>
-          <w:sz w:val="18"/>
-        </w:rPr>
-        <w:t>api</w:t>
-      </w:r>
-      <w:proofErr w:type="spellEnd"/>
-      <w:r>
-        <w:rPr>
-          <w:rFonts w:ascii="Courier New" w:hAnsi="Courier New"/>
-          <w:sz w:val="18"/>
-        </w:rPr>
-        <w:t>/chat/$id/read';</w:t>
-      </w:r>
-    </w:p>
-    <w:p>
-      <w:pPr>
-        <w:spacing w:after="0" w:line="360" w:lineRule="auto"/>
-        <w:jc w:val="both"/>
       </w:pPr>
     </w:p>
     <w:p>
@@ -22737,7 +22976,16 @@
           <w:sz w:val="28"/>
           <w:lang w:val="ru-RU"/>
         </w:rPr>
-        <w:t>Описание файлов проекта</w:t>
+        <w:t>Опи</w:t>
+      </w:r>
+      <w:r>
+        <w:rPr>
+          <w:rFonts w:ascii="Times New Roman" w:hAnsi="Times New Roman" w:cs="Times New Roman"/>
+          <w:b/>
+          <w:sz w:val="28"/>
+          <w:lang w:val="ru-RU"/>
+        </w:rPr>
+        <w:t>сание файлов проекта</w:t>
       </w:r>
     </w:p>
     <w:p>
@@ -23979,7 +24227,7 @@
 </file>
 
 <file path=word/endnotes.xml><?xml version="1.0" encoding="utf-8"?>
-<w:endnotes xmlns:wpc="http://schemas.microsoft.com/office/word/2010/wordprocessingCanvas" xmlns:cx="http://schemas.microsoft.com/office/drawing/2014/chartex" xmlns:cx1="http://schemas.microsoft.com/office/drawing/2015/9/8/chartex" xmlns:cx2="http://schemas.microsoft.com/office/drawing/2015/10/21/chartex" xmlns:cx3="http://schemas.microsoft.com/office/drawing/2016/5/9/chartex" xmlns:cx4="http://schemas.microsoft.com/office/drawing/2016/5/10/chartex" xmlns:cx5="http://schemas.microsoft.com/office/drawing/2016/5/11/chartex" xmlns:cx6="http://schemas.microsoft.com/office/drawing/2016/5/12/chartex" xmlns:cx7="http://schemas.microsoft.com/office/drawing/2016/5/13/chartex" xmlns:cx8="http://schemas.microsoft.com/office/drawing/2016/5/14/chartex" xmlns:mc="http://schemas.openxmlformats.org/markup-compatibility/2006" xmlns:aink="http://schemas.microsoft.com/office/drawing/2016/ink" xmlns:am3d="http://schemas.microsoft.com/office/drawing/2017/model3d" xmlns:o="urn:schemas-microsoft-com:office:office" xmlns:oel="http://schemas.microsoft.com/office/2019/extlst" xmlns:r="http://schemas.openxmlformats.org/officeDocument/2006/relationships" xmlns:m="http://schemas.openxmlformats.org/officeDocument/2006/math" xmlns:v="urn:schemas-microsoft-com:vml" xmlns:wp14="http://schemas.microsoft.com/office/word/2010/wordprocessingDrawing" xmlns:wp="http://schemas.openxmlformats.org/drawingml/2006/wordprocessingDrawing" xmlns:w10="urn:schemas-microsoft-com:office:word" xmlns:w="http://schemas.openxmlformats.org/wordprocessingml/2006/main" xmlns:w14="http://schemas.microsoft.com/office/word/2010/wordml" xmlns:w15="http://schemas.microsoft.com/office/word/2012/wordml" xmlns:w16cex="http://schemas.microsoft.com/office/word/2018/wordml/cex" xmlns:w16cid="http://schemas.microsoft.com/office/word/2016/wordml/cid" xmlns:w16="http://schemas.microsoft.com/office/word/2018/wordml" xmlns:w16du="http://schemas.microsoft.com/office/word/2023/wordml/word16du" xmlns:w16sdtdh="http://schemas.microsoft.com/office/word/2020/wordml/sdtdatahash" xmlns:w16sdtfl="http://schemas.microsoft.com/office/word/2024/wordml/sdtformatlock" xmlns:w16se="http://schemas.microsoft.com/office/word/2015/wordml/symex" xmlns:wpg="http://schemas.microsoft.com/office/word/2010/wordprocessingGroup" xmlns:wpi="http://schemas.microsoft.com/office/word/2010/wordprocessingInk" xmlns:wne="http://schemas.microsoft.com/office/word/2006/wordml" xmlns:wps="http://schemas.microsoft.com/office/word/2010/wordprocessingShape" mc:Ignorable="w14 w15 w16se w16cid w16 w16cex w16sdtdh w16sdtfl w16du wp14">
+<w:endnotes xmlns:wpc="http://schemas.microsoft.com/office/word/2010/wordprocessingCanvas" xmlns:cx="http://schemas.microsoft.com/office/drawing/2014/chartex" xmlns:cx1="http://schemas.microsoft.com/office/drawing/2015/9/8/chartex" xmlns:cx2="http://schemas.microsoft.com/office/drawing/2015/10/21/chartex" xmlns:cx3="http://schemas.microsoft.com/office/drawing/2016/5/9/chartex" xmlns:cx4="http://schemas.microsoft.com/office/drawing/2016/5/10/chartex" xmlns:cx5="http://schemas.microsoft.com/office/drawing/2016/5/11/chartex" xmlns:cx6="http://schemas.microsoft.com/office/drawing/2016/5/12/chartex" xmlns:cx7="http://schemas.microsoft.com/office/drawing/2016/5/13/chartex" xmlns:cx8="http://schemas.microsoft.com/office/drawing/2016/5/14/chartex" xmlns:mc="http://schemas.openxmlformats.org/markup-compatibility/2006" xmlns:aink="http://schemas.microsoft.com/office/drawing/2016/ink" xmlns:am3d="http://schemas.microsoft.com/office/drawing/2017/model3d" xmlns:o="urn:schemas-microsoft-com:office:office" xmlns:r="http://schemas.openxmlformats.org/officeDocument/2006/relationships" xmlns:m="http://schemas.openxmlformats.org/officeDocument/2006/math" xmlns:v="urn:schemas-microsoft-com:vml" xmlns:wp14="http://schemas.microsoft.com/office/word/2010/wordprocessingDrawing" xmlns:wp="http://schemas.openxmlformats.org/drawingml/2006/wordprocessingDrawing" xmlns:w10="urn:schemas-microsoft-com:office:word" xmlns:w="http://schemas.openxmlformats.org/wordprocessingml/2006/main" xmlns:w14="http://schemas.microsoft.com/office/word/2010/wordml" xmlns:w15="http://schemas.microsoft.com/office/word/2012/wordml" xmlns:w16cex="http://schemas.microsoft.com/office/word/2018/wordml/cex" xmlns:w16cid="http://schemas.microsoft.com/office/word/2016/wordml/cid" xmlns:w16="http://schemas.microsoft.com/office/word/2018/wordml" xmlns:w16sdtdh="http://schemas.microsoft.com/office/word/2020/wordml/sdtdatahash" xmlns:w16se="http://schemas.microsoft.com/office/word/2015/wordml/symex" xmlns:wpg="http://schemas.microsoft.com/office/word/2010/wordprocessingGroup" xmlns:wpi="http://schemas.microsoft.com/office/word/2010/wordprocessingInk" xmlns:wne="http://schemas.microsoft.com/office/word/2006/wordml" xmlns:wps="http://schemas.microsoft.com/office/word/2010/wordprocessingShape" mc:Ignorable="w14 w15 w16se w16cid w16 w16cex w16sdtdh wp14">
   <w:endnote w:type="separator" w:id="-1">
     <w:p>
       <w:pPr>
@@ -24004,7 +24252,7 @@
 </file>
 
 <file path=word/footer1.xml><?xml version="1.0" encoding="utf-8"?>
-<w:ftr xmlns:wpc="http://schemas.microsoft.com/office/word/2010/wordprocessingCanvas" xmlns:cx="http://schemas.microsoft.com/office/drawing/2014/chartex" xmlns:cx1="http://schemas.microsoft.com/office/drawing/2015/9/8/chartex" xmlns:cx2="http://schemas.microsoft.com/office/drawing/2015/10/21/chartex" xmlns:cx3="http://schemas.microsoft.com/office/drawing/2016/5/9/chartex" xmlns:cx4="http://schemas.microsoft.com/office/drawing/2016/5/10/chartex" xmlns:cx5="http://schemas.microsoft.com/office/drawing/2016/5/11/chartex" xmlns:cx6="http://schemas.microsoft.com/office/drawing/2016/5/12/chartex" xmlns:cx7="http://schemas.microsoft.com/office/drawing/2016/5/13/chartex" xmlns:cx8="http://schemas.microsoft.com/office/drawing/2016/5/14/chartex" xmlns:mc="http://schemas.openxmlformats.org/markup-compatibility/2006" xmlns:aink="http://schemas.microsoft.com/office/drawing/2016/ink" xmlns:am3d="http://schemas.microsoft.com/office/drawing/2017/model3d" xmlns:o="urn:schemas-microsoft-com:office:office" xmlns:oel="http://schemas.microsoft.com/office/2019/extlst" xmlns:r="http://schemas.openxmlformats.org/officeDocument/2006/relationships" xmlns:m="http://schemas.openxmlformats.org/officeDocument/2006/math" xmlns:v="urn:schemas-microsoft-com:vml" xmlns:wp14="http://schemas.microsoft.com/office/word/2010/wordprocessingDrawing" xmlns:wp="http://schemas.openxmlformats.org/drawingml/2006/wordprocessingDrawing" xmlns:w10="urn:schemas-microsoft-com:office:word" xmlns:w="http://schemas.openxmlformats.org/wordprocessingml/2006/main" xmlns:w14="http://schemas.microsoft.com/office/word/2010/wordml" xmlns:w15="http://schemas.microsoft.com/office/word/2012/wordml" xmlns:w16cex="http://schemas.microsoft.com/office/word/2018/wordml/cex" xmlns:w16cid="http://schemas.microsoft.com/office/word/2016/wordml/cid" xmlns:w16="http://schemas.microsoft.com/office/word/2018/wordml" xmlns:w16du="http://schemas.microsoft.com/office/word/2023/wordml/word16du" xmlns:w16sdtdh="http://schemas.microsoft.com/office/word/2020/wordml/sdtdatahash" xmlns:w16sdtfl="http://schemas.microsoft.com/office/word/2024/wordml/sdtformatlock" xmlns:w16se="http://schemas.microsoft.com/office/word/2015/wordml/symex" xmlns:wpg="http://schemas.microsoft.com/office/word/2010/wordprocessingGroup" xmlns:wpi="http://schemas.microsoft.com/office/word/2010/wordprocessingInk" xmlns:wne="http://schemas.microsoft.com/office/word/2006/wordml" xmlns:wps="http://schemas.microsoft.com/office/word/2010/wordprocessingShape" mc:Ignorable="w14 w15 w16se w16cid w16 w16cex w16sdtdh w16sdtfl w16du wp14">
+<w:ftr xmlns:wpc="http://schemas.microsoft.com/office/word/2010/wordprocessingCanvas" xmlns:cx="http://schemas.microsoft.com/office/drawing/2014/chartex" xmlns:cx1="http://schemas.microsoft.com/office/drawing/2015/9/8/chartex" xmlns:cx2="http://schemas.microsoft.com/office/drawing/2015/10/21/chartex" xmlns:cx3="http://schemas.microsoft.com/office/drawing/2016/5/9/chartex" xmlns:cx4="http://schemas.microsoft.com/office/drawing/2016/5/10/chartex" xmlns:cx5="http://schemas.microsoft.com/office/drawing/2016/5/11/chartex" xmlns:cx6="http://schemas.microsoft.com/office/drawing/2016/5/12/chartex" xmlns:cx7="http://schemas.microsoft.com/office/drawing/2016/5/13/chartex" xmlns:cx8="http://schemas.microsoft.com/office/drawing/2016/5/14/chartex" xmlns:mc="http://schemas.openxmlformats.org/markup-compatibility/2006" xmlns:aink="http://schemas.microsoft.com/office/drawing/2016/ink" xmlns:am3d="http://schemas.microsoft.com/office/drawing/2017/model3d" xmlns:o="urn:schemas-microsoft-com:office:office" xmlns:r="http://schemas.openxmlformats.org/officeDocument/2006/relationships" xmlns:m="http://schemas.openxmlformats.org/officeDocument/2006/math" xmlns:v="urn:schemas-microsoft-com:vml" xmlns:wp14="http://schemas.microsoft.com/office/word/2010/wordprocessingDrawing" xmlns:wp="http://schemas.openxmlformats.org/drawingml/2006/wordprocessingDrawing" xmlns:w10="urn:schemas-microsoft-com:office:word" xmlns:w="http://schemas.openxmlformats.org/wordprocessingml/2006/main" xmlns:w14="http://schemas.microsoft.com/office/word/2010/wordml" xmlns:w15="http://schemas.microsoft.com/office/word/2012/wordml" xmlns:w16cex="http://schemas.microsoft.com/office/word/2018/wordml/cex" xmlns:w16cid="http://schemas.microsoft.com/office/word/2016/wordml/cid" xmlns:w16="http://schemas.microsoft.com/office/word/2018/wordml" xmlns:w16sdtdh="http://schemas.microsoft.com/office/word/2020/wordml/sdtdatahash" xmlns:w16se="http://schemas.microsoft.com/office/word/2015/wordml/symex" xmlns:wpg="http://schemas.microsoft.com/office/word/2010/wordprocessingGroup" xmlns:wpi="http://schemas.microsoft.com/office/word/2010/wordprocessingInk" xmlns:wne="http://schemas.microsoft.com/office/word/2006/wordml" xmlns:wps="http://schemas.microsoft.com/office/word/2010/wordprocessingShape" mc:Ignorable="w14 w15 w16se w16cid w16 w16cex w16sdtdh wp14">
   <w:sdt>
     <w:sdtPr>
       <w:id w:val="-1459865341"/>
@@ -24013,6 +24261,7 @@
         <w:docPartUnique/>
       </w:docPartObj>
     </w:sdtPr>
+    <w:sdtEndPr/>
     <w:sdtContent>
       <w:p>
         <w:pPr>
@@ -24049,7 +24298,7 @@
 </file>
 
 <file path=word/footnotes.xml><?xml version="1.0" encoding="utf-8"?>
-<w:footnotes xmlns:wpc="http://schemas.microsoft.com/office/word/2010/wordprocessingCanvas" xmlns:cx="http://schemas.microsoft.com/office/drawing/2014/chartex" xmlns:cx1="http://schemas.microsoft.com/office/drawing/2015/9/8/chartex" xmlns:cx2="http://schemas.microsoft.com/office/drawing/2015/10/21/chartex" xmlns:cx3="http://schemas.microsoft.com/office/drawing/2016/5/9/chartex" xmlns:cx4="http://schemas.microsoft.com/office/drawing/2016/5/10/chartex" xmlns:cx5="http://schemas.microsoft.com/office/drawing/2016/5/11/chartex" xmlns:cx6="http://schemas.microsoft.com/office/drawing/2016/5/12/chartex" xmlns:cx7="http://schemas.microsoft.com/office/drawing/2016/5/13/chartex" xmlns:cx8="http://schemas.microsoft.com/office/drawing/2016/5/14/chartex" xmlns:mc="http://schemas.openxmlformats.org/markup-compatibility/2006" xmlns:aink="http://schemas.microsoft.com/office/drawing/2016/ink" xmlns:am3d="http://schemas.microsoft.com/office/drawing/2017/model3d" xmlns:o="urn:schemas-microsoft-com:office:office" xmlns:oel="http://schemas.microsoft.com/office/2019/extlst" xmlns:r="http://schemas.openxmlformats.org/officeDocument/2006/relationships" xmlns:m="http://schemas.openxmlformats.org/officeDocument/2006/math" xmlns:v="urn:schemas-microsoft-com:vml" xmlns:wp14="http://schemas.microsoft.com/office/word/2010/wordprocessingDrawing" xmlns:wp="http://schemas.openxmlformats.org/drawingml/2006/wordprocessingDrawing" xmlns:w10="urn:schemas-microsoft-com:office:word" xmlns:w="http://schemas.openxmlformats.org/wordprocessingml/2006/main" xmlns:w14="http://schemas.microsoft.com/office/word/2010/wordml" xmlns:w15="http://schemas.microsoft.com/office/word/2012/wordml" xmlns:w16cex="http://schemas.microsoft.com/office/word/2018/wordml/cex" xmlns:w16cid="http://schemas.microsoft.com/office/word/2016/wordml/cid" xmlns:w16="http://schemas.microsoft.com/office/word/2018/wordml" xmlns:w16du="http://schemas.microsoft.com/office/word/2023/wordml/word16du" xmlns:w16sdtdh="http://schemas.microsoft.com/office/word/2020/wordml/sdtdatahash" xmlns:w16sdtfl="http://schemas.microsoft.com/office/word/2024/wordml/sdtformatlock" xmlns:w16se="http://schemas.microsoft.com/office/word/2015/wordml/symex" xmlns:wpg="http://schemas.microsoft.com/office/word/2010/wordprocessingGroup" xmlns:wpi="http://schemas.microsoft.com/office/word/2010/wordprocessingInk" xmlns:wne="http://schemas.microsoft.com/office/word/2006/wordml" xmlns:wps="http://schemas.microsoft.com/office/word/2010/wordprocessingShape" mc:Ignorable="w14 w15 w16se w16cid w16 w16cex w16sdtdh w16sdtfl w16du wp14">
+<w:footnotes xmlns:wpc="http://schemas.microsoft.com/office/word/2010/wordprocessingCanvas" xmlns:cx="http://schemas.microsoft.com/office/drawing/2014/chartex" xmlns:cx1="http://schemas.microsoft.com/office/drawing/2015/9/8/chartex" xmlns:cx2="http://schemas.microsoft.com/office/drawing/2015/10/21/chartex" xmlns:cx3="http://schemas.microsoft.com/office/drawing/2016/5/9/chartex" xmlns:cx4="http://schemas.microsoft.com/office/drawing/2016/5/10/chartex" xmlns:cx5="http://schemas.microsoft.com/office/drawing/2016/5/11/chartex" xmlns:cx6="http://schemas.microsoft.com/office/drawing/2016/5/12/chartex" xmlns:cx7="http://schemas.microsoft.com/office/drawing/2016/5/13/chartex" xmlns:cx8="http://schemas.microsoft.com/office/drawing/2016/5/14/chartex" xmlns:mc="http://schemas.openxmlformats.org/markup-compatibility/2006" xmlns:aink="http://schemas.microsoft.com/office/drawing/2016/ink" xmlns:am3d="http://schemas.microsoft.com/office/drawing/2017/model3d" xmlns:o="urn:schemas-microsoft-com:office:office" xmlns:r="http://schemas.openxmlformats.org/officeDocument/2006/relationships" xmlns:m="http://schemas.openxmlformats.org/officeDocument/2006/math" xmlns:v="urn:schemas-microsoft-com:vml" xmlns:wp14="http://schemas.microsoft.com/office/word/2010/wordprocessingDrawing" xmlns:wp="http://schemas.openxmlformats.org/drawingml/2006/wordprocessingDrawing" xmlns:w10="urn:schemas-microsoft-com:office:word" xmlns:w="http://schemas.openxmlformats.org/wordprocessingml/2006/main" xmlns:w14="http://schemas.microsoft.com/office/word/2010/wordml" xmlns:w15="http://schemas.microsoft.com/office/word/2012/wordml" xmlns:w16cex="http://schemas.microsoft.com/office/word/2018/wordml/cex" xmlns:w16cid="http://schemas.microsoft.com/office/word/2016/wordml/cid" xmlns:w16="http://schemas.microsoft.com/office/word/2018/wordml" xmlns:w16sdtdh="http://schemas.microsoft.com/office/word/2020/wordml/sdtdatahash" xmlns:w16se="http://schemas.microsoft.com/office/word/2015/wordml/symex" xmlns:wpg="http://schemas.microsoft.com/office/word/2010/wordprocessingGroup" xmlns:wpi="http://schemas.microsoft.com/office/word/2010/wordprocessingInk" xmlns:wne="http://schemas.microsoft.com/office/word/2006/wordml" xmlns:wps="http://schemas.microsoft.com/office/word/2010/wordprocessingShape" mc:Ignorable="w14 w15 w16se w16cid w16 w16cex w16sdtdh wp14">
   <w:footnote w:type="separator" w:id="-1">
     <w:p>
       <w:pPr>
@@ -24074,7 +24323,7 @@
 </file>
 
 <file path=word/numbering.xml><?xml version="1.0" encoding="utf-8"?>
-<w:numbering xmlns:wpc="http://schemas.microsoft.com/office/word/2010/wordprocessingCanvas" xmlns:cx="http://schemas.microsoft.com/office/drawing/2014/chartex" xmlns:cx1="http://schemas.microsoft.com/office/drawing/2015/9/8/chartex" xmlns:cx2="http://schemas.microsoft.com/office/drawing/2015/10/21/chartex" xmlns:cx3="http://schemas.microsoft.com/office/drawing/2016/5/9/chartex" xmlns:cx4="http://schemas.microsoft.com/office/drawing/2016/5/10/chartex" xmlns:cx5="http://schemas.microsoft.com/office/drawing/2016/5/11/chartex" xmlns:cx6="http://schemas.microsoft.com/office/drawing/2016/5/12/chartex" xmlns:cx7="http://schemas.microsoft.com/office/drawing/2016/5/13/chartex" xmlns:cx8="http://schemas.microsoft.com/office/drawing/2016/5/14/chartex" xmlns:mc="http://schemas.openxmlformats.org/markup-compatibility/2006" xmlns:aink="http://schemas.microsoft.com/office/drawing/2016/ink" xmlns:am3d="http://schemas.microsoft.com/office/drawing/2017/model3d" xmlns:o="urn:schemas-microsoft-com:office:office" xmlns:oel="http://schemas.microsoft.com/office/2019/extlst" xmlns:r="http://schemas.openxmlformats.org/officeDocument/2006/relationships" xmlns:m="http://schemas.openxmlformats.org/officeDocument/2006/math" xmlns:v="urn:schemas-microsoft-com:vml" xmlns:wp14="http://schemas.microsoft.com/office/word/2010/wordprocessingDrawing" xmlns:wp="http://schemas.openxmlformats.org/drawingml/2006/wordprocessingDrawing" xmlns:w10="urn:schemas-microsoft-com:office:word" xmlns:w="http://schemas.openxmlformats.org/wordprocessingml/2006/main" xmlns:w14="http://schemas.microsoft.com/office/word/2010/wordml" xmlns:w15="http://schemas.microsoft.com/office/word/2012/wordml" xmlns:w16cex="http://schemas.microsoft.com/office/word/2018/wordml/cex" xmlns:w16cid="http://schemas.microsoft.com/office/word/2016/wordml/cid" xmlns:w16="http://schemas.microsoft.com/office/word/2018/wordml" xmlns:w16du="http://schemas.microsoft.com/office/word/2023/wordml/word16du" xmlns:w16sdtdh="http://schemas.microsoft.com/office/word/2020/wordml/sdtdatahash" xmlns:w16sdtfl="http://schemas.microsoft.com/office/word/2024/wordml/sdtformatlock" xmlns:w16se="http://schemas.microsoft.com/office/word/2015/wordml/symex" xmlns:wpg="http://schemas.microsoft.com/office/word/2010/wordprocessingGroup" xmlns:wpi="http://schemas.microsoft.com/office/word/2010/wordprocessingInk" xmlns:wne="http://schemas.microsoft.com/office/word/2006/wordml" xmlns:wps="http://schemas.microsoft.com/office/word/2010/wordprocessingShape" mc:Ignorable="w14 w15 w16se w16cid w16 w16cex w16sdtdh w16sdtfl w16du wp14">
+<w:numbering xmlns:wpc="http://schemas.microsoft.com/office/word/2010/wordprocessingCanvas" xmlns:cx="http://schemas.microsoft.com/office/drawing/2014/chartex" xmlns:cx1="http://schemas.microsoft.com/office/drawing/2015/9/8/chartex" xmlns:cx2="http://schemas.microsoft.com/office/drawing/2015/10/21/chartex" xmlns:cx3="http://schemas.microsoft.com/office/drawing/2016/5/9/chartex" xmlns:cx4="http://schemas.microsoft.com/office/drawing/2016/5/10/chartex" xmlns:cx5="http://schemas.microsoft.com/office/drawing/2016/5/11/chartex" xmlns:cx6="http://schemas.microsoft.com/office/drawing/2016/5/12/chartex" xmlns:cx7="http://schemas.microsoft.com/office/drawing/2016/5/13/chartex" xmlns:cx8="http://schemas.microsoft.com/office/drawing/2016/5/14/chartex" xmlns:mc="http://schemas.openxmlformats.org/markup-compatibility/2006" xmlns:aink="http://schemas.microsoft.com/office/drawing/2016/ink" xmlns:am3d="http://schemas.microsoft.com/office/drawing/2017/model3d" xmlns:o="urn:schemas-microsoft-com:office:office" xmlns:r="http://schemas.openxmlformats.org/officeDocument/2006/relationships" xmlns:m="http://schemas.openxmlformats.org/officeDocument/2006/math" xmlns:v="urn:schemas-microsoft-com:vml" xmlns:wp14="http://schemas.microsoft.com/office/word/2010/wordprocessingDrawing" xmlns:wp="http://schemas.openxmlformats.org/drawingml/2006/wordprocessingDrawing" xmlns:w10="urn:schemas-microsoft-com:office:word" xmlns:w="http://schemas.openxmlformats.org/wordprocessingml/2006/main" xmlns:w14="http://schemas.microsoft.com/office/word/2010/wordml" xmlns:w15="http://schemas.microsoft.com/office/word/2012/wordml" xmlns:w16cex="http://schemas.microsoft.com/office/word/2018/wordml/cex" xmlns:w16cid="http://schemas.microsoft.com/office/word/2016/wordml/cid" xmlns:w16="http://schemas.microsoft.com/office/word/2018/wordml" xmlns:w16sdtdh="http://schemas.microsoft.com/office/word/2020/wordml/sdtdatahash" xmlns:w16se="http://schemas.microsoft.com/office/word/2015/wordml/symex" xmlns:wpg="http://schemas.microsoft.com/office/word/2010/wordprocessingGroup" xmlns:wpi="http://schemas.microsoft.com/office/word/2010/wordprocessingInk" xmlns:wne="http://schemas.microsoft.com/office/word/2006/wordml" xmlns:wps="http://schemas.microsoft.com/office/word/2010/wordprocessingShape" mc:Ignorable="w14 w15 w16se w16cid w16 w16cex w16sdtdh wp14">
   <w:abstractNum w:abstractNumId="0" w15:restartNumberingAfterBreak="0">
     <w:nsid w:val="FFFFFF7C"/>
     <w:multiLevelType w:val="singleLevel"/>
@@ -24246,38 +24495,38 @@
       </w:rPr>
     </w:lvl>
   </w:abstractNum>
-  <w:num w:numId="1" w16cid:durableId="1677149013">
+  <w:num w:numId="1">
     <w:abstractNumId w:val="8"/>
   </w:num>
-  <w:num w:numId="2" w16cid:durableId="790056295">
+  <w:num w:numId="2">
     <w:abstractNumId w:val="6"/>
   </w:num>
-  <w:num w:numId="3" w16cid:durableId="1127700426">
+  <w:num w:numId="3">
     <w:abstractNumId w:val="5"/>
   </w:num>
-  <w:num w:numId="4" w16cid:durableId="207382614">
+  <w:num w:numId="4">
     <w:abstractNumId w:val="4"/>
   </w:num>
-  <w:num w:numId="5" w16cid:durableId="340402036">
+  <w:num w:numId="5">
     <w:abstractNumId w:val="7"/>
   </w:num>
-  <w:num w:numId="6" w16cid:durableId="2050178866">
+  <w:num w:numId="6">
     <w:abstractNumId w:val="3"/>
   </w:num>
-  <w:num w:numId="7" w16cid:durableId="1629357793">
+  <w:num w:numId="7">
     <w:abstractNumId w:val="2"/>
   </w:num>
-  <w:num w:numId="8" w16cid:durableId="1088964527">
+  <w:num w:numId="8">
     <w:abstractNumId w:val="1"/>
   </w:num>
-  <w:num w:numId="9" w16cid:durableId="1985306437">
+  <w:num w:numId="9">
     <w:abstractNumId w:val="0"/>
   </w:num>
 </w:numbering>
 </file>
 
 <file path=word/styles.xml><?xml version="1.0" encoding="utf-8"?>
-<w:styles xmlns:mc="http://schemas.openxmlformats.org/markup-compatibility/2006" xmlns:r="http://schemas.openxmlformats.org/officeDocument/2006/relationships" xmlns:w="http://schemas.openxmlformats.org/wordprocessingml/2006/main" xmlns:w14="http://schemas.microsoft.com/office/word/2010/wordml" xmlns:w15="http://schemas.microsoft.com/office/word/2012/wordml" xmlns:w16cex="http://schemas.microsoft.com/office/word/2018/wordml/cex" xmlns:w16cid="http://schemas.microsoft.com/office/word/2016/wordml/cid" xmlns:w16="http://schemas.microsoft.com/office/word/2018/wordml" xmlns:w16du="http://schemas.microsoft.com/office/word/2023/wordml/word16du" xmlns:w16sdtdh="http://schemas.microsoft.com/office/word/2020/wordml/sdtdatahash" xmlns:w16sdtfl="http://schemas.microsoft.com/office/word/2024/wordml/sdtformatlock" xmlns:w16se="http://schemas.microsoft.com/office/word/2015/wordml/symex" mc:Ignorable="w14 w15 w16se w16cid w16 w16cex w16sdtdh w16sdtfl w16du">
+<w:styles xmlns:mc="http://schemas.openxmlformats.org/markup-compatibility/2006" xmlns:r="http://schemas.openxmlformats.org/officeDocument/2006/relationships" xmlns:w="http://schemas.openxmlformats.org/wordprocessingml/2006/main" xmlns:w14="http://schemas.microsoft.com/office/word/2010/wordml" xmlns:w15="http://schemas.microsoft.com/office/word/2012/wordml" xmlns:w16cex="http://schemas.microsoft.com/office/word/2018/wordml/cex" xmlns:w16cid="http://schemas.microsoft.com/office/word/2016/wordml/cid" xmlns:w16="http://schemas.microsoft.com/office/word/2018/wordml" xmlns:w16sdtdh="http://schemas.microsoft.com/office/word/2020/wordml/sdtdatahash" xmlns:w16se="http://schemas.microsoft.com/office/word/2015/wordml/symex" mc:Ignorable="w14 w15 w16se w16cid w16 w16cex w16sdtdh">
   <w:docDefaults>
     <w:rPrDefault>
       <w:rPr>
